--- a/Regen_Oil_Offer_Template.docx
+++ b/Regen_Oil_Offer_Template.docx
@@ -641,6 +641,65 @@
           <w:rFonts w:ascii="Calibri" w:cs="Calibri" w:eastAsia="Calibri" w:hAnsi="Calibri"/>
         </w:rPr>
         <w:t>We are pleased to enclose herewith our most competitive and comprehensive offer for the same for your kind perusal.</w:t>
+      </w:r>
+    </w:p>
+    <w:p>
+      <w:pPr>
+        <w:spacing w:after="60" w:before="0" w:line="240" w:lineRule="auto"/>
+        <w:jc w:val="left"/>
+      </w:pPr>
+      <w:r>
+        <w:t>The offer broadly comprises the following:</w:t>
+      </w:r>
+    </w:p>
+    <w:p>
+      <w:pPr>
+        <w:spacing w:after="20" w:before="0" w:line="240" w:lineRule="auto"/>
+        <w:ind w:left="504"/>
+        <w:jc w:val="left"/>
+      </w:pPr>
+      <w:r>
+        <w:t>1. Regenerative Burners</w:t>
+      </w:r>
+    </w:p>
+    <w:p>
+      <w:pPr>
+        <w:spacing w:after="20" w:before="0" w:line="240" w:lineRule="auto"/>
+        <w:ind w:left="504"/>
+        <w:jc w:val="left"/>
+      </w:pPr>
+      <w:r>
+        <w:t>2. Temperature Control</w:t>
+      </w:r>
+    </w:p>
+    <w:p>
+      <w:pPr>
+        <w:spacing w:after="20" w:before="0" w:line="240" w:lineRule="auto"/>
+        <w:ind w:left="504"/>
+        <w:jc w:val="left"/>
+      </w:pPr>
+      <w:r>
+        <w:t>3. Blower for Combustion Air</w:t>
+      </w:r>
+    </w:p>
+    <w:p>
+      <w:pPr>
+        <w:spacing w:after="20" w:before="0" w:line="240" w:lineRule="auto"/>
+        <w:ind w:left="504"/>
+        <w:jc w:val="left"/>
+      </w:pPr>
+      <w:r>
+        <w:t>4. ID Fan for Suction of Flue Gas</w:t>
+      </w:r>
+    </w:p>
+    <w:p>
+      <w:pPr>
+        <w:spacing w:after="20" w:before="0" w:line="240" w:lineRule="auto"/>
+        <w:ind w:left="504"/>
+        <w:jc w:val="left"/>
+      </w:pPr>
+      <w:r>
+        <w:t>5. Panel with PLC &amp; HMI</w:t>
       </w:r>
     </w:p>
     <w:p>

--- a/Regen_Oil_Offer_Template.docx
+++ b/Regen_Oil_Offer_Template.docx
@@ -641,65 +641,6 @@
           <w:rFonts w:ascii="Calibri" w:cs="Calibri" w:eastAsia="Calibri" w:hAnsi="Calibri"/>
         </w:rPr>
         <w:t>We are pleased to enclose herewith our most competitive and comprehensive offer for the same for your kind perusal.</w:t>
-      </w:r>
-    </w:p>
-    <w:p>
-      <w:pPr>
-        <w:spacing w:after="60" w:before="0" w:line="240" w:lineRule="auto"/>
-        <w:jc w:val="left"/>
-      </w:pPr>
-      <w:r>
-        <w:t>The offer broadly comprises the following:</w:t>
-      </w:r>
-    </w:p>
-    <w:p>
-      <w:pPr>
-        <w:spacing w:after="20" w:before="0" w:line="240" w:lineRule="auto"/>
-        <w:ind w:left="504"/>
-        <w:jc w:val="left"/>
-      </w:pPr>
-      <w:r>
-        <w:t>1. Regenerative Burners</w:t>
-      </w:r>
-    </w:p>
-    <w:p>
-      <w:pPr>
-        <w:spacing w:after="20" w:before="0" w:line="240" w:lineRule="auto"/>
-        <w:ind w:left="504"/>
-        <w:jc w:val="left"/>
-      </w:pPr>
-      <w:r>
-        <w:t>2. Temperature Control</w:t>
-      </w:r>
-    </w:p>
-    <w:p>
-      <w:pPr>
-        <w:spacing w:after="20" w:before="0" w:line="240" w:lineRule="auto"/>
-        <w:ind w:left="504"/>
-        <w:jc w:val="left"/>
-      </w:pPr>
-      <w:r>
-        <w:t>3. Blower for Combustion Air</w:t>
-      </w:r>
-    </w:p>
-    <w:p>
-      <w:pPr>
-        <w:spacing w:after="20" w:before="0" w:line="240" w:lineRule="auto"/>
-        <w:ind w:left="504"/>
-        <w:jc w:val="left"/>
-      </w:pPr>
-      <w:r>
-        <w:t>4. ID Fan for Suction of Flue Gas</w:t>
-      </w:r>
-    </w:p>
-    <w:p>
-      <w:pPr>
-        <w:spacing w:after="20" w:before="0" w:line="240" w:lineRule="auto"/>
-        <w:ind w:left="504"/>
-        <w:jc w:val="left"/>
-      </w:pPr>
-      <w:r>
-        <w:t>5. Panel with PLC &amp; HMI</w:t>
       </w:r>
     </w:p>
     <w:p>

--- a/Regen_Oil_Offer_Template.docx
+++ b/Regen_Oil_Offer_Template.docx
@@ -3287,19 +3287,17 @@
         <w:rPr>
           <w:rFonts w:ascii="Calibri" w:hAnsi="Calibri" w:cs="Calibri"/>
         </w:rPr>
-        <w:t>PLC</w:t>
-      </w:r>
-      <w:r>
-        <w:rPr>
-          <w:rFonts w:ascii="Calibri" w:hAnsi="Calibri" w:cs="Calibri"/>
-        </w:rPr>
-        <w:t xml:space="preserve"> S</w:t>
-      </w:r>
-      <w:r>
-        <w:rPr>
-          <w:rFonts w:ascii="Calibri" w:hAnsi="Calibri" w:cs="Calibri"/>
-        </w:rPr>
-        <w:t xml:space="preserve">7 – 1200 </w:t>
+        <w:t xml:space="preserve">PLC S7-1200/1500 </w:t>
+      </w:r>
+      <w:r>
+        <w:rPr>
+          <w:rFonts w:ascii="Calibri" w:hAnsi="Calibri" w:cs="Calibri"/>
+        </w:rPr>
+      </w:r>
+      <w:r>
+        <w:rPr>
+          <w:rFonts w:ascii="Calibri" w:hAnsi="Calibri" w:cs="Calibri"/>
+        </w:rPr>
       </w:r>
     </w:p>
     <w:p>
@@ -3882,7 +3880,7 @@
         <w:rPr>
           <w:rFonts w:ascii="Calibri" w:hAnsi="Calibri" w:cs="Calibri"/>
         </w:rPr>
-        <w:t>PLC S7 – 1200</w:t>
+        <w:t>PLC S7-1200/1500</w:t>
       </w:r>
       <w:r>
         <w:rPr>

--- a/Regen_Oil_Offer_Template.docx
+++ b/Regen_Oil_Offer_Template.docx
@@ -824,9 +824,6 @@
           <w:bCs/>
           <w:spacing w:val="-2"/>
         </w:rPr>
-        <w:pBdr>
-          <w:bottom w:val="single" w:color="E87722" w:sz="12" w:space="4"/>
-        </w:pBdr>
       </w:pPr>
       <w:r>
         <w:rPr>
@@ -874,9 +871,6 @@
         <w:rPr>
           <w:rFonts w:ascii="Times New Roman" w:hAnsi="Times New Roman" w:cs="Times New Roman"/>
         </w:rPr>
-        <w:pBdr>
-          <w:bottom w:val="single" w:color="E87722" w:sz="12" w:space="4"/>
-        </w:pBdr>
       </w:pPr>
       <w:r>
         <w:rPr>
@@ -916,9 +910,6 @@
           <w:b/>
           <w:u w:val="single"/>
         </w:rPr>
-        <w:pBdr>
-          <w:bottom w:val="single" w:color="E87722" w:sz="12" w:space="4"/>
-        </w:pBdr>
       </w:pPr>
       <w:r>
         <w:rPr>
@@ -1193,9 +1184,6 @@
           <w:b/>
           <w:u w:val="single"/>
         </w:rPr>
-        <w:pBdr>
-          <w:bottom w:val="single" w:color="E87722" w:sz="12" w:space="4"/>
-        </w:pBdr>
       </w:pPr>
       <w:r>
         <w:rPr>
@@ -2426,9 +2414,6 @@
           <w:bCs/>
           <w:u w:val="single"/>
         </w:rPr>
-        <w:pBdr>
-          <w:bottom w:val="single" w:color="E87722" w:sz="12" w:space="4"/>
-        </w:pBdr>
       </w:pPr>
       <w:r>
         <w:rPr>
@@ -2668,9 +2653,6 @@
           <w:b/>
           <w:u w:val="single"/>
         </w:rPr>
-        <w:pBdr>
-          <w:bottom w:val="single" w:color="E87722" w:sz="12" w:space="4"/>
-        </w:pBdr>
       </w:pPr>
       <w:r>
         <w:rPr>
@@ -2880,9 +2862,6 @@
           <w:b/>
           <w:u w:val="single"/>
         </w:rPr>
-        <w:pBdr>
-          <w:bottom w:val="single" w:color="E87722" w:sz="12" w:space="4"/>
-        </w:pBdr>
       </w:pPr>
       <w:r>
         <w:rPr>
@@ -3019,9 +2998,6 @@
           <w:b/>
           <w:u w:val="single"/>
         </w:rPr>
-        <w:pBdr>
-          <w:bottom w:val="single" w:color="E87722" w:sz="12" w:space="4"/>
-        </w:pBdr>
       </w:pPr>
       <w:r>
         <w:rPr>
@@ -3157,9 +3133,6 @@
           <w:b/>
           <w:u w:val="single"/>
         </w:rPr>
-        <w:pBdr>
-          <w:bottom w:val="single" w:color="E87722" w:sz="12" w:space="4"/>
-        </w:pBdr>
       </w:pPr>
       <w:r>
         <w:rPr>
@@ -3540,9 +3513,6 @@
           <w:b/>
           <w:u w:val="single"/>
         </w:rPr>
-        <w:pBdr>
-          <w:bottom w:val="single" w:color="E87722" w:sz="12" w:space="4"/>
-        </w:pBdr>
       </w:pPr>
       <w:r>
         <w:rPr>
@@ -3841,9 +3811,6 @@
           <w:color w:val="000000"/>
           <w:u w:val="single"/>
         </w:rPr>
-        <w:pBdr>
-          <w:bottom w:val="single" w:color="E87722" w:sz="12" w:space="4"/>
-        </w:pBdr>
       </w:pPr>
       <w:r>
         <w:rPr>
@@ -3962,9 +3929,6 @@
           <w:color w:val="000000"/>
           <w:u w:val="single"/>
         </w:rPr>
-        <w:pBdr>
-          <w:bottom w:val="single" w:color="E87722" w:sz="12" w:space="4"/>
-        </w:pBdr>
       </w:pPr>
       <w:r>
         <w:rPr>
@@ -4370,9 +4334,6 @@
           <w:bCs/>
           <w:u w:val="single"/>
         </w:rPr>
-        <w:pBdr>
-          <w:bottom w:val="single" w:color="E87722" w:sz="12" w:space="4"/>
-        </w:pBdr>
       </w:pPr>
       <w:r>
         <w:rPr>
@@ -4395,9 +4356,6 @@
           <w:szCs w:val="24"/>
           <w:u w:val="single"/>
         </w:rPr>
-        <w:pBdr>
-          <w:bottom w:val="single" w:color="E87722" w:sz="12" w:space="4"/>
-        </w:pBdr>
       </w:pPr>
       <w:r>
         <w:rPr>
@@ -9692,9 +9650,6 @@
           <w:bCs/>
           <w:u w:val="single"/>
         </w:rPr>
-        <w:pBdr>
-          <w:bottom w:val="single" w:color="E87722" w:sz="12" w:space="4"/>
-        </w:pBdr>
       </w:pPr>
       <w:r>
         <w:rPr>
@@ -12119,9 +12074,6 @@
           <w:sz w:val="24"/>
           <w:szCs w:val="24"/>
         </w:rPr>
-        <w:pBdr>
-          <w:bottom w:val="single" w:color="E87722" w:sz="12" w:space="4"/>
-        </w:pBdr>
       </w:pPr>
       <w:r>
         <w:rPr>
@@ -12174,9 +12126,6 @@
           <w:u w:val="single"/>
           <w:lang w:val="en-GB"/>
         </w:rPr>
-        <w:pBdr>
-          <w:bottom w:val="single" w:color="E87722" w:sz="12" w:space="4"/>
-        </w:pBdr>
       </w:pPr>
       <w:r>
         <w:rPr>
@@ -12812,9 +12761,6 @@
           <w:bCs/>
           <w:u w:val="single"/>
         </w:rPr>
-        <w:pBdr>
-          <w:bottom w:val="single" w:color="E87722" w:sz="12" w:space="4"/>
-        </w:pBdr>
       </w:pPr>
       <w:r>
         <w:rPr>
@@ -12911,9 +12857,6 @@
         <w:ind/>
         <w:contextualSpacing w:val="0"/>
         <w:jc w:val="left"/>
-        <w:pBdr>
-          <w:bottom w:val="single" w:color="E87722" w:sz="12" w:space="4"/>
-        </w:pBdr>
       </w:pPr>
       <w:r>
         <w:rPr>
@@ -13793,7 +13736,7 @@
       <w:tblBorders>
         <w:top w:val="none" w:color="FFFFFF" w:sz="0"/>
         <w:left w:val="none" w:color="FFFFFF" w:sz="0"/>
-        <w:bottom w:val="single" w:color="E87722" w:sz="12"/>
+        <w:bottom w:val="single" w:color="auto" w:sz="12"/>
         <w:right w:val="none" w:color="FFFFFF" w:sz="0"/>
         <w:insideH w:val="none" w:color="FFFFFF" w:sz="0"/>
         <w:insideV w:val="none" w:color="FFFFFF" w:sz="0"/>

--- a/Regen_Oil_Offer_Template.docx
+++ b/Regen_Oil_Offer_Template.docx
@@ -2199,10 +2199,10 @@
           <w:right w:val="single" w:sz="8" w:space="0" w:color="9DC3E6"/>
         </w:tblBorders>
         <w:tblCellMar>
-          <w:top w:w="100" w:type="dxa"/>
-          <w:bottom w:w="100" w:type="dxa"/>
-          <w:left w:w="140" w:type="dxa"/>
-          <w:right w:w="140" w:type="dxa"/>
+          <w:top w:w="200" w:type="dxa"/>
+          <w:bottom w:w="200" w:type="dxa"/>
+          <w:left w:w="280" w:type="dxa"/>
+          <w:right w:w="280" w:type="dxa"/>
         </w:tblCellMar>
       </w:tblPr>
       <w:tblGrid>

--- a/Regen_Oil_Offer_Template.docx
+++ b/Regen_Oil_Offer_Template.docx
@@ -2186,225 +2186,194 @@
         <w:t>lameless nozzle is not included)</w:t>
       </w:r>
     </w:p>
-    <w:tbl>
-      <w:tblPr>
-        <w:tblW w:type="auto" w:w="0"/>
-        <w:jc w:val="center"/>
-        <w:tblLook w:firstColumn="1" w:firstRow="1" w:lastColumn="0" w:lastRow="0" w:noHBand="0" w:noVBand="1" w:val="04A0"/>
-        <w:tblW w:w="5000" w:type="pct"/>
-        <w:tblBorders>
-          <w:top w:val="single" w:sz="8" w:space="0" w:color="9DC3E6"/>
-          <w:left w:val="single" w:sz="8" w:space="0" w:color="9DC3E6"/>
-          <w:bottom w:val="single" w:sz="8" w:space="0" w:color="9DC3E6"/>
-          <w:right w:val="single" w:sz="8" w:space="0" w:color="9DC3E6"/>
-        </w:tblBorders>
-        <w:tblCellMar>
-          <w:top w:w="200" w:type="dxa"/>
-          <w:bottom w:w="200" w:type="dxa"/>
-          <w:left w:w="280" w:type="dxa"/>
-          <w:right w:w="280" w:type="dxa"/>
-        </w:tblCellMar>
-      </w:tblPr>
-      <w:tblGrid>
-        <w:gridCol w:w="9740"/>
-      </w:tblGrid>
-      <w:tr>
-        <w:tc>
-          <w:tcPr>
-            <w:tcW w:type="dxa" w:w="9740"/>
-            <w:shd w:val="clear" w:color="auto" w:fill="DDEBF7"/>
-          </w:tcPr>
-          <w:p>
-            <w:pPr>
-              <w:rPr>
-                <w:b/>
-                <w:u w:val="single"/>
-              </w:rPr>
-            </w:pPr>
-            <w:r>
-              <w:rPr>
-                <w:rFonts w:ascii="Calibri" w:hAnsi="Calibri" w:cs="Calibri"/>
-                <w:b/>
-              </w:rPr>
-              <w:t>ENCON REGENERATIVE {{ fuel_word }} BURNERS – {{ burner_count }}</w:t>
-            </w:r>
-            <w:r>
-              <w:rPr>
-                <w:b/>
-              </w:rPr>
-            </w:r>
-            <w:r>
-              <w:rPr>
-                <w:b/>
-              </w:rPr>
-            </w:r>
-            <w:r>
-              <w:rPr>
-                <w:b/>
-              </w:rPr>
-            </w:r>
-            <w:r>
-              <w:rPr>
-                <w:b/>
-              </w:rPr>
-            </w:r>
-            <w:r>
-              <w:rPr>
-                <w:b/>
-              </w:rPr>
-            </w:r>
-          </w:p>
-          <w:p>
-            <w:pPr>
-              <w:pStyle w:val="NoSpacing"/>
-              <w:widowControl w:val="0"/>
-              <w:spacing w:after="120" w:line="276" w:lineRule="auto"/>
-              <w:jc w:val="both"/>
-              <w:rPr>
-                <w:rFonts w:ascii="Times New Roman" w:hAnsi="Times New Roman" w:cs="Times New Roman"/>
-                <w:sz w:val="24"/>
-                <w:szCs w:val="24"/>
-              </w:rPr>
-            </w:pPr>
-            <w:r>
-              <w:rPr>
-                <w:rFonts w:ascii="Calibri" w:hAnsi="Calibri" w:cs="Calibri"/>
-                <w:sz w:val="24"/>
-                <w:szCs w:val="24"/>
-              </w:rPr>
-              <w:t>We shall supply {{ qty_words }} of ENCON Regen Burners of {{ kw }} kW capacity; the fuel used in these burners will be {{ fuel_name }}.</w:t>
-            </w:r>
-            <w:r>
-              <w:rPr>
-                <w:rFonts w:ascii="Times New Roman" w:hAnsi="Times New Roman" w:cs="Times New Roman"/>
-                <w:sz w:val="24"/>
-                <w:szCs w:val="24"/>
-              </w:rPr>
-            </w:r>
-            <w:r>
-              <w:rPr>
-                <w:rFonts w:ascii="Times New Roman" w:hAnsi="Times New Roman" w:cs="Times New Roman"/>
-                <w:sz w:val="24"/>
-                <w:szCs w:val="24"/>
-              </w:rPr>
-            </w:r>
-            <w:r>
-              <w:rPr>
-                <w:rFonts w:ascii="Times New Roman" w:hAnsi="Times New Roman" w:cs="Times New Roman"/>
-                <w:sz w:val="24"/>
-                <w:szCs w:val="24"/>
-              </w:rPr>
-            </w:r>
-            <w:r>
-              <w:rPr>
-                <w:rFonts w:ascii="Times New Roman" w:hAnsi="Times New Roman" w:cs="Times New Roman"/>
-                <w:sz w:val="24"/>
-                <w:szCs w:val="24"/>
-              </w:rPr>
-            </w:r>
-            <w:r>
-              <w:rPr>
-                <w:rFonts w:ascii="Times New Roman" w:hAnsi="Times New Roman" w:cs="Times New Roman"/>
-                <w:sz w:val="24"/>
-                <w:szCs w:val="24"/>
-              </w:rPr>
-            </w:r>
-            <w:r>
-              <w:rPr>
-                <w:rFonts w:ascii="Times New Roman" w:hAnsi="Times New Roman" w:cs="Times New Roman"/>
-                <w:sz w:val="24"/>
-                <w:szCs w:val="24"/>
-              </w:rPr>
-            </w:r>
-            <w:r>
-              <w:rPr>
-                <w:rFonts w:ascii="Times New Roman" w:hAnsi="Times New Roman" w:cs="Times New Roman"/>
-                <w:sz w:val="24"/>
-                <w:szCs w:val="24"/>
-              </w:rPr>
-            </w:r>
-            <w:r>
-              <w:rPr>
-                <w:rFonts w:ascii="Times New Roman" w:hAnsi="Times New Roman" w:cs="Times New Roman"/>
-                <w:sz w:val="24"/>
-                <w:szCs w:val="24"/>
-              </w:rPr>
-            </w:r>
-            <w:r>
-              <w:rPr>
-                <w:rFonts w:ascii="Times New Roman" w:hAnsi="Times New Roman" w:cs="Times New Roman"/>
-                <w:sz w:val="24"/>
-                <w:szCs w:val="24"/>
-              </w:rPr>
-            </w:r>
-            <w:r>
-              <w:rPr>
-                <w:rFonts w:ascii="Calibri" w:hAnsi="Calibri" w:cs="Calibri"/>
-                <w:sz w:val="24"/>
-                <w:szCs w:val="24"/>
-              </w:rPr>
-              <w:t xml:space="preserve"> Each </w:t>
-            </w:r>
-            <w:r>
-              <w:rPr>
-                <w:rFonts w:ascii="Calibri" w:hAnsi="Calibri" w:cs="Calibri"/>
-                <w:sz w:val="24"/>
-                <w:szCs w:val="24"/>
-              </w:rPr>
-              <w:t xml:space="preserve">regen </w:t>
-            </w:r>
-            <w:r>
-              <w:rPr>
-                <w:rFonts w:ascii="Calibri" w:hAnsi="Calibri" w:cs="Calibri"/>
-                <w:sz w:val="24"/>
-                <w:szCs w:val="24"/>
-              </w:rPr>
-              <w:t xml:space="preserve">burner is accompanied </w:t>
-            </w:r>
-            <w:r>
-              <w:rPr>
-                <w:rFonts w:ascii="Calibri" w:hAnsi="Calibri" w:cs="Calibri"/>
-                <w:sz w:val="24"/>
-                <w:szCs w:val="24"/>
-              </w:rPr>
-              <w:t>by</w:t>
-            </w:r>
-            <w:r>
-              <w:rPr>
-                <w:rFonts w:ascii="Calibri" w:hAnsi="Calibri" w:cs="Calibri"/>
-                <w:sz w:val="24"/>
-                <w:szCs w:val="24"/>
-              </w:rPr>
-              <w:t xml:space="preserve"> a</w:t>
-            </w:r>
-            <w:r>
-              <w:rPr>
-                <w:rFonts w:ascii="Calibri" w:hAnsi="Calibri" w:cs="Calibri"/>
-                <w:sz w:val="24"/>
-                <w:szCs w:val="24"/>
-              </w:rPr>
-              <w:t xml:space="preserve">n </w:t>
-            </w:r>
-            <w:r>
-              <w:rPr>
-                <w:rFonts w:ascii="Calibri" w:hAnsi="Calibri" w:cs="Calibri"/>
-                <w:sz w:val="24"/>
-                <w:szCs w:val="24"/>
-              </w:rPr>
-              <w:t>air-cooled</w:t>
-            </w:r>
-            <w:r>
-              <w:rPr>
-                <w:rFonts w:ascii="Calibri" w:hAnsi="Calibri" w:cs="Calibri"/>
-                <w:sz w:val="24"/>
-                <w:szCs w:val="24"/>
-              </w:rPr>
-              <w:t xml:space="preserve"> pilot burner and UV Sensor. </w:t>
-            </w:r>
-          </w:p>
-        </w:tc>
-      </w:tr>
-    </w:tbl>
+    <w:p>
+      <w:pPr>
+        <w:rPr>
+          <w:b/>
+          <w:u w:val="single"/>
+        </w:rPr>
+      </w:pPr>
+      <w:r>
+        <w:rPr>
+          <w:rFonts w:ascii="Calibri" w:hAnsi="Calibri" w:cs="Calibri"/>
+          <w:b/>
+        </w:rPr>
+        <w:t>ENCON REGENERATIVE {{ fuel_word }} BURNERS – {{ burner_count }}</w:t>
+      </w:r>
+      <w:r>
+        <w:rPr>
+          <w:b/>
+        </w:rPr>
+      </w:r>
+      <w:r>
+        <w:rPr>
+          <w:b/>
+        </w:rPr>
+      </w:r>
+      <w:r>
+        <w:rPr>
+          <w:b/>
+        </w:rPr>
+      </w:r>
+      <w:r>
+        <w:rPr>
+          <w:b/>
+        </w:rPr>
+      </w:r>
+      <w:r>
+        <w:rPr>
+          <w:b/>
+        </w:rPr>
+      </w:r>
+    </w:p>
+    <w:p>
+      <w:pPr>
+        <w:pStyle w:val="NoSpacing"/>
+        <w:widowControl w:val="0"/>
+        <w:spacing w:after="120" w:line="276" w:lineRule="auto"/>
+        <w:jc w:val="both"/>
+        <w:rPr>
+          <w:rFonts w:ascii="Times New Roman" w:hAnsi="Times New Roman" w:cs="Times New Roman"/>
+          <w:sz w:val="24"/>
+          <w:szCs w:val="24"/>
+        </w:rPr>
+      </w:pPr>
+      <w:r>
+        <w:rPr>
+          <w:rFonts w:ascii="Calibri" w:hAnsi="Calibri" w:cs="Calibri"/>
+          <w:sz w:val="24"/>
+          <w:szCs w:val="24"/>
+        </w:rPr>
+        <w:t>We shall supply {{ qty_words }} of ENCON Regen Burners of {{ kw }} kW capacity; the fuel used in these burners will be {{ fuel_name }}.</w:t>
+      </w:r>
+      <w:r>
+        <w:rPr>
+          <w:rFonts w:ascii="Times New Roman" w:hAnsi="Times New Roman" w:cs="Times New Roman"/>
+          <w:sz w:val="24"/>
+          <w:szCs w:val="24"/>
+        </w:rPr>
+      </w:r>
+      <w:r>
+        <w:rPr>
+          <w:rFonts w:ascii="Times New Roman" w:hAnsi="Times New Roman" w:cs="Times New Roman"/>
+          <w:sz w:val="24"/>
+          <w:szCs w:val="24"/>
+        </w:rPr>
+      </w:r>
+      <w:r>
+        <w:rPr>
+          <w:rFonts w:ascii="Times New Roman" w:hAnsi="Times New Roman" w:cs="Times New Roman"/>
+          <w:sz w:val="24"/>
+          <w:szCs w:val="24"/>
+        </w:rPr>
+      </w:r>
+      <w:r>
+        <w:rPr>
+          <w:rFonts w:ascii="Times New Roman" w:hAnsi="Times New Roman" w:cs="Times New Roman"/>
+          <w:sz w:val="24"/>
+          <w:szCs w:val="24"/>
+        </w:rPr>
+      </w:r>
+      <w:r>
+        <w:rPr>
+          <w:rFonts w:ascii="Times New Roman" w:hAnsi="Times New Roman" w:cs="Times New Roman"/>
+          <w:sz w:val="24"/>
+          <w:szCs w:val="24"/>
+        </w:rPr>
+      </w:r>
+      <w:r>
+        <w:rPr>
+          <w:rFonts w:ascii="Times New Roman" w:hAnsi="Times New Roman" w:cs="Times New Roman"/>
+          <w:sz w:val="24"/>
+          <w:szCs w:val="24"/>
+        </w:rPr>
+      </w:r>
+      <w:r>
+        <w:rPr>
+          <w:rFonts w:ascii="Times New Roman" w:hAnsi="Times New Roman" w:cs="Times New Roman"/>
+          <w:sz w:val="24"/>
+          <w:szCs w:val="24"/>
+        </w:rPr>
+      </w:r>
+      <w:r>
+        <w:rPr>
+          <w:rFonts w:ascii="Times New Roman" w:hAnsi="Times New Roman" w:cs="Times New Roman"/>
+          <w:sz w:val="24"/>
+          <w:szCs w:val="24"/>
+        </w:rPr>
+      </w:r>
+      <w:r>
+        <w:rPr>
+          <w:rFonts w:ascii="Times New Roman" w:hAnsi="Times New Roman" w:cs="Times New Roman"/>
+          <w:sz w:val="24"/>
+          <w:szCs w:val="24"/>
+        </w:rPr>
+      </w:r>
+      <w:r>
+        <w:rPr>
+          <w:rFonts w:ascii="Calibri" w:hAnsi="Calibri" w:cs="Calibri"/>
+          <w:sz w:val="24"/>
+          <w:szCs w:val="24"/>
+        </w:rPr>
+        <w:t xml:space="preserve"> Each </w:t>
+      </w:r>
+      <w:r>
+        <w:rPr>
+          <w:rFonts w:ascii="Calibri" w:hAnsi="Calibri" w:cs="Calibri"/>
+          <w:sz w:val="24"/>
+          <w:szCs w:val="24"/>
+        </w:rPr>
+        <w:t xml:space="preserve">regen </w:t>
+      </w:r>
+      <w:r>
+        <w:rPr>
+          <w:rFonts w:ascii="Calibri" w:hAnsi="Calibri" w:cs="Calibri"/>
+          <w:sz w:val="24"/>
+          <w:szCs w:val="24"/>
+        </w:rPr>
+        <w:t xml:space="preserve">burner is accompanied </w:t>
+      </w:r>
+      <w:r>
+        <w:rPr>
+          <w:rFonts w:ascii="Calibri" w:hAnsi="Calibri" w:cs="Calibri"/>
+          <w:sz w:val="24"/>
+          <w:szCs w:val="24"/>
+        </w:rPr>
+        <w:t>by</w:t>
+      </w:r>
+      <w:r>
+        <w:rPr>
+          <w:rFonts w:ascii="Calibri" w:hAnsi="Calibri" w:cs="Calibri"/>
+          <w:sz w:val="24"/>
+          <w:szCs w:val="24"/>
+        </w:rPr>
+        <w:t xml:space="preserve"> a</w:t>
+      </w:r>
+      <w:r>
+        <w:rPr>
+          <w:rFonts w:ascii="Calibri" w:hAnsi="Calibri" w:cs="Calibri"/>
+          <w:sz w:val="24"/>
+          <w:szCs w:val="24"/>
+        </w:rPr>
+        <w:t xml:space="preserve">n </w:t>
+      </w:r>
+      <w:r>
+        <w:rPr>
+          <w:rFonts w:ascii="Calibri" w:hAnsi="Calibri" w:cs="Calibri"/>
+          <w:sz w:val="24"/>
+          <w:szCs w:val="24"/>
+        </w:rPr>
+        <w:t>air-cooled</w:t>
+      </w:r>
+      <w:r>
+        <w:rPr>
+          <w:rFonts w:ascii="Calibri" w:hAnsi="Calibri" w:cs="Calibri"/>
+          <w:sz w:val="24"/>
+          <w:szCs w:val="24"/>
+        </w:rPr>
+        <w:t xml:space="preserve"> pilot burner and UV Sensor. </w:t>
+      </w:r>
+    </w:p>
     <w:p>
       <w:pPr>
         <w:spacing w:before="280" w:after="80"/>

--- a/Regen_Oil_Offer_Template.docx
+++ b/Regen_Oil_Offer_Template.docx
@@ -827,27 +827,32 @@
       </w:pPr>
       <w:r>
         <w:rPr>
-          <w:b/>
-          <w:bCs/>
-        </w:rPr>
-        <w:br w:type="page"/>
-      </w:r>
-      <w:r>
-        <w:rPr>
-          <w:rFonts w:ascii="Calibri" w:hAnsi="Calibri" w:cs="Calibri"/>
+          <w:rFonts w:ascii="Calibri" w:hAnsi="Calibri"/>
           <w:b/>
           <w:bCs/>
           <w:color w:val="1F2937"/>
           <w:sz w:val="30"/>
         </w:rPr>
-        <w:t>PART</w:t>
+        <w:br w:type="page"/>
       </w:r>
       <w:r>
         <w:rPr>
           <w:rFonts w:ascii="Calibri" w:hAnsi="Calibri" w:cs="Calibri"/>
           <w:b/>
           <w:bCs/>
+          <w:color w:val="1F2937"/>
+          <w:sz w:val="30"/>
+        </w:rPr>
+        <w:t>PART</w:t>
+      </w:r>
+      <w:r>
+        <w:rPr>
+          <w:rFonts w:ascii="Calibri" w:hAnsi="Calibri" w:cs="Calibri"/>
+          <w:b/>
+          <w:bCs/>
+          <w:color w:val="1F2937"/>
           <w:spacing w:val="-2"/>
+          <w:sz w:val="30"/>
         </w:rPr>
         <w:t xml:space="preserve"> </w:t>
       </w:r>
@@ -2197,32 +2202,49 @@
         <w:rPr>
           <w:rFonts w:ascii="Calibri" w:hAnsi="Calibri" w:cs="Calibri"/>
           <w:b/>
+          <w:color w:val="1F2937"/>
+          <w:sz w:val="30"/>
         </w:rPr>
         <w:t>ENCON REGENERATIVE {{ fuel_word }} BURNERS – {{ burner_count }}</w:t>
       </w:r>
       <w:r>
         <w:rPr>
+          <w:rFonts w:ascii="Calibri" w:hAnsi="Calibri"/>
           <w:b/>
-        </w:rPr>
-      </w:r>
-      <w:r>
-        <w:rPr>
+          <w:color w:val="1F2937"/>
+          <w:sz w:val="30"/>
+        </w:rPr>
+      </w:r>
+      <w:r>
+        <w:rPr>
+          <w:rFonts w:ascii="Calibri" w:hAnsi="Calibri"/>
           <w:b/>
-        </w:rPr>
-      </w:r>
-      <w:r>
-        <w:rPr>
+          <w:color w:val="1F2937"/>
+          <w:sz w:val="30"/>
+        </w:rPr>
+      </w:r>
+      <w:r>
+        <w:rPr>
+          <w:rFonts w:ascii="Calibri" w:hAnsi="Calibri"/>
           <w:b/>
-        </w:rPr>
-      </w:r>
-      <w:r>
-        <w:rPr>
+          <w:color w:val="1F2937"/>
+          <w:sz w:val="30"/>
+        </w:rPr>
+      </w:r>
+      <w:r>
+        <w:rPr>
+          <w:rFonts w:ascii="Calibri" w:hAnsi="Calibri"/>
           <w:b/>
-        </w:rPr>
-      </w:r>
-      <w:r>
-        <w:rPr>
+          <w:color w:val="1F2937"/>
+          <w:sz w:val="30"/>
+        </w:rPr>
+      </w:r>
+      <w:r>
+        <w:rPr>
+          <w:rFonts w:ascii="Calibri" w:hAnsi="Calibri"/>
           <w:b/>
+          <w:color w:val="1F2937"/>
+          <w:sz w:val="30"/>
         </w:rPr>
       </w:r>
     </w:p>
@@ -4022,7 +4044,9 @@
       <w:r>
         <w:rPr>
           <w:rFonts w:ascii="Calibri" w:hAnsi="Calibri" w:cs="Calibri"/>
-          <w:color w:val="000000"/>
+          <w:b/>
+          <w:color w:val="1F2937"/>
+          <w:sz w:val="30"/>
         </w:rPr>
         <w:t>ELECTRICAL CONTROL PANEL</w:t>
       </w:r>
@@ -9622,9 +9646,12 @@
       </w:pPr>
       <w:r>
         <w:rPr>
+          <w:rFonts w:ascii="Calibri" w:hAnsi="Calibri"/>
           <w:b/>
           <w:bCs/>
+          <w:color w:val="1F2937"/>
           <w:spacing w:val="-3"/>
+          <w:sz w:val="30"/>
         </w:rPr>
         <w:br w:type="page"/>
       </w:r>

--- a/Regen_Oil_Offer_Template.docx
+++ b/Regen_Oil_Offer_Template.docx
@@ -439,7 +439,7 @@
     </w:p>
     <w:p>
       <w:pPr>
-        <w:spacing w:after="60" w:before="120" w:line="269" w:lineRule="auto"/>
+        <w:spacing w:after="0" w:before="0" w:line="240" w:lineRule="auto"/>
         <w:jc w:val="left"/>
       </w:pPr>
       <w:r>
@@ -451,7 +451,7 @@
     </w:p>
     <w:p>
       <w:pPr>
-        <w:spacing w:after="60" w:before="0"/>
+        <w:spacing w:after="0" w:before="0" w:line="240" w:lineRule="auto"/>
       </w:pPr>
       <w:r>
         <w:rPr>
@@ -467,7 +467,7 @@
     </w:p>
     <w:p>
       <w:pPr>
-        <w:spacing w:after="60" w:before="60" w:line="269" w:lineRule="auto"/>
+        <w:spacing w:after="0" w:before="0" w:line="240" w:lineRule="auto"/>
         <w:jc w:val="left"/>
       </w:pPr>
       <w:r>
@@ -480,7 +480,7 @@
     </w:p>
     <w:p>
       <w:pPr>
-        <w:spacing w:after="60" w:before="0" w:line="269" w:lineRule="auto"/>
+        <w:spacing w:after="0" w:before="0" w:line="240" w:lineRule="auto"/>
         <w:jc w:val="left"/>
       </w:pPr>
       <w:r>
@@ -492,7 +492,7 @@
     </w:p>
     <w:p>
       <w:pPr>
-        <w:spacing w:after="60" w:before="0" w:line="269" w:lineRule="auto"/>
+        <w:spacing w:after="0" w:before="0" w:line="240" w:lineRule="auto"/>
         <w:jc w:val="left"/>
       </w:pPr>
       <w:r>
@@ -504,7 +504,7 @@
     </w:p>
     <w:p>
       <w:pPr>
-        <w:spacing w:after="200" w:before="0" w:line="269" w:lineRule="auto"/>
+        <w:spacing w:after="0" w:before="0" w:line="240" w:lineRule="auto"/>
         <w:jc w:val="left"/>
       </w:pPr>
       <w:r>
@@ -521,6 +521,7 @@
         <w:tabs>
           <w:tab w:pos="4896" w:val="left"/>
         </w:tabs>
+        <w:spacing w:before="0" w:after="0" w:line="240" w:lineRule="auto"/>
       </w:pPr>
       <w:r>
         <w:rPr>
@@ -547,6 +548,7 @@
         <w:tabs>
           <w:tab w:pos="4896" w:val="left"/>
         </w:tabs>
+        <w:spacing w:before="0" w:after="0" w:line="240" w:lineRule="auto"/>
       </w:pPr>
       <w:r>
         <w:rPr>
@@ -570,7 +572,7 @@
     </w:p>
     <w:p>
       <w:pPr>
-        <w:spacing w:after="200" w:before="120"/>
+        <w:spacing w:after="0" w:before="0" w:line="240" w:lineRule="auto"/>
       </w:pPr>
       <w:r>
         <w:rPr>
@@ -595,7 +597,7 @@
     </w:p>
     <w:p>
       <w:pPr>
-        <w:spacing w:after="160" w:before="120" w:line="269" w:lineRule="auto"/>
+        <w:spacing w:after="0" w:before="0" w:line="240" w:lineRule="auto"/>
         <w:jc w:val="left"/>
       </w:pPr>
       <w:r>
@@ -607,7 +609,7 @@
     </w:p>
     <w:p>
       <w:pPr>
-        <w:spacing w:after="160" w:before="0" w:line="269" w:lineRule="auto"/>
+        <w:spacing w:after="0" w:before="0" w:line="240" w:lineRule="auto"/>
         <w:jc w:val="left"/>
       </w:pPr>
       <w:r>
@@ -633,7 +635,7 @@
     </w:p>
     <w:p>
       <w:pPr>
-        <w:spacing w:after="160" w:before="0" w:line="269" w:lineRule="auto"/>
+        <w:spacing w:after="0" w:before="0" w:line="240" w:lineRule="auto"/>
         <w:jc w:val="left"/>
       </w:pPr>
       <w:r>
@@ -645,7 +647,7 @@
     </w:p>
     <w:p>
       <w:pPr>
-        <w:spacing w:after="200" w:before="0" w:line="269" w:lineRule="auto"/>
+        <w:spacing w:after="0" w:before="0" w:line="240" w:lineRule="auto"/>
         <w:jc w:val="left"/>
       </w:pPr>
       <w:r>
@@ -657,7 +659,7 @@
     </w:p>
     <w:p>
       <w:pPr>
-        <w:spacing w:after="40" w:before="0" w:line="269" w:lineRule="auto"/>
+        <w:spacing w:after="0" w:before="0" w:line="240" w:lineRule="auto"/>
         <w:jc w:val="left"/>
       </w:pPr>
       <w:r>
@@ -669,7 +671,7 @@
     </w:p>
     <w:p>
       <w:pPr>
-        <w:spacing w:after="0" w:before="240"/>
+        <w:spacing w:after="0" w:before="0" w:line="240" w:lineRule="auto"/>
       </w:pPr>
       <w:r>
         <w:rPr>
@@ -685,7 +687,7 @@
     </w:p>
     <w:p>
       <w:pPr>
-        <w:spacing w:after="60" w:before="0" w:line="269" w:lineRule="auto"/>
+        <w:spacing w:after="0" w:before="0" w:line="240" w:lineRule="auto"/>
         <w:jc w:val="left"/>
       </w:pPr>
       <w:r>
@@ -697,6 +699,7 @@
     </w:p>
     <w:p>
       <w:pPr>
+        <w:spacing w:before="0" w:after="0" w:line="240" w:lineRule="auto"/>
         <w:jc w:val="left"/>
       </w:pPr>
       <w:r>
@@ -711,7 +714,7 @@
     </w:p>
     <w:p>
       <w:pPr>
-        <w:spacing w:after="0" w:before="0" w:line="269" w:lineRule="auto"/>
+        <w:spacing w:after="0" w:before="0" w:line="240" w:lineRule="auto"/>
         <w:jc w:val="left"/>
       </w:pPr>
       <w:r>
@@ -725,7 +728,7 @@
     </w:p>
     <w:p>
       <w:pPr>
-        <w:spacing w:after="200" w:before="0" w:line="269" w:lineRule="auto"/>
+        <w:spacing w:after="0" w:before="0" w:line="240" w:lineRule="auto"/>
         <w:jc w:val="left"/>
       </w:pPr>
       <w:r>
@@ -747,6 +750,7 @@
     </w:p>
     <w:p>
       <w:pPr>
+        <w:spacing w:before="0" w:after="0" w:line="240" w:lineRule="auto"/>
         <w:jc w:val="left"/>
       </w:pPr>
       <w:r>
@@ -4303,42 +4307,6 @@
     </w:tbl>
     <w:p>
       <w:pPr>
-        <w:rPr>
-          <w:b/>
-          <w:bCs/>
-          <w:color w:val="000000"/>
-          <w:u w:val="single"/>
-          <w:lang w:val="en-US" w:eastAsia="en-US" w:bidi="ar-SA"/>
-        </w:rPr>
-      </w:pPr>
-      <w:r>
-        <w:rPr>
-          <w:color w:val="000000"/>
-        </w:rPr>
-        <w:br w:type="page"/>
-      </w:r>
-    </w:p>
-    <w:p>
-      <w:pPr>
-        <w:spacing w:before="280" w:after="80"/>
-        <w:jc w:val="left"/>
-        <w:rPr>
-          <w:b/>
-          <w:bCs/>
-          <w:u w:val="single"/>
-        </w:rPr>
-      </w:pPr>
-      <w:r>
-        <w:rPr>
-          <w:b/>
-          <w:bCs/>
-          <w:spacing w:val="-3"/>
-        </w:rPr>
-        <w:br w:type="page"/>
-      </w:r>
-    </w:p>
-    <w:p>
-      <w:pPr>
         <w:pStyle w:val="NoSpacing"/>
         <w:spacing w:before="280" w:after="80"/>
         <w:rPr>
@@ -12041,77 +12009,9 @@
     </w:tbl>
     <w:p>
       <w:pPr>
-        <w:rPr>
-          <w:rFonts w:eastAsiaTheme="minorHAnsi"/>
-          <w:b/>
-          <w:bCs/>
-          <w:spacing w:val="-3"/>
-          <w:lang w:val="en-US" w:eastAsia="en-US" w:bidi="ar-SA"/>
-        </w:rPr>
-      </w:pPr>
-      <w:r>
-        <w:rPr>
-          <w:b/>
-          <w:bCs/>
-          <w:spacing w:val="-3"/>
-        </w:rPr>
-        <w:br w:type="page"/>
-      </w:r>
-    </w:p>
-    <w:p>
-      <w:pPr>
         <w:pStyle w:val="NoSpacing"/>
         <w:spacing w:before="280" w:after="80"/>
-        <w:jc w:val="center"/>
-        <w:rPr>
-          <w:rFonts w:ascii="Times New Roman" w:hAnsi="Times New Roman" w:cs="Times New Roman"/>
-          <w:b/>
-          <w:bCs/>
-          <w:sz w:val="24"/>
-          <w:szCs w:val="24"/>
-        </w:rPr>
-      </w:pPr>
-      <w:r>
-        <w:rPr>
-          <w:rFonts w:ascii="Calibri" w:hAnsi="Calibri" w:cs="Calibri"/>
-          <w:b/>
-          <w:bCs/>
-          <w:color w:val="1F2937"/>
-          <w:spacing w:val="-3"/>
-          <w:sz w:val="30"/>
-          <w:szCs w:val="24"/>
-        </w:rPr>
-        <w:t>P</w:t>
-      </w:r>
-      <w:r>
-        <w:rPr>
-          <w:rFonts w:ascii="Calibri" w:hAnsi="Calibri" w:cs="Calibri"/>
-          <w:b/>
-          <w:bCs/>
-          <w:color w:val="1F2937"/>
-          <w:spacing w:val="2"/>
-          <w:sz w:val="30"/>
-          <w:szCs w:val="24"/>
-        </w:rPr>
-        <w:t>A</w:t>
-      </w:r>
-      <w:r>
-        <w:rPr>
-          <w:rFonts w:ascii="Calibri" w:hAnsi="Calibri" w:cs="Calibri"/>
-          <w:b/>
-          <w:bCs/>
-          <w:color w:val="1F2937"/>
-          <w:sz w:val="30"/>
-          <w:szCs w:val="24"/>
-        </w:rPr>
-        <w:t xml:space="preserve">RT – B </w:t>
-      </w:r>
-    </w:p>
-    <w:p>
-      <w:pPr>
-        <w:pStyle w:val="NoSpacing"/>
-        <w:spacing w:before="280" w:after="80"/>
-        <w:jc w:val="center"/>
+        <w:jc w:val="left"/>
         <w:rPr>
           <w:rFonts w:ascii="Times New Roman" w:hAnsi="Times New Roman" w:cs="Times New Roman"/>
           <w:b/>

--- a/Regen_Oil_Offer_Template.docx
+++ b/Regen_Oil_Offer_Template.docx
@@ -2102,97 +2102,31 @@
           <w:noProof/>
           <w:lang w:val="en-US" w:eastAsia="en-US"/>
         </w:rPr>
-        <w:drawing>
-          <wp:anchor distT="0" distB="0" distL="114300" distR="114300" simplePos="0" relativeHeight="251659264" behindDoc="1" locked="0" layoutInCell="1" allowOverlap="1" wp14:anchorId="20706207" wp14:editId="41F53874">
-            <wp:simplePos x="0" y="0"/>
-            <wp:positionH relativeFrom="page">
-              <wp:align>center</wp:align>
-            </wp:positionH>
-            <wp:positionV relativeFrom="paragraph">
-              <wp:posOffset>274955</wp:posOffset>
-            </wp:positionV>
-            <wp:extent cx="7032625" cy="3810000"/>
-            <wp:effectExtent l="0" t="0" r="0" b="0"/>
-            <wp:wrapTight wrapText="bothSides">
-              <wp:wrapPolygon edited="0">
-                <wp:start x="0" y="0"/>
-                <wp:lineTo x="0" y="21492"/>
-                <wp:lineTo x="21532" y="21492"/>
-                <wp:lineTo x="21532" y="0"/>
-                <wp:lineTo x="0" y="0"/>
-              </wp:wrapPolygon>
-            </wp:wrapTight>
-            <wp:docPr id="4" name="Picture 5" descr="A close up of a device&#10;&#10;Description automatically generated"/>
-            <wp:cNvGraphicFramePr>
-              <a:graphicFrameLocks xmlns:a="http://schemas.openxmlformats.org/drawingml/2006/main" noChangeAspect="1"/>
-            </wp:cNvGraphicFramePr>
-            <a:graphic xmlns:a="http://schemas.openxmlformats.org/drawingml/2006/main">
-              <a:graphicData uri="http://schemas.openxmlformats.org/drawingml/2006/picture">
-                <pic:pic xmlns:pic="http://schemas.openxmlformats.org/drawingml/2006/picture">
-                  <pic:nvPicPr>
-                    <pic:cNvPr id="4" name="Image 07-03-20 at 3.28 PM.jpg"/>
-                    <pic:cNvPicPr/>
-                  </pic:nvPicPr>
-                  <pic:blipFill>
-                    <a:blip r:embed="rId19">
-                      <a:extLst>
-                        <a:ext uri="{28A0092B-C50C-407E-A947-70E740481C1C}">
-                          <a14:useLocalDpi xmlns:a14="http://schemas.microsoft.com/office/drawing/2010/main" val="0"/>
-                        </a:ext>
-                      </a:extLst>
-                    </a:blip>
-                    <a:stretch>
-                      <a:fillRect/>
-                    </a:stretch>
-                  </pic:blipFill>
-                  <pic:spPr>
-                    <a:xfrm>
-                      <a:off x="0" y="0"/>
-                      <a:ext cx="7032625" cy="3810000"/>
-                    </a:xfrm>
-                    <a:prstGeom prst="rect">
-                      <a:avLst/>
-                    </a:prstGeom>
-                  </pic:spPr>
-                </pic:pic>
-              </a:graphicData>
-            </a:graphic>
-            <wp14:sizeRelH relativeFrom="page">
-              <wp14:pctWidth>0</wp14:pctWidth>
-            </wp14:sizeRelH>
-            <wp14:sizeRelV relativeFrom="page">
-              <wp14:pctHeight>0</wp14:pctHeight>
-            </wp14:sizeRelV>
-          </wp:anchor>
-        </w:drawing>
+        <w:t>PART OF REGENERATIVE BURNER</w:t>
       </w:r>
       <w:r>
         <w:rPr>
           <w:rFonts w:ascii="Calibri" w:hAnsi="Calibri" w:cs="Calibri"/>
           <w:b/>
         </w:rPr>
-        <w:t>PART OF REGENERATIVE BURNER</w:t>
       </w:r>
       <w:r>
         <w:rPr>
           <w:rFonts w:ascii="Calibri" w:hAnsi="Calibri" w:cs="Calibri"/>
           <w:bCs/>
         </w:rPr>
-        <w:t xml:space="preserve"> (</w:t>
       </w:r>
       <w:r>
         <w:rPr>
           <w:rFonts w:ascii="Calibri" w:hAnsi="Calibri" w:cs="Calibri"/>
           <w:bCs/>
         </w:rPr>
-        <w:t>F</w:t>
       </w:r>
       <w:r>
         <w:rPr>
           <w:rFonts w:ascii="Calibri" w:hAnsi="Calibri" w:cs="Calibri"/>
           <w:bCs/>
         </w:rPr>
-        <w:t>lameless nozzle is not included)</w:t>
       </w:r>
     </w:p>
     <w:p>

--- a/Regen_Oil_Offer_Template.docx
+++ b/Regen_Oil_Offer_Template.docx
@@ -1325,7 +1325,7 @@
                 <w:color w:val="1F2937"/>
                 <w:sz w:val="30"/>
               </w:rPr>
-              <w:t>Savings In NATURAL Gas</w:t>
+              <w:t>Savings In {{ savings_fuel }}</w:t>
             </w:r>
           </w:p>
         </w:tc>

--- a/Regen_Oil_Offer_Template.docx
+++ b/Regen_Oil_Offer_Template.docx
@@ -2084,6 +2084,586 @@
                 <w:sz w:val="24"/>
               </w:rPr>
               <w:t>23.1%</w:t>
+            </w:r>
+          </w:p>
+        </w:tc>
+      </w:tr>
+    </w:tbl>
+    <w:p>
+      <w:pPr>
+        <w:pStyle w:val="Heading3"/>
+        <w:spacing w:after="80" w:before="200"/>
+      </w:pPr>
+      <w:r>
+        <w:rPr>
+          <w:rFonts w:ascii="Calibri" w:cs="Calibri" w:eastAsia="Calibri" w:hAnsi="Calibri"/>
+          <w:b/>
+          <w:bCs/>
+          <w:color w:val="1F2937"/>
+          <w:sz w:val="22"/>
+          <w:szCs w:val="22"/>
+        </w:rPr>
+        <w:t>CLIENT DETAILS</w:t>
+      </w:r>
+    </w:p>
+    <w:tbl>
+      <w:tblPr>
+        <w:tblW w:type="dxa" w:w="9360"/>
+        <w:tblBorders>
+          <w:top w:val="single" w:color="auto" w:sz="4"/>
+          <w:left w:val="single" w:color="auto" w:sz="4"/>
+          <w:bottom w:val="single" w:color="auto" w:sz="4"/>
+          <w:right w:val="single" w:color="auto" w:sz="4"/>
+          <w:insideH w:val="single" w:color="auto" w:sz="4"/>
+          <w:insideV w:val="single" w:color="auto" w:sz="4"/>
+        </w:tblBorders>
+      </w:tblPr>
+      <w:tblGrid>
+        <w:gridCol w:w="3120"/>
+        <w:gridCol w:w="6240"/>
+      </w:tblGrid>
+      <w:tr>
+        <w:tc>
+          <w:tcPr>
+            <w:tcW w:type="dxa" w:w="3120"/>
+            <w:tcBorders>
+              <w:top w:val="single" w:color="BFBFBF" w:sz="4"/>
+              <w:left w:val="single" w:color="BFBFBF" w:sz="4"/>
+              <w:bottom w:val="single" w:color="BFBFBF" w:sz="4"/>
+              <w:right w:val="single" w:color="BFBFBF" w:sz="4"/>
+            </w:tcBorders>
+            <w:shd w:fill="F3F4F6" w:val="clear"/>
+            <w:tcMar>
+              <w:top w:type="dxa" w:w="100"/>
+              <w:left w:type="dxa" w:w="140"/>
+              <w:bottom w:type="dxa" w:w="100"/>
+              <w:right w:type="dxa" w:w="140"/>
+            </w:tcMar>
+            <w:vAlign w:val="center"/>
+          </w:tcPr>
+          <w:p>
+            <w:pPr>
+              <w:spacing w:after="40" w:before="40"/>
+              <w:jc w:val="left"/>
+            </w:pPr>
+            <w:r>
+              <w:rPr>
+                <w:rFonts w:ascii="Calibri" w:cs="Calibri" w:eastAsia="Calibri" w:hAnsi="Calibri"/>
+                <w:b/>
+                <w:bCs/>
+                <w:sz w:val="22"/>
+                <w:szCs w:val="22"/>
+              </w:rPr>
+              <w:t xml:space="preserve">Company</w:t>
+            </w:r>
+          </w:p>
+        </w:tc>
+        <w:tc>
+          <w:tcPr>
+            <w:tcW w:type="dxa" w:w="6240"/>
+            <w:tcBorders>
+              <w:top w:val="single" w:color="BFBFBF" w:sz="4"/>
+              <w:left w:val="single" w:color="BFBFBF" w:sz="4"/>
+              <w:bottom w:val="single" w:color="BFBFBF" w:sz="4"/>
+              <w:right w:val="single" w:color="BFBFBF" w:sz="4"/>
+            </w:tcBorders>
+            <w:tcMar>
+              <w:top w:type="dxa" w:w="100"/>
+              <w:left w:type="dxa" w:w="140"/>
+              <w:bottom w:type="dxa" w:w="100"/>
+              <w:right w:type="dxa" w:w="140"/>
+            </w:tcMar>
+            <w:vAlign w:val="center"/>
+          </w:tcPr>
+          <w:p>
+            <w:pPr>
+              <w:spacing w:after="40" w:before="40"/>
+              <w:jc w:val="left"/>
+            </w:pPr>
+            <w:r>
+              <w:t>{{company_name}}</w:t>
+            </w:r>
+          </w:p>
+        </w:tc>
+      </w:tr>
+      <w:tr>
+        <w:tc>
+          <w:tcPr>
+            <w:tcW w:type="dxa" w:w="3120"/>
+            <w:tcBorders>
+              <w:top w:val="single" w:color="BFBFBF" w:sz="4"/>
+              <w:left w:val="single" w:color="BFBFBF" w:sz="4"/>
+              <w:bottom w:val="single" w:color="BFBFBF" w:sz="4"/>
+              <w:right w:val="single" w:color="BFBFBF" w:sz="4"/>
+            </w:tcBorders>
+            <w:shd w:fill="F3F4F6" w:val="clear"/>
+            <w:tcMar>
+              <w:top w:type="dxa" w:w="100"/>
+              <w:left w:type="dxa" w:w="140"/>
+              <w:bottom w:type="dxa" w:w="100"/>
+              <w:right w:type="dxa" w:w="140"/>
+            </w:tcMar>
+            <w:vAlign w:val="center"/>
+          </w:tcPr>
+          <w:p>
+            <w:pPr>
+              <w:spacing w:after="40" w:before="40"/>
+              <w:jc w:val="left"/>
+            </w:pPr>
+            <w:r>
+              <w:rPr>
+                <w:rFonts w:ascii="Calibri" w:cs="Calibri" w:eastAsia="Calibri" w:hAnsi="Calibri"/>
+                <w:b/>
+                <w:bCs/>
+                <w:sz w:val="22"/>
+                <w:szCs w:val="22"/>
+              </w:rPr>
+              <w:t xml:space="preserve">Contact Person</w:t>
+            </w:r>
+          </w:p>
+        </w:tc>
+        <w:tc>
+          <w:tcPr>
+            <w:tcW w:type="dxa" w:w="6240"/>
+            <w:tcBorders>
+              <w:top w:val="single" w:color="BFBFBF" w:sz="4"/>
+              <w:left w:val="single" w:color="BFBFBF" w:sz="4"/>
+              <w:bottom w:val="single" w:color="BFBFBF" w:sz="4"/>
+              <w:right w:val="single" w:color="BFBFBF" w:sz="4"/>
+            </w:tcBorders>
+            <w:tcMar>
+              <w:top w:type="dxa" w:w="100"/>
+              <w:left w:type="dxa" w:w="140"/>
+              <w:bottom w:type="dxa" w:w="100"/>
+              <w:right w:type="dxa" w:w="140"/>
+            </w:tcMar>
+            <w:vAlign w:val="center"/>
+          </w:tcPr>
+          <w:p>
+            <w:pPr>
+              <w:spacing w:after="40" w:before="40"/>
+              <w:jc w:val="left"/>
+            </w:pPr>
+            <w:r>
+              <w:t>{{poc_name}}</w:t>
+            </w:r>
+          </w:p>
+        </w:tc>
+      </w:tr>
+      <w:tr>
+        <w:tc>
+          <w:tcPr>
+            <w:tcW w:type="dxa" w:w="3120"/>
+            <w:tcBorders>
+              <w:top w:val="single" w:color="BFBFBF" w:sz="4"/>
+              <w:left w:val="single" w:color="BFBFBF" w:sz="4"/>
+              <w:bottom w:val="single" w:color="BFBFBF" w:sz="4"/>
+              <w:right w:val="single" w:color="BFBFBF" w:sz="4"/>
+            </w:tcBorders>
+            <w:shd w:fill="F3F4F6" w:val="clear"/>
+            <w:tcMar>
+              <w:top w:type="dxa" w:w="100"/>
+              <w:left w:type="dxa" w:w="140"/>
+              <w:bottom w:type="dxa" w:w="100"/>
+              <w:right w:type="dxa" w:w="140"/>
+            </w:tcMar>
+            <w:vAlign w:val="center"/>
+          </w:tcPr>
+          <w:p>
+            <w:pPr>
+              <w:spacing w:after="40" w:before="40"/>
+              <w:jc w:val="left"/>
+            </w:pPr>
+            <w:r>
+              <w:rPr>
+                <w:rFonts w:ascii="Calibri" w:cs="Calibri" w:eastAsia="Calibri" w:hAnsi="Calibri"/>
+                <w:b/>
+                <w:bCs/>
+                <w:sz w:val="22"/>
+                <w:szCs w:val="22"/>
+              </w:rPr>
+              <w:t xml:space="preserve">Designation</w:t>
+            </w:r>
+          </w:p>
+        </w:tc>
+        <w:tc>
+          <w:tcPr>
+            <w:tcW w:type="dxa" w:w="6240"/>
+            <w:tcBorders>
+              <w:top w:val="single" w:color="BFBFBF" w:sz="4"/>
+              <w:left w:val="single" w:color="BFBFBF" w:sz="4"/>
+              <w:bottom w:val="single" w:color="BFBFBF" w:sz="4"/>
+              <w:right w:val="single" w:color="BFBFBF" w:sz="4"/>
+            </w:tcBorders>
+            <w:tcMar>
+              <w:top w:type="dxa" w:w="100"/>
+              <w:left w:type="dxa" w:w="140"/>
+              <w:bottom w:type="dxa" w:w="100"/>
+              <w:right w:type="dxa" w:w="140"/>
+            </w:tcMar>
+            <w:vAlign w:val="center"/>
+          </w:tcPr>
+          <w:p>
+            <w:pPr>
+              <w:spacing w:after="40" w:before="40"/>
+              <w:jc w:val="left"/>
+            </w:pPr>
+            <w:r>
+              <w:t>{{poc_designation}}</w:t>
+            </w:r>
+          </w:p>
+        </w:tc>
+      </w:tr>
+      <w:tr>
+        <w:tc>
+          <w:tcPr>
+            <w:tcW w:type="dxa" w:w="3120"/>
+            <w:tcBorders>
+              <w:top w:val="single" w:color="BFBFBF" w:sz="4"/>
+              <w:left w:val="single" w:color="BFBFBF" w:sz="4"/>
+              <w:bottom w:val="single" w:color="BFBFBF" w:sz="4"/>
+              <w:right w:val="single" w:color="BFBFBF" w:sz="4"/>
+            </w:tcBorders>
+            <w:shd w:fill="F3F4F6" w:val="clear"/>
+            <w:tcMar>
+              <w:top w:type="dxa" w:w="100"/>
+              <w:left w:type="dxa" w:w="140"/>
+              <w:bottom w:type="dxa" w:w="100"/>
+              <w:right w:type="dxa" w:w="140"/>
+            </w:tcMar>
+            <w:vAlign w:val="center"/>
+          </w:tcPr>
+          <w:p>
+            <w:pPr>
+              <w:spacing w:after="40" w:before="40"/>
+              <w:jc w:val="left"/>
+            </w:pPr>
+            <w:r>
+              <w:rPr>
+                <w:rFonts w:ascii="Calibri" w:cs="Calibri" w:eastAsia="Calibri" w:hAnsi="Calibri"/>
+                <w:b/>
+                <w:bCs/>
+                <w:sz w:val="22"/>
+                <w:szCs w:val="22"/>
+              </w:rPr>
+              <w:t xml:space="preserve">Contact No.</w:t>
+            </w:r>
+          </w:p>
+        </w:tc>
+        <w:tc>
+          <w:tcPr>
+            <w:tcW w:type="dxa" w:w="6240"/>
+            <w:tcBorders>
+              <w:top w:val="single" w:color="BFBFBF" w:sz="4"/>
+              <w:left w:val="single" w:color="BFBFBF" w:sz="4"/>
+              <w:bottom w:val="single" w:color="BFBFBF" w:sz="4"/>
+              <w:right w:val="single" w:color="BFBFBF" w:sz="4"/>
+            </w:tcBorders>
+            <w:tcMar>
+              <w:top w:type="dxa" w:w="100"/>
+              <w:left w:type="dxa" w:w="140"/>
+              <w:bottom w:type="dxa" w:w="100"/>
+              <w:right w:type="dxa" w:w="140"/>
+            </w:tcMar>
+            <w:vAlign w:val="center"/>
+          </w:tcPr>
+          <w:p>
+            <w:pPr>
+              <w:spacing w:after="40" w:before="40"/>
+              <w:jc w:val="left"/>
+            </w:pPr>
+            <w:r>
+              <w:t>{{mobile_no}}</w:t>
+            </w:r>
+          </w:p>
+        </w:tc>
+      </w:tr>
+      <w:tr>
+        <w:tc>
+          <w:tcPr>
+            <w:tcW w:type="dxa" w:w="3120"/>
+            <w:tcBorders>
+              <w:top w:val="single" w:color="BFBFBF" w:sz="4"/>
+              <w:left w:val="single" w:color="BFBFBF" w:sz="4"/>
+              <w:bottom w:val="single" w:color="BFBFBF" w:sz="4"/>
+              <w:right w:val="single" w:color="BFBFBF" w:sz="4"/>
+            </w:tcBorders>
+            <w:shd w:fill="F3F4F6" w:val="clear"/>
+            <w:tcMar>
+              <w:top w:type="dxa" w:w="100"/>
+              <w:left w:type="dxa" w:w="140"/>
+              <w:bottom w:type="dxa" w:w="100"/>
+              <w:right w:type="dxa" w:w="140"/>
+            </w:tcMar>
+            <w:vAlign w:val="center"/>
+          </w:tcPr>
+          <w:p>
+            <w:pPr>
+              <w:spacing w:after="40" w:before="40"/>
+              <w:jc w:val="left"/>
+            </w:pPr>
+            <w:r>
+              <w:rPr>
+                <w:rFonts w:ascii="Calibri" w:cs="Calibri" w:eastAsia="Calibri" w:hAnsi="Calibri"/>
+                <w:b/>
+                <w:bCs/>
+                <w:sz w:val="22"/>
+                <w:szCs w:val="22"/>
+              </w:rPr>
+              <w:t xml:space="preserve">Email</w:t>
+            </w:r>
+          </w:p>
+        </w:tc>
+        <w:tc>
+          <w:tcPr>
+            <w:tcW w:type="dxa" w:w="6240"/>
+            <w:tcBorders>
+              <w:top w:val="single" w:color="BFBFBF" w:sz="4"/>
+              <w:left w:val="single" w:color="BFBFBF" w:sz="4"/>
+              <w:bottom w:val="single" w:color="BFBFBF" w:sz="4"/>
+              <w:right w:val="single" w:color="BFBFBF" w:sz="4"/>
+            </w:tcBorders>
+            <w:tcMar>
+              <w:top w:type="dxa" w:w="100"/>
+              <w:left w:type="dxa" w:w="140"/>
+              <w:bottom w:type="dxa" w:w="100"/>
+              <w:right w:type="dxa" w:w="140"/>
+            </w:tcMar>
+            <w:vAlign w:val="center"/>
+          </w:tcPr>
+          <w:p>
+            <w:pPr>
+              <w:spacing w:after="40" w:before="40"/>
+              <w:jc w:val="left"/>
+            </w:pPr>
+            <w:r>
+              <w:t>{{email}}</w:t>
+            </w:r>
+          </w:p>
+        </w:tc>
+      </w:tr>
+    </w:tbl>
+    <w:p>
+      <w:pPr>
+        <w:pStyle w:val="Heading3"/>
+        <w:spacing w:after="80" w:before="200"/>
+      </w:pPr>
+      <w:r>
+        <w:rPr>
+          <w:rFonts w:ascii="Calibri" w:cs="Calibri" w:eastAsia="Calibri" w:hAnsi="Calibri"/>
+          <w:b/>
+          <w:bCs/>
+          <w:color w:val="1F2937"/>
+          <w:sz w:val="22"/>
+          <w:szCs w:val="22"/>
+        </w:rPr>
+        <w:t>MARKETING PERSON DETAILS</w:t>
+      </w:r>
+    </w:p>
+    <w:tbl>
+      <w:tblPr>
+        <w:tblW w:type="dxa" w:w="9360"/>
+        <w:tblBorders>
+          <w:top w:val="single" w:color="auto" w:sz="4"/>
+          <w:left w:val="single" w:color="auto" w:sz="4"/>
+          <w:bottom w:val="single" w:color="auto" w:sz="4"/>
+          <w:right w:val="single" w:color="auto" w:sz="4"/>
+          <w:insideH w:val="single" w:color="auto" w:sz="4"/>
+          <w:insideV w:val="single" w:color="auto" w:sz="4"/>
+        </w:tblBorders>
+      </w:tblPr>
+      <w:tblGrid>
+        <w:gridCol w:w="3120"/>
+        <w:gridCol w:w="6240"/>
+      </w:tblGrid>
+      <w:tr>
+        <w:tc>
+          <w:tcPr>
+            <w:tcW w:type="dxa" w:w="3120"/>
+            <w:tcBorders>
+              <w:top w:val="single" w:color="BFBFBF" w:sz="4"/>
+              <w:left w:val="single" w:color="BFBFBF" w:sz="4"/>
+              <w:bottom w:val="single" w:color="BFBFBF" w:sz="4"/>
+              <w:right w:val="single" w:color="BFBFBF" w:sz="4"/>
+            </w:tcBorders>
+            <w:shd w:fill="F3F4F6" w:val="clear"/>
+            <w:tcMar>
+              <w:top w:type="dxa" w:w="100"/>
+              <w:left w:type="dxa" w:w="140"/>
+              <w:bottom w:type="dxa" w:w="100"/>
+              <w:right w:type="dxa" w:w="140"/>
+            </w:tcMar>
+            <w:vAlign w:val="center"/>
+          </w:tcPr>
+          <w:p>
+            <w:pPr>
+              <w:spacing w:after="40" w:before="40"/>
+              <w:jc w:val="left"/>
+            </w:pPr>
+            <w:r>
+              <w:rPr>
+                <w:rFonts w:ascii="Calibri" w:cs="Calibri" w:eastAsia="Calibri" w:hAnsi="Calibri"/>
+                <w:b/>
+                <w:bCs/>
+                <w:sz w:val="22"/>
+                <w:szCs w:val="22"/>
+              </w:rPr>
+              <w:t xml:space="preserve">Name</w:t>
+            </w:r>
+          </w:p>
+        </w:tc>
+        <w:tc>
+          <w:tcPr>
+            <w:tcW w:type="dxa" w:w="6240"/>
+            <w:tcBorders>
+              <w:top w:val="single" w:color="BFBFBF" w:sz="4"/>
+              <w:left w:val="single" w:color="BFBFBF" w:sz="4"/>
+              <w:bottom w:val="single" w:color="BFBFBF" w:sz="4"/>
+              <w:right w:val="single" w:color="BFBFBF" w:sz="4"/>
+            </w:tcBorders>
+            <w:tcMar>
+              <w:top w:type="dxa" w:w="100"/>
+              <w:left w:type="dxa" w:w="140"/>
+              <w:bottom w:type="dxa" w:w="100"/>
+              <w:right w:type="dxa" w:w="140"/>
+            </w:tcMar>
+            <w:vAlign w:val="center"/>
+          </w:tcPr>
+          <w:p>
+            <w:pPr>
+              <w:spacing w:after="40" w:before="40"/>
+              <w:jc w:val="left"/>
+            </w:pPr>
+            <w:r>
+              <w:t>{{marketing_person}}</w:t>
+            </w:r>
+          </w:p>
+        </w:tc>
+      </w:tr>
+      <w:tr>
+        <w:tc>
+          <w:tcPr>
+            <w:tcW w:type="dxa" w:w="3120"/>
+            <w:tcBorders>
+              <w:top w:val="single" w:color="BFBFBF" w:sz="4"/>
+              <w:left w:val="single" w:color="BFBFBF" w:sz="4"/>
+              <w:bottom w:val="single" w:color="BFBFBF" w:sz="4"/>
+              <w:right w:val="single" w:color="BFBFBF" w:sz="4"/>
+            </w:tcBorders>
+            <w:shd w:fill="F3F4F6" w:val="clear"/>
+            <w:tcMar>
+              <w:top w:type="dxa" w:w="100"/>
+              <w:left w:type="dxa" w:w="140"/>
+              <w:bottom w:type="dxa" w:w="100"/>
+              <w:right w:type="dxa" w:w="140"/>
+            </w:tcMar>
+            <w:vAlign w:val="center"/>
+          </w:tcPr>
+          <w:p>
+            <w:pPr>
+              <w:spacing w:after="40" w:before="40"/>
+              <w:jc w:val="left"/>
+            </w:pPr>
+            <w:r>
+              <w:rPr>
+                <w:rFonts w:ascii="Calibri" w:cs="Calibri" w:eastAsia="Calibri" w:hAnsi="Calibri"/>
+                <w:b/>
+                <w:bCs/>
+                <w:sz w:val="22"/>
+                <w:szCs w:val="22"/>
+              </w:rPr>
+              <w:t xml:space="preserve">Email</w:t>
+            </w:r>
+          </w:p>
+        </w:tc>
+        <w:tc>
+          <w:tcPr>
+            <w:tcW w:type="dxa" w:w="6240"/>
+            <w:tcBorders>
+              <w:top w:val="single" w:color="BFBFBF" w:sz="4"/>
+              <w:left w:val="single" w:color="BFBFBF" w:sz="4"/>
+              <w:bottom w:val="single" w:color="BFBFBF" w:sz="4"/>
+              <w:right w:val="single" w:color="BFBFBF" w:sz="4"/>
+            </w:tcBorders>
+            <w:tcMar>
+              <w:top w:type="dxa" w:w="100"/>
+              <w:left w:type="dxa" w:w="140"/>
+              <w:bottom w:type="dxa" w:w="100"/>
+              <w:right w:type="dxa" w:w="140"/>
+            </w:tcMar>
+            <w:vAlign w:val="center"/>
+          </w:tcPr>
+          <w:p>
+            <w:pPr>
+              <w:spacing w:after="40" w:before="40"/>
+              <w:jc w:val="left"/>
+            </w:pPr>
+            <w:r>
+              <w:t>{{marketing_email}}</w:t>
+            </w:r>
+          </w:p>
+        </w:tc>
+      </w:tr>
+      <w:tr>
+        <w:tc>
+          <w:tcPr>
+            <w:tcW w:type="dxa" w:w="3120"/>
+            <w:tcBorders>
+              <w:top w:val="single" w:color="BFBFBF" w:sz="4"/>
+              <w:left w:val="single" w:color="BFBFBF" w:sz="4"/>
+              <w:bottom w:val="single" w:color="BFBFBF" w:sz="4"/>
+              <w:right w:val="single" w:color="BFBFBF" w:sz="4"/>
+            </w:tcBorders>
+            <w:shd w:fill="F3F4F6" w:val="clear"/>
+            <w:tcMar>
+              <w:top w:type="dxa" w:w="100"/>
+              <w:left w:type="dxa" w:w="140"/>
+              <w:bottom w:type="dxa" w:w="100"/>
+              <w:right w:type="dxa" w:w="140"/>
+            </w:tcMar>
+            <w:vAlign w:val="center"/>
+          </w:tcPr>
+          <w:p>
+            <w:pPr>
+              <w:spacing w:after="40" w:before="40"/>
+              <w:jc w:val="left"/>
+            </w:pPr>
+            <w:r>
+              <w:rPr>
+                <w:rFonts w:ascii="Calibri" w:cs="Calibri" w:eastAsia="Calibri" w:hAnsi="Calibri"/>
+                <w:b/>
+                <w:bCs/>
+                <w:sz w:val="22"/>
+                <w:szCs w:val="22"/>
+              </w:rPr>
+              <w:t xml:space="preserve">Contact No.</w:t>
+            </w:r>
+          </w:p>
+        </w:tc>
+        <w:tc>
+          <w:tcPr>
+            <w:tcW w:type="dxa" w:w="6240"/>
+            <w:tcBorders>
+              <w:top w:val="single" w:color="BFBFBF" w:sz="4"/>
+              <w:left w:val="single" w:color="BFBFBF" w:sz="4"/>
+              <w:bottom w:val="single" w:color="BFBFBF" w:sz="4"/>
+              <w:right w:val="single" w:color="BFBFBF" w:sz="4"/>
+            </w:tcBorders>
+            <w:tcMar>
+              <w:top w:type="dxa" w:w="100"/>
+              <w:left w:type="dxa" w:w="140"/>
+              <w:bottom w:type="dxa" w:w="100"/>
+              <w:right w:type="dxa" w:w="140"/>
+            </w:tcMar>
+            <w:vAlign w:val="center"/>
+          </w:tcPr>
+          <w:p>
+            <w:pPr>
+              <w:spacing w:after="40" w:before="40"/>
+              <w:jc w:val="left"/>
+            </w:pPr>
+            <w:r>
+              <w:t>{{marketing_phone}}</w:t>
             </w:r>
           </w:p>
         </w:tc>

--- a/Regen_Oil_Offer_Template.docx
+++ b/Regen_Oil_Offer_Template.docx
@@ -2707,6 +2707,108 @@
           <w:rFonts w:ascii="Calibri" w:hAnsi="Calibri" w:cs="Calibri"/>
           <w:bCs/>
         </w:rPr>
+      </w:r>
+    </w:p>
+    <w:p>
+      <w:pPr>
+        <w:jc w:val="center"/>
+      </w:pPr>
+      <w:r>
+        <w:rPr>
+          <w:b/>
+          <w:sz w:val="20"/>
+        </w:rPr>
+        <w:t>Fig 1: Parts of Regenerative Burner</w:t>
+      </w:r>
+    </w:p>
+    <w:p>
+      <w:pPr>
+        <w:jc w:val="center"/>
+      </w:pPr>
+      <w:r>
+        <w:drawing>
+          <wp:inline xmlns:a="http://schemas.openxmlformats.org/drawingml/2006/main" xmlns:pic="http://schemas.openxmlformats.org/drawingml/2006/picture">
+            <wp:extent cx="5669280" cy="3047855"/>
+            <wp:docPr id="3" name="Picture 3"/>
+            <wp:cNvGraphicFramePr>
+              <a:graphicFrameLocks noChangeAspect="1"/>
+            </wp:cNvGraphicFramePr>
+            <a:graphic>
+              <a:graphicData uri="http://schemas.openxmlformats.org/drawingml/2006/picture">
+                <pic:pic>
+                  <pic:nvPicPr>
+                    <pic:cNvPr id="0" name="image.jpg"/>
+                    <pic:cNvPicPr/>
+                  </pic:nvPicPr>
+                  <pic:blipFill>
+                    <a:blip r:embed="rId19"/>
+                    <a:stretch>
+                      <a:fillRect/>
+                    </a:stretch>
+                  </pic:blipFill>
+                  <pic:spPr>
+                    <a:xfrm>
+                      <a:off x="0" y="0"/>
+                      <a:ext cx="5669280" cy="3047855"/>
+                    </a:xfrm>
+                    <a:prstGeom prst="rect"/>
+                  </pic:spPr>
+                </pic:pic>
+              </a:graphicData>
+            </a:graphic>
+          </wp:inline>
+        </w:drawing>
+      </w:r>
+    </w:p>
+    <w:p>
+      <w:pPr>
+        <w:jc w:val="center"/>
+      </w:pPr>
+      <w:r>
+        <w:rPr>
+          <w:b/>
+          <w:sz w:val="20"/>
+        </w:rPr>
+        <w:t>Fig 2: Operation of Regenerative Burner</w:t>
+      </w:r>
+    </w:p>
+    <w:p>
+      <w:pPr>
+        <w:jc w:val="center"/>
+      </w:pPr>
+      <w:r>
+        <w:drawing>
+          <wp:inline xmlns:a="http://schemas.openxmlformats.org/drawingml/2006/main" xmlns:pic="http://schemas.openxmlformats.org/drawingml/2006/picture">
+            <wp:extent cx="5669280" cy="3931760"/>
+            <wp:docPr id="4" name="Picture 4"/>
+            <wp:cNvGraphicFramePr>
+              <a:graphicFrameLocks noChangeAspect="1"/>
+            </wp:cNvGraphicFramePr>
+            <a:graphic>
+              <a:graphicData uri="http://schemas.openxmlformats.org/drawingml/2006/picture">
+                <pic:pic>
+                  <pic:nvPicPr>
+                    <pic:cNvPr id="0" name="image.jpg"/>
+                    <pic:cNvPicPr/>
+                  </pic:nvPicPr>
+                  <pic:blipFill>
+                    <a:blip r:embed="rId18"/>
+                    <a:stretch>
+                      <a:fillRect/>
+                    </a:stretch>
+                  </pic:blipFill>
+                  <pic:spPr>
+                    <a:xfrm>
+                      <a:off x="0" y="0"/>
+                      <a:ext cx="5669280" cy="3931760"/>
+                    </a:xfrm>
+                    <a:prstGeom prst="rect"/>
+                  </pic:spPr>
+                </pic:pic>
+              </a:graphicData>
+            </a:graphic>
+          </wp:inline>
+        </w:drawing>
       </w:r>
     </w:p>
     <w:p>

--- a/Regen_Oil_Offer_Template.docx
+++ b/Regen_Oil_Offer_Template.docx
@@ -2671,46 +2671,6 @@
     </w:tbl>
     <w:p>
       <w:pPr>
-        <w:rPr>
-          <w:b/>
-          <w:u w:val="single"/>
-        </w:rPr>
-      </w:pPr>
-      <w:r>
-        <w:rPr>
-          <w:bCs/>
-          <w:noProof/>
-          <w:lang w:val="en-US" w:eastAsia="en-US"/>
-        </w:rPr>
-        <w:t>PART OF REGENERATIVE BURNER</w:t>
-      </w:r>
-      <w:r>
-        <w:rPr>
-          <w:rFonts w:ascii="Calibri" w:hAnsi="Calibri" w:cs="Calibri"/>
-          <w:b/>
-        </w:rPr>
-      </w:r>
-      <w:r>
-        <w:rPr>
-          <w:rFonts w:ascii="Calibri" w:hAnsi="Calibri" w:cs="Calibri"/>
-          <w:bCs/>
-        </w:rPr>
-      </w:r>
-      <w:r>
-        <w:rPr>
-          <w:rFonts w:ascii="Calibri" w:hAnsi="Calibri" w:cs="Calibri"/>
-          <w:bCs/>
-        </w:rPr>
-      </w:r>
-      <w:r>
-        <w:rPr>
-          <w:rFonts w:ascii="Calibri" w:hAnsi="Calibri" w:cs="Calibri"/>
-          <w:bCs/>
-        </w:rPr>
-      </w:r>
-    </w:p>
-    <w:p>
-      <w:pPr>
         <w:jc w:val="center"/>
       </w:pPr>
       <w:r>
@@ -13435,10 +13395,9 @@
             </w:pPr>
             <w:r>
               <w:rPr>
-                <w:color w:val="1F2937"/>
                 <w:sz w:val="22"/>
               </w:rPr>
-              <w:t>All material supplied by us will be received by your store for safe custody and storage. The material will be issued to us as and when required for installation.</w:t>
+              <w:t>{{ tnc_regen_material_custody }}</w:t>
             </w:r>
           </w:p>
         </w:tc>
@@ -13477,23 +13436,9 @@
             </w:pPr>
             <w:r>
               <w:rPr>
-                <w:color w:val="1F2937"/>
                 <w:sz w:val="22"/>
               </w:rPr>
-              <w:t>Electricity and water to be provided free of charge for the erection work.</w:t>
-            </w:r>
-          </w:p>
-          <w:p>
-            <w:pPr>
-              <w:spacing w:before="20" w:after="20" w:line="252" w:lineRule="auto"/>
-              <w:jc w:val="left"/>
-            </w:pPr>
-            <w:r>
-              <w:rPr>
-                <w:color w:val="1F2937"/>
-                <w:sz w:val="22"/>
-              </w:rPr>
-              <w:t>Crane facilities available in your works to be provided free of charge.</w:t>
+              <w:t>{{ tnc_regen_site_facilities }}</w:t>
             </w:r>
           </w:p>
         </w:tc>
@@ -13532,49 +13477,9 @@
             </w:pPr>
             <w:r>
               <w:rPr>
-                <w:color w:val="1F2937"/>
                 <w:sz w:val="22"/>
               </w:rPr>
-              <w:t>Drawings for the furnace will be prepared and submitted within 5 weeks from the date of your confirmed order for the design work.</w:t>
-            </w:r>
-          </w:p>
-          <w:p>
-            <w:pPr>
-              <w:spacing w:before="20" w:after="20" w:line="252" w:lineRule="auto"/>
-              <w:jc w:val="left"/>
-            </w:pPr>
-            <w:r>
-              <w:rPr>
-                <w:color w:val="1F2937"/>
-                <w:sz w:val="22"/>
-              </w:rPr>
-              <w:t>After approval of the drawings, items in our scope of supply will be delivered within 15 weeks from the date of drawing approval.</w:t>
-            </w:r>
-          </w:p>
-          <w:p>
-            <w:pPr>
-              <w:spacing w:before="20" w:after="20" w:line="252" w:lineRule="auto"/>
-              <w:jc w:val="left"/>
-            </w:pPr>
-            <w:r>
-              <w:rPr>
-                <w:color w:val="1F2937"/>
-                <w:sz w:val="22"/>
-              </w:rPr>
-              <w:t>The erection schedule will be mutually worked out based on your scope of erection work.</w:t>
-            </w:r>
-          </w:p>
-          <w:p>
-            <w:pPr>
-              <w:spacing w:before="20" w:after="20" w:line="252" w:lineRule="auto"/>
-              <w:jc w:val="left"/>
-            </w:pPr>
-            <w:r>
-              <w:rPr>
-                <w:color w:val="1F2937"/>
-                <w:sz w:val="22"/>
-              </w:rPr>
-              <w:t>We shall not be responsible for any delay due to non-availability of fronts, delay in issue of work permits, safety clearances and other clearances that fall in your purview.</w:t>
+              <w:t>{{ tnc_regen_delivery }}</w:t>
             </w:r>
           </w:p>
         </w:tc>
@@ -13613,10 +13518,9 @@
             </w:pPr>
             <w:r>
               <w:rPr>
-                <w:color w:val="1F2937"/>
                 <w:sz w:val="22"/>
               </w:rPr>
-              <w:t>From our factory to your work site — extra at actuals and chargeable to you.</w:t>
+              <w:t>{{ tnc_regen_transportation }}</w:t>
             </w:r>
           </w:p>
         </w:tc>
@@ -13655,10 +13559,9 @@
             </w:pPr>
             <w:r>
               <w:rPr>
-                <w:color w:val="1F2937"/>
                 <w:sz w:val="22"/>
               </w:rPr>
-              <w:t>Extra at actuals.</w:t>
+              <w:t>{{ tnc_regen_taxes }}</w:t>
             </w:r>
           </w:p>
         </w:tc>
@@ -13697,23 +13600,9 @@
             </w:pPr>
             <w:r>
               <w:rPr>
-                <w:color w:val="1F2937"/>
                 <w:sz w:val="22"/>
               </w:rPr>
-              <w:t>30% along with the purchase order.</w:t>
-            </w:r>
-          </w:p>
-          <w:p>
-            <w:pPr>
-              <w:spacing w:before="20" w:after="20" w:line="252" w:lineRule="auto"/>
-              <w:jc w:val="left"/>
-            </w:pPr>
-            <w:r>
-              <w:rPr>
-                <w:color w:val="1F2937"/>
-                <w:sz w:val="22"/>
-              </w:rPr>
-              <w:t>70% against inspection of material at our works.</w:t>
+              <w:t>{{ tnc_regen_payment }}</w:t>
             </w:r>
           </w:p>
         </w:tc>
@@ -13752,10 +13641,9 @@
             </w:pPr>
             <w:r>
               <w:rPr>
-                <w:color w:val="1F2937"/>
                 <w:sz w:val="22"/>
               </w:rPr>
-              <w:t>4% of the order value, charged extra.</w:t>
+              <w:t>{{ tnc_regen_packing }}</w:t>
             </w:r>
           </w:p>
         </w:tc>
@@ -13794,10 +13682,9 @@
             </w:pPr>
             <w:r>
               <w:rPr>
-                <w:color w:val="1F2937"/>
                 <w:sz w:val="22"/>
               </w:rPr>
-              <w:t>18 months from the date of material supplied (any manufacturing defect) or 12 months from date of commissioning, whichever is earlier.</w:t>
+              <w:t>{{ tnc_regen_warranty }}</w:t>
             </w:r>
           </w:p>
         </w:tc>
@@ -13836,36 +13723,9 @@
             </w:pPr>
             <w:r>
               <w:rPr>
-                <w:color w:val="1F2937"/>
                 <w:sz w:val="22"/>
               </w:rPr>
-              <w:t>There will be a reduction in dross formation.</w:t>
-            </w:r>
-          </w:p>
-          <w:p>
-            <w:pPr>
-              <w:spacing w:before="20" w:after="20" w:line="252" w:lineRule="auto"/>
-              <w:jc w:val="left"/>
-            </w:pPr>
-            <w:r>
-              <w:rPr>
-                <w:color w:val="1F2937"/>
-                <w:sz w:val="22"/>
-              </w:rPr>
-              <w:t>Savings are calculated assuming a recuperator preheating combustion air to 350 °C.</w:t>
-            </w:r>
-          </w:p>
-          <w:p>
-            <w:pPr>
-              <w:spacing w:before="20" w:after="20" w:line="252" w:lineRule="auto"/>
-              <w:jc w:val="left"/>
-            </w:pPr>
-            <w:r>
-              <w:rPr>
-                <w:color w:val="1F2937"/>
-                <w:sz w:val="22"/>
-              </w:rPr>
-              <w:t>This will lead to a quicker payback.</w:t>
+              <w:t>{{ tnc_regen_note }}</w:t>
             </w:r>
           </w:p>
         </w:tc>

--- a/Regen_Oil_Offer_Template.docx
+++ b/Regen_Oil_Offer_Template.docx
@@ -1981,7 +1981,7 @@
                 <w:color w:val="1F2937"/>
                 <w:sz w:val="24"/>
               </w:rPr>
-              <w:t>1200</w:t>
+              <w:t>1500</w:t>
             </w:r>
           </w:p>
         </w:tc>
@@ -3560,6 +3560,14 @@
         </w:rPr>
         <w:t xml:space="preserve">. </w:t>
       </w:r>
+      <w:r>
+        <w:rPr>
+          <w:rFonts w:ascii="Calibri" w:hAnsi="Calibri" w:cs="Calibri"/>
+          <w:sz w:val="24"/>
+          <w:szCs w:val="24"/>
+        </w:rPr>
+        <w:t xml:space="preserve"> {% if standby_blower and vfd %}A standby blower and a Variable Frequency Drive (VFD) shall also be provided.{% elif standby_blower %}A standby blower shall also be provided.{% elif vfd %}A Variable Frequency Drive (VFD) shall also be provided.{% endif %}</w:t>
+      </w:r>
     </w:p>
     <w:p>
       <w:pPr>
@@ -3831,7 +3839,7 @@
         <w:rPr>
           <w:rFonts w:ascii="Calibri" w:hAnsi="Calibri" w:cs="Calibri"/>
         </w:rPr>
-        <w:t xml:space="preserve">PLC S7-1200/1500 </w:t>
+        <w:t xml:space="preserve">PLC S7-1500 </w:t>
       </w:r>
       <w:r>
         <w:rPr>
@@ -4418,7 +4426,7 @@
         <w:rPr>
           <w:rFonts w:ascii="Calibri" w:hAnsi="Calibri" w:cs="Calibri"/>
         </w:rPr>
-        <w:t>PLC S7-1200/1500</w:t>
+        <w:t>PLC S7-1500</w:t>
       </w:r>
       <w:r>
         <w:rPr>
@@ -4709,25 +4717,22 @@
               <w:rPr>
                 <w:rFonts w:ascii="Calibri" w:hAnsi="Calibri" w:cs="Calibri"/>
               </w:rPr>
-              <w:t>S7 1</w:t>
-            </w:r>
-            <w:r>
-              <w:rPr>
-                <w:rFonts w:ascii="Calibri" w:hAnsi="Calibri" w:cs="Calibri"/>
-              </w:rPr>
-              <w:t>2</w:t>
-            </w:r>
-            <w:r>
-              <w:rPr>
-                <w:rFonts w:ascii="Calibri" w:hAnsi="Calibri" w:cs="Calibri"/>
-              </w:rPr>
-              <w:t>00 P.L.C with HMI</w:t>
-            </w:r>
-            <w:r>
-              <w:rPr>
-                <w:rFonts w:ascii="Calibri" w:hAnsi="Calibri" w:cs="Calibri"/>
-              </w:rPr>
-              <w:t xml:space="preserve"> </w:t>
+              <w:t xml:space="preserve">S7 1500 P.L.C with HMI </w:t>
+            </w:r>
+            <w:r>
+              <w:rPr>
+                <w:rFonts w:ascii="Calibri" w:hAnsi="Calibri" w:cs="Calibri"/>
+              </w:rPr>
+            </w:r>
+            <w:r>
+              <w:rPr>
+                <w:rFonts w:ascii="Calibri" w:hAnsi="Calibri" w:cs="Calibri"/>
+              </w:rPr>
+            </w:r>
+            <w:r>
+              <w:rPr>
+                <w:rFonts w:ascii="Calibri" w:hAnsi="Calibri" w:cs="Calibri"/>
+              </w:rPr>
             </w:r>
           </w:p>
         </w:tc>

--- a/Regen_Oil_Offer_Template.docx
+++ b/Regen_Oil_Offer_Template.docx
@@ -1187,1488 +1187,55 @@
     </w:p>
     <w:p>
       <w:pPr>
-        <w:spacing w:before="280" w:after="80"/>
-        <w:jc w:val="both"/>
+        <w:jc w:val="center"/>
+      </w:pPr>
+      <w:r>
         <w:rPr>
           <w:b/>
-          <w:u w:val="single"/>
-        </w:rPr>
-      </w:pPr>
-      <w:r>
-        <w:rPr>
-          <w:rFonts w:ascii="Calibri" w:hAnsi="Calibri" w:cs="Calibri"/>
-          <w:b/>
-          <w:color w:val="1F2937"/>
-          <w:sz w:val="30"/>
-        </w:rPr>
-        <w:t>ENERGY SAVING</w:t>
+          <w:sz w:val="20"/>
+        </w:rPr>
+        <w:t>Fig 1: Operation of Regenerative Burner</w:t>
       </w:r>
     </w:p>
     <w:p>
       <w:pPr>
-        <w:pStyle w:val="NoSpacing"/>
-        <w:widowControl w:val="0"/>
-        <w:spacing w:after="120" w:line="276" w:lineRule="auto"/>
-        <w:jc w:val="both"/>
-        <w:rPr>
-          <w:rFonts w:ascii="Times New Roman" w:hAnsi="Times New Roman" w:cs="Times New Roman"/>
-          <w:sz w:val="24"/>
-          <w:szCs w:val="24"/>
-        </w:rPr>
-      </w:pPr>
-      <w:r>
-        <w:rPr>
-          <w:rFonts w:ascii="Calibri" w:hAnsi="Calibri" w:cs="Calibri"/>
-          <w:sz w:val="24"/>
-          <w:szCs w:val="24"/>
-        </w:rPr>
-        <w:t>The chart shows the Saving in fuel oil in a furnace compared to a system with no recuperator, a system with a recuperator giving a preheat temperature of 400 °C</w:t>
-      </w:r>
-      <w:r>
-        <w:rPr>
-          <w:rFonts w:ascii="Times New Roman" w:hAnsi="Times New Roman" w:cs="Times New Roman"/>
-          <w:sz w:val="24"/>
-          <w:szCs w:val="24"/>
-          <w:vertAlign w:val="superscript"/>
-        </w:rPr>
-      </w:r>
-      <w:r>
-        <w:rPr>
-          <w:rFonts w:ascii="Calibri" w:hAnsi="Calibri" w:cs="Calibri"/>
-          <w:sz w:val="24"/>
-          <w:szCs w:val="24"/>
-        </w:rPr>
-        <w:t xml:space="preserve"> and with Regenerative burners operating with a preheat temperature of 1000 °C</w:t>
-      </w:r>
-      <w:r>
-        <w:rPr>
-          <w:rFonts w:ascii="Times New Roman" w:hAnsi="Times New Roman" w:cs="Times New Roman"/>
-          <w:sz w:val="24"/>
-          <w:szCs w:val="24"/>
-        </w:rPr>
-      </w:r>
-      <w:r>
-        <w:rPr>
-          <w:rFonts w:ascii="Times New Roman" w:hAnsi="Times New Roman" w:cs="Times New Roman"/>
-          <w:sz w:val="24"/>
-          <w:szCs w:val="24"/>
-        </w:rPr>
-      </w:r>
-      <w:r>
-        <w:rPr>
-          <w:rFonts w:ascii="Times New Roman" w:hAnsi="Times New Roman" w:cs="Times New Roman"/>
-          <w:sz w:val="24"/>
-          <w:szCs w:val="24"/>
-          <w:vertAlign w:val="superscript"/>
-        </w:rPr>
-      </w:r>
-      <w:r>
-        <w:rPr>
-          <w:rFonts w:ascii="Calibri" w:hAnsi="Calibri" w:cs="Calibri"/>
-          <w:sz w:val="24"/>
-          <w:szCs w:val="24"/>
-        </w:rPr>
-        <w:t xml:space="preserve">.  </w:t>
+        <w:jc w:val="center"/>
+      </w:pPr>
+      <w:r>
+        <w:drawing>
+          <wp:inline xmlns:a="http://schemas.openxmlformats.org/drawingml/2006/main" xmlns:pic="http://schemas.openxmlformats.org/drawingml/2006/picture">
+            <wp:extent cx="5669280" cy="3931760"/>
+            <wp:docPr id="4" name="Picture 4"/>
+            <wp:cNvGraphicFramePr>
+              <a:graphicFrameLocks noChangeAspect="1"/>
+            </wp:cNvGraphicFramePr>
+            <a:graphic>
+              <a:graphicData uri="http://schemas.openxmlformats.org/drawingml/2006/picture">
+                <pic:pic>
+                  <pic:nvPicPr>
+                    <pic:cNvPr id="0" name="image.jpg"/>
+                    <pic:cNvPicPr/>
+                  </pic:nvPicPr>
+                  <pic:blipFill>
+                    <a:blip r:embed="rId18"/>
+                    <a:stretch>
+                      <a:fillRect/>
+                    </a:stretch>
+                  </pic:blipFill>
+                  <pic:spPr>
+                    <a:xfrm>
+                      <a:off x="0" y="0"/>
+                      <a:ext cx="5669280" cy="3931760"/>
+                    </a:xfrm>
+                    <a:prstGeom prst="rect"/>
+                  </pic:spPr>
+                </pic:pic>
+              </a:graphicData>
+            </a:graphic>
+          </wp:inline>
+        </w:drawing>
       </w:r>
     </w:p>
-    <w:tbl>
-      <w:tblPr>
-        <w:tblW w:w="9356" w:type="dxa"/>
-        <w:tblInd w:w="-5" w:type="dxa"/>
-        <w:tblLayout w:type="fixed"/>
-        <w:tblLook w:val="04A0" w:firstRow="1" w:lastRow="0" w:firstColumn="1" w:lastColumn="0" w:noHBand="0" w:noVBand="1"/>
-        <w:tblBorders>
-          <w:top w:val="single" w:sz="4" w:space="0" w:color="auto"/>
-          <w:left w:val="single" w:sz="4" w:space="0" w:color="auto"/>
-          <w:bottom w:val="single" w:sz="4" w:space="0" w:color="auto"/>
-          <w:right w:val="single" w:sz="4" w:space="0" w:color="auto"/>
-          <w:insideH w:val="single" w:sz="4" w:space="0" w:color="auto"/>
-          <w:insideV w:val="single" w:sz="4" w:space="0" w:color="auto"/>
-        </w:tblBorders>
-      </w:tblPr>
-      <w:tblGrid>
-        <w:gridCol w:w="2127"/>
-        <w:gridCol w:w="2835"/>
-        <w:gridCol w:w="2409"/>
-        <w:gridCol w:w="1985"/>
-      </w:tblGrid>
-      <w:tr>
-        <w:trPr>
-          <w:trHeight w:val="397"/>
-        </w:trPr>
-        <w:tc>
-          <w:tcPr>
-            <w:tcW w:w="9356" w:type="dxa"/>
-            <w:gridSpan w:val="4"/>
-            <w:vAlign w:val="center"/>
-            <w:hideMark/>
-            <w:shd w:val="clear" w:color="auto" w:fill="F1F5F9"/>
-            <w:tcBorders>
-              <w:top w:val="single" w:sz="4" w:space="0" w:color="000000"/>
-              <w:left w:val="single" w:sz="4" w:space="0" w:color="000000"/>
-              <w:bottom w:val="single" w:sz="4" w:space="0" w:color="000000"/>
-              <w:right w:val="single" w:sz="4" w:space="0" w:color="000000"/>
-            </w:tcBorders>
-          </w:tcPr>
-          <w:p>
-            <w:pPr>
-              <w:spacing w:before="40" w:after="40" w:line="240" w:lineRule="auto"/>
-              <w:jc w:val="center"/>
-              <w:rPr>
-                <w:color w:val="000000"/>
-              </w:rPr>
-            </w:pPr>
-            <w:r>
-              <w:rPr>
-                <w:rFonts w:ascii="Calibri" w:hAnsi="Calibri" w:cs="Calibri"/>
-                <w:b/>
-                <w:color w:val="1F2937"/>
-                <w:sz w:val="30"/>
-              </w:rPr>
-              <w:t>Savings In {{ savings_fuel }}</w:t>
-            </w:r>
-          </w:p>
-        </w:tc>
-      </w:tr>
-      <w:tr>
-        <w:trPr>
-          <w:trHeight w:val="680"/>
-        </w:trPr>
-        <w:tc>
-          <w:tcPr>
-            <w:tcW w:w="2127" w:type="dxa"/>
-            <w:vAlign w:val="center"/>
-            <w:hideMark/>
-            <w:shd w:val="clear" w:color="auto" w:fill="F1F5F9"/>
-            <w:tcBorders>
-              <w:top w:val="single" w:sz="4" w:space="0" w:color="000000"/>
-              <w:left w:val="single" w:sz="4" w:space="0" w:color="000000"/>
-              <w:bottom w:val="single" w:sz="4" w:space="0" w:color="000000"/>
-              <w:right w:val="single" w:sz="4" w:space="0" w:color="000000"/>
-            </w:tcBorders>
-          </w:tcPr>
-          <w:p>
-            <w:pPr>
-              <w:spacing w:before="40" w:after="40" w:line="240" w:lineRule="auto"/>
-              <w:jc w:val="center"/>
-              <w:rPr>
-                <w:b/>
-                <w:bCs/>
-                <w:color w:val="000000"/>
-              </w:rPr>
-            </w:pPr>
-            <w:r>
-              <w:rPr>
-                <w:rFonts w:ascii="Calibri" w:hAnsi="Calibri" w:cs="Calibri"/>
-                <w:b/>
-                <w:bCs/>
-                <w:color w:val="1F2937"/>
-                <w:sz w:val="25"/>
-              </w:rPr>
-              <w:t>Furnace Temp °C</w:t>
-            </w:r>
-          </w:p>
-        </w:tc>
-        <w:tc>
-          <w:tcPr>
-            <w:tcW w:w="2835" w:type="dxa"/>
-            <w:vAlign w:val="center"/>
-            <w:hideMark/>
-            <w:shd w:val="clear" w:color="auto" w:fill="F1F5F9"/>
-            <w:tcBorders>
-              <w:top w:val="single" w:sz="4" w:space="0" w:color="000000"/>
-              <w:left w:val="single" w:sz="4" w:space="0" w:color="000000"/>
-              <w:bottom w:val="single" w:sz="4" w:space="0" w:color="000000"/>
-              <w:right w:val="single" w:sz="4" w:space="0" w:color="000000"/>
-            </w:tcBorders>
-          </w:tcPr>
-          <w:p>
-            <w:pPr>
-              <w:spacing w:before="40" w:after="40" w:line="240" w:lineRule="auto"/>
-              <w:jc w:val="center"/>
-              <w:rPr>
-                <w:color w:val="000000"/>
-              </w:rPr>
-            </w:pPr>
-            <w:r>
-              <w:rPr>
-                <w:rFonts w:ascii="Calibri" w:hAnsi="Calibri" w:cs="Calibri"/>
-                <w:b/>
-                <w:color w:val="1F2937"/>
-                <w:sz w:val="25"/>
-              </w:rPr>
-              <w:t xml:space="preserve">Recuperator </w:t>
-            </w:r>
-            <w:r>
-              <w:rPr>
-                <w:rFonts w:ascii="Calibri" w:hAnsi="Calibri" w:cs="Calibri"/>
-                <w:b/>
-                <w:color w:val="1F2937"/>
-                <w:sz w:val="25"/>
-              </w:rPr>
-              <w:t>v</w:t>
-            </w:r>
-            <w:r>
-              <w:rPr>
-                <w:rFonts w:ascii="Calibri" w:hAnsi="Calibri" w:cs="Calibri"/>
-                <w:b/>
-                <w:color w:val="1F2937"/>
-                <w:sz w:val="25"/>
-              </w:rPr>
-              <w:t>s Cold Air</w:t>
-            </w:r>
-          </w:p>
-        </w:tc>
-        <w:tc>
-          <w:tcPr>
-            <w:tcW w:w="2409" w:type="dxa"/>
-            <w:vAlign w:val="center"/>
-            <w:hideMark/>
-            <w:shd w:val="clear" w:color="auto" w:fill="F1F5F9"/>
-            <w:tcBorders>
-              <w:top w:val="single" w:sz="4" w:space="0" w:color="000000"/>
-              <w:left w:val="single" w:sz="4" w:space="0" w:color="000000"/>
-              <w:bottom w:val="single" w:sz="4" w:space="0" w:color="000000"/>
-              <w:right w:val="single" w:sz="4" w:space="0" w:color="000000"/>
-            </w:tcBorders>
-          </w:tcPr>
-          <w:p>
-            <w:pPr>
-              <w:spacing w:before="40" w:after="40" w:line="240" w:lineRule="auto"/>
-              <w:jc w:val="center"/>
-              <w:rPr>
-                <w:color w:val="000000"/>
-              </w:rPr>
-            </w:pPr>
-            <w:r>
-              <w:rPr>
-                <w:rFonts w:ascii="Calibri" w:hAnsi="Calibri" w:cs="Calibri"/>
-                <w:b/>
-                <w:color w:val="1F2937"/>
-                <w:sz w:val="25"/>
-              </w:rPr>
-              <w:t xml:space="preserve">REGEN </w:t>
-            </w:r>
-            <w:r>
-              <w:rPr>
-                <w:rFonts w:ascii="Calibri" w:hAnsi="Calibri" w:cs="Calibri"/>
-                <w:b/>
-                <w:color w:val="1F2937"/>
-                <w:sz w:val="25"/>
-              </w:rPr>
-              <w:t>v</w:t>
-            </w:r>
-            <w:r>
-              <w:rPr>
-                <w:rFonts w:ascii="Calibri" w:hAnsi="Calibri" w:cs="Calibri"/>
-                <w:b/>
-                <w:color w:val="1F2937"/>
-                <w:sz w:val="25"/>
-              </w:rPr>
-              <w:t>s Cold Air</w:t>
-            </w:r>
-          </w:p>
-        </w:tc>
-        <w:tc>
-          <w:tcPr>
-            <w:tcW w:w="1985" w:type="dxa"/>
-            <w:vAlign w:val="center"/>
-            <w:hideMark/>
-            <w:shd w:val="clear" w:color="auto" w:fill="F1F5F9"/>
-            <w:tcBorders>
-              <w:top w:val="single" w:sz="4" w:space="0" w:color="000000"/>
-              <w:left w:val="single" w:sz="4" w:space="0" w:color="000000"/>
-              <w:bottom w:val="single" w:sz="4" w:space="0" w:color="000000"/>
-              <w:right w:val="single" w:sz="4" w:space="0" w:color="000000"/>
-            </w:tcBorders>
-          </w:tcPr>
-          <w:p>
-            <w:pPr>
-              <w:spacing w:before="40" w:after="40" w:line="240" w:lineRule="auto"/>
-              <w:jc w:val="center"/>
-              <w:rPr>
-                <w:color w:val="000000"/>
-              </w:rPr>
-            </w:pPr>
-            <w:r>
-              <w:rPr>
-                <w:rFonts w:ascii="Calibri" w:hAnsi="Calibri" w:cs="Calibri"/>
-                <w:b/>
-                <w:color w:val="1F2937"/>
-                <w:sz w:val="25"/>
-              </w:rPr>
-              <w:t xml:space="preserve">REGEN </w:t>
-            </w:r>
-            <w:r>
-              <w:rPr>
-                <w:rFonts w:ascii="Calibri" w:hAnsi="Calibri" w:cs="Calibri"/>
-                <w:b/>
-                <w:color w:val="1F2937"/>
-                <w:sz w:val="25"/>
-              </w:rPr>
-              <w:t>v</w:t>
-            </w:r>
-            <w:r>
-              <w:rPr>
-                <w:rFonts w:ascii="Calibri" w:hAnsi="Calibri" w:cs="Calibri"/>
-                <w:b/>
-                <w:color w:val="1F2937"/>
-                <w:sz w:val="25"/>
-              </w:rPr>
-              <w:t>s Recuperator</w:t>
-            </w:r>
-          </w:p>
-        </w:tc>
-      </w:tr>
-      <w:tr>
-        <w:trPr>
-          <w:trHeight w:val="454"/>
-        </w:trPr>
-        <w:tc>
-          <w:tcPr>
-            <w:tcW w:w="2127" w:type="dxa"/>
-            <w:vAlign w:val="center"/>
-            <w:hideMark/>
-            <w:shd w:val="clear" w:color="auto" w:fill="FFFFFF"/>
-            <w:tcBorders>
-              <w:top w:val="single" w:sz="4" w:space="0" w:color="000000"/>
-              <w:left w:val="single" w:sz="4" w:space="0" w:color="000000"/>
-              <w:bottom w:val="single" w:sz="4" w:space="0" w:color="000000"/>
-              <w:right w:val="single" w:sz="4" w:space="0" w:color="000000"/>
-            </w:tcBorders>
-          </w:tcPr>
-          <w:p>
-            <w:pPr>
-              <w:spacing w:before="40" w:after="40" w:line="240" w:lineRule="auto"/>
-              <w:jc w:val="center"/>
-              <w:rPr>
-                <w:b/>
-                <w:bCs/>
-                <w:color w:val="000000"/>
-              </w:rPr>
-            </w:pPr>
-            <w:r>
-              <w:rPr>
-                <w:rFonts w:ascii="Calibri" w:hAnsi="Calibri" w:cs="Calibri"/>
-                <w:b/>
-                <w:bCs/>
-                <w:color w:val="1F2937"/>
-                <w:sz w:val="24"/>
-              </w:rPr>
-              <w:t>1050</w:t>
-            </w:r>
-          </w:p>
-        </w:tc>
-        <w:tc>
-          <w:tcPr>
-            <w:tcW w:w="2835" w:type="dxa"/>
-            <w:vAlign w:val="center"/>
-            <w:hideMark/>
-            <w:shd w:val="clear" w:color="auto" w:fill="FFFFFF"/>
-            <w:tcBorders>
-              <w:top w:val="single" w:sz="4" w:space="0" w:color="000000"/>
-              <w:left w:val="single" w:sz="4" w:space="0" w:color="000000"/>
-              <w:bottom w:val="single" w:sz="4" w:space="0" w:color="000000"/>
-              <w:right w:val="single" w:sz="4" w:space="0" w:color="000000"/>
-            </w:tcBorders>
-          </w:tcPr>
-          <w:p>
-            <w:pPr>
-              <w:spacing w:before="40" w:after="40" w:line="240" w:lineRule="auto"/>
-              <w:jc w:val="center"/>
-              <w:rPr>
-                <w:color w:val="000000"/>
-              </w:rPr>
-            </w:pPr>
-            <w:r>
-              <w:rPr>
-                <w:rFonts w:ascii="Calibri" w:hAnsi="Calibri" w:cs="Calibri"/>
-                <w:b w:val="0"/>
-                <w:color w:val="1F2937"/>
-                <w:sz w:val="24"/>
-              </w:rPr>
-              <w:t>27.0%</w:t>
-            </w:r>
-          </w:p>
-        </w:tc>
-        <w:tc>
-          <w:tcPr>
-            <w:tcW w:w="2409" w:type="dxa"/>
-            <w:vAlign w:val="center"/>
-            <w:hideMark/>
-            <w:shd w:val="clear" w:color="auto" w:fill="FFFFFF"/>
-            <w:tcBorders>
-              <w:top w:val="single" w:sz="4" w:space="0" w:color="000000"/>
-              <w:left w:val="single" w:sz="4" w:space="0" w:color="000000"/>
-              <w:bottom w:val="single" w:sz="4" w:space="0" w:color="000000"/>
-              <w:right w:val="single" w:sz="4" w:space="0" w:color="000000"/>
-            </w:tcBorders>
-          </w:tcPr>
-          <w:p>
-            <w:pPr>
-              <w:spacing w:before="40" w:after="40" w:line="240" w:lineRule="auto"/>
-              <w:jc w:val="center"/>
-              <w:rPr>
-                <w:b/>
-                <w:bCs/>
-                <w:color w:val="000000"/>
-              </w:rPr>
-            </w:pPr>
-            <w:r>
-              <w:rPr>
-                <w:rFonts w:ascii="Calibri" w:hAnsi="Calibri" w:cs="Calibri"/>
-                <w:b w:val="0"/>
-                <w:bCs/>
-                <w:color w:val="1F2937"/>
-                <w:sz w:val="24"/>
-              </w:rPr>
-              <w:t>42.6%</w:t>
-            </w:r>
-          </w:p>
-        </w:tc>
-        <w:tc>
-          <w:tcPr>
-            <w:tcW w:w="1985" w:type="dxa"/>
-            <w:vAlign w:val="center"/>
-            <w:hideMark/>
-            <w:shd w:val="clear" w:color="auto" w:fill="FFFFFF"/>
-            <w:tcBorders>
-              <w:top w:val="single" w:sz="4" w:space="0" w:color="000000"/>
-              <w:left w:val="single" w:sz="4" w:space="0" w:color="000000"/>
-              <w:bottom w:val="single" w:sz="4" w:space="0" w:color="000000"/>
-              <w:right w:val="single" w:sz="4" w:space="0" w:color="000000"/>
-            </w:tcBorders>
-          </w:tcPr>
-          <w:p>
-            <w:pPr>
-              <w:spacing w:before="40" w:after="40" w:line="240" w:lineRule="auto"/>
-              <w:jc w:val="center"/>
-              <w:rPr>
-                <w:b/>
-                <w:bCs/>
-                <w:color w:val="000000"/>
-              </w:rPr>
-            </w:pPr>
-            <w:r>
-              <w:rPr>
-                <w:rFonts w:ascii="Calibri" w:hAnsi="Calibri" w:cs="Calibri"/>
-                <w:b w:val="0"/>
-                <w:bCs/>
-                <w:color w:val="1F2937"/>
-                <w:sz w:val="24"/>
-              </w:rPr>
-              <w:t>21.3%</w:t>
-            </w:r>
-          </w:p>
-        </w:tc>
-      </w:tr>
-      <w:tr>
-        <w:trPr>
-          <w:trHeight w:val="454"/>
-        </w:trPr>
-        <w:tc>
-          <w:tcPr>
-            <w:tcW w:w="2127" w:type="dxa"/>
-            <w:vAlign w:val="center"/>
-            <w:hideMark/>
-            <w:shd w:val="clear" w:color="auto" w:fill="FFFFFF"/>
-            <w:tcBorders>
-              <w:top w:val="single" w:sz="4" w:space="0" w:color="000000"/>
-              <w:left w:val="single" w:sz="4" w:space="0" w:color="000000"/>
-              <w:bottom w:val="single" w:sz="4" w:space="0" w:color="000000"/>
-              <w:right w:val="single" w:sz="4" w:space="0" w:color="000000"/>
-            </w:tcBorders>
-          </w:tcPr>
-          <w:p>
-            <w:pPr>
-              <w:spacing w:before="40" w:after="40" w:line="240" w:lineRule="auto"/>
-              <w:jc w:val="center"/>
-              <w:rPr>
-                <w:b/>
-                <w:bCs/>
-                <w:color w:val="000000"/>
-              </w:rPr>
-            </w:pPr>
-            <w:r>
-              <w:rPr>
-                <w:rFonts w:ascii="Calibri" w:hAnsi="Calibri" w:cs="Calibri"/>
-                <w:b/>
-                <w:bCs/>
-                <w:color w:val="1F2937"/>
-                <w:sz w:val="24"/>
-              </w:rPr>
-              <w:t>1100</w:t>
-            </w:r>
-          </w:p>
-        </w:tc>
-        <w:tc>
-          <w:tcPr>
-            <w:tcW w:w="2835" w:type="dxa"/>
-            <w:vAlign w:val="center"/>
-            <w:hideMark/>
-            <w:shd w:val="clear" w:color="auto" w:fill="FFFFFF"/>
-            <w:tcBorders>
-              <w:top w:val="single" w:sz="4" w:space="0" w:color="000000"/>
-              <w:left w:val="single" w:sz="4" w:space="0" w:color="000000"/>
-              <w:bottom w:val="single" w:sz="4" w:space="0" w:color="000000"/>
-              <w:right w:val="single" w:sz="4" w:space="0" w:color="000000"/>
-            </w:tcBorders>
-          </w:tcPr>
-          <w:p>
-            <w:pPr>
-              <w:spacing w:before="40" w:after="40" w:line="240" w:lineRule="auto"/>
-              <w:jc w:val="center"/>
-              <w:rPr>
-                <w:color w:val="000000"/>
-              </w:rPr>
-            </w:pPr>
-            <w:r>
-              <w:rPr>
-                <w:rFonts w:ascii="Calibri" w:hAnsi="Calibri" w:cs="Calibri"/>
-                <w:b w:val="0"/>
-                <w:color w:val="1F2937"/>
-                <w:sz w:val="24"/>
-              </w:rPr>
-              <w:t>27.9%</w:t>
-            </w:r>
-          </w:p>
-        </w:tc>
-        <w:tc>
-          <w:tcPr>
-            <w:tcW w:w="2409" w:type="dxa"/>
-            <w:vAlign w:val="center"/>
-            <w:hideMark/>
-            <w:shd w:val="clear" w:color="auto" w:fill="FFFFFF"/>
-            <w:tcBorders>
-              <w:top w:val="single" w:sz="4" w:space="0" w:color="000000"/>
-              <w:left w:val="single" w:sz="4" w:space="0" w:color="000000"/>
-              <w:bottom w:val="single" w:sz="4" w:space="0" w:color="000000"/>
-              <w:right w:val="single" w:sz="4" w:space="0" w:color="000000"/>
-            </w:tcBorders>
-          </w:tcPr>
-          <w:p>
-            <w:pPr>
-              <w:spacing w:before="40" w:after="40" w:line="240" w:lineRule="auto"/>
-              <w:jc w:val="center"/>
-              <w:rPr>
-                <w:b/>
-                <w:bCs/>
-                <w:color w:val="000000"/>
-              </w:rPr>
-            </w:pPr>
-            <w:r>
-              <w:rPr>
-                <w:rFonts w:ascii="Calibri" w:hAnsi="Calibri" w:cs="Calibri"/>
-                <w:b w:val="0"/>
-                <w:bCs/>
-                <w:color w:val="1F2937"/>
-                <w:sz w:val="24"/>
-              </w:rPr>
-              <w:t>43.7%</w:t>
-            </w:r>
-          </w:p>
-        </w:tc>
-        <w:tc>
-          <w:tcPr>
-            <w:tcW w:w="1985" w:type="dxa"/>
-            <w:vAlign w:val="center"/>
-            <w:hideMark/>
-            <w:shd w:val="clear" w:color="auto" w:fill="FFFFFF"/>
-            <w:tcBorders>
-              <w:top w:val="single" w:sz="4" w:space="0" w:color="000000"/>
-              <w:left w:val="single" w:sz="4" w:space="0" w:color="000000"/>
-              <w:bottom w:val="single" w:sz="4" w:space="0" w:color="000000"/>
-              <w:right w:val="single" w:sz="4" w:space="0" w:color="000000"/>
-            </w:tcBorders>
-          </w:tcPr>
-          <w:p>
-            <w:pPr>
-              <w:spacing w:before="40" w:after="40" w:line="240" w:lineRule="auto"/>
-              <w:jc w:val="center"/>
-              <w:rPr>
-                <w:b/>
-                <w:bCs/>
-                <w:color w:val="000000"/>
-              </w:rPr>
-            </w:pPr>
-            <w:r>
-              <w:rPr>
-                <w:rFonts w:ascii="Calibri" w:hAnsi="Calibri" w:cs="Calibri"/>
-                <w:b w:val="0"/>
-                <w:bCs/>
-                <w:color w:val="1F2937"/>
-                <w:sz w:val="24"/>
-              </w:rPr>
-              <w:t>21.9%</w:t>
-            </w:r>
-          </w:p>
-        </w:tc>
-      </w:tr>
-      <w:tr>
-        <w:trPr>
-          <w:trHeight w:val="454"/>
-        </w:trPr>
-        <w:tc>
-          <w:tcPr>
-            <w:tcW w:w="2127" w:type="dxa"/>
-            <w:vAlign w:val="center"/>
-            <w:hideMark/>
-            <w:shd w:val="clear" w:color="auto" w:fill="FFFFFF"/>
-            <w:tcBorders>
-              <w:top w:val="single" w:sz="4" w:space="0" w:color="000000"/>
-              <w:left w:val="single" w:sz="4" w:space="0" w:color="000000"/>
-              <w:bottom w:val="single" w:sz="4" w:space="0" w:color="000000"/>
-              <w:right w:val="single" w:sz="4" w:space="0" w:color="000000"/>
-            </w:tcBorders>
-          </w:tcPr>
-          <w:p>
-            <w:pPr>
-              <w:spacing w:before="40" w:after="40" w:line="240" w:lineRule="auto"/>
-              <w:jc w:val="center"/>
-              <w:rPr>
-                <w:b/>
-                <w:bCs/>
-                <w:color w:val="000000"/>
-              </w:rPr>
-            </w:pPr>
-            <w:r>
-              <w:rPr>
-                <w:rFonts w:ascii="Calibri" w:hAnsi="Calibri" w:cs="Calibri"/>
-                <w:b/>
-                <w:bCs/>
-                <w:color w:val="1F2937"/>
-                <w:sz w:val="24"/>
-              </w:rPr>
-              <w:t>1150</w:t>
-            </w:r>
-          </w:p>
-        </w:tc>
-        <w:tc>
-          <w:tcPr>
-            <w:tcW w:w="2835" w:type="dxa"/>
-            <w:vAlign w:val="center"/>
-            <w:hideMark/>
-            <w:shd w:val="clear" w:color="auto" w:fill="FFFFFF"/>
-            <w:tcBorders>
-              <w:top w:val="single" w:sz="4" w:space="0" w:color="000000"/>
-              <w:left w:val="single" w:sz="4" w:space="0" w:color="000000"/>
-              <w:bottom w:val="single" w:sz="4" w:space="0" w:color="000000"/>
-              <w:right w:val="single" w:sz="4" w:space="0" w:color="000000"/>
-            </w:tcBorders>
-          </w:tcPr>
-          <w:p>
-            <w:pPr>
-              <w:spacing w:before="40" w:after="40" w:line="240" w:lineRule="auto"/>
-              <w:jc w:val="center"/>
-              <w:rPr>
-                <w:color w:val="000000"/>
-              </w:rPr>
-            </w:pPr>
-            <w:r>
-              <w:rPr>
-                <w:rFonts w:ascii="Calibri" w:hAnsi="Calibri" w:cs="Calibri"/>
-                <w:b w:val="0"/>
-                <w:color w:val="1F2937"/>
-                <w:sz w:val="24"/>
-              </w:rPr>
-              <w:t>28.9%</w:t>
-            </w:r>
-          </w:p>
-        </w:tc>
-        <w:tc>
-          <w:tcPr>
-            <w:tcW w:w="2409" w:type="dxa"/>
-            <w:vAlign w:val="center"/>
-            <w:hideMark/>
-            <w:shd w:val="clear" w:color="auto" w:fill="FFFFFF"/>
-            <w:tcBorders>
-              <w:top w:val="single" w:sz="4" w:space="0" w:color="000000"/>
-              <w:left w:val="single" w:sz="4" w:space="0" w:color="000000"/>
-              <w:bottom w:val="single" w:sz="4" w:space="0" w:color="000000"/>
-              <w:right w:val="single" w:sz="4" w:space="0" w:color="000000"/>
-            </w:tcBorders>
-          </w:tcPr>
-          <w:p>
-            <w:pPr>
-              <w:spacing w:before="40" w:after="40" w:line="240" w:lineRule="auto"/>
-              <w:jc w:val="center"/>
-              <w:rPr>
-                <w:b/>
-                <w:bCs/>
-                <w:color w:val="000000"/>
-              </w:rPr>
-            </w:pPr>
-            <w:r>
-              <w:rPr>
-                <w:rFonts w:ascii="Calibri" w:hAnsi="Calibri" w:cs="Calibri"/>
-                <w:b w:val="0"/>
-                <w:bCs/>
-                <w:color w:val="1F2937"/>
-                <w:sz w:val="24"/>
-              </w:rPr>
-              <w:t>44.9%</w:t>
-            </w:r>
-          </w:p>
-        </w:tc>
-        <w:tc>
-          <w:tcPr>
-            <w:tcW w:w="1985" w:type="dxa"/>
-            <w:vAlign w:val="center"/>
-            <w:hideMark/>
-            <w:shd w:val="clear" w:color="auto" w:fill="FFFFFF"/>
-            <w:tcBorders>
-              <w:top w:val="single" w:sz="4" w:space="0" w:color="000000"/>
-              <w:left w:val="single" w:sz="4" w:space="0" w:color="000000"/>
-              <w:bottom w:val="single" w:sz="4" w:space="0" w:color="000000"/>
-              <w:right w:val="single" w:sz="4" w:space="0" w:color="000000"/>
-            </w:tcBorders>
-          </w:tcPr>
-          <w:p>
-            <w:pPr>
-              <w:spacing w:before="40" w:after="40" w:line="240" w:lineRule="auto"/>
-              <w:jc w:val="center"/>
-              <w:rPr>
-                <w:b/>
-                <w:bCs/>
-                <w:color w:val="000000"/>
-              </w:rPr>
-            </w:pPr>
-            <w:r>
-              <w:rPr>
-                <w:rFonts w:ascii="Calibri" w:hAnsi="Calibri" w:cs="Calibri"/>
-                <w:b w:val="0"/>
-                <w:bCs/>
-                <w:color w:val="1F2937"/>
-                <w:sz w:val="24"/>
-              </w:rPr>
-              <w:t>22.5%</w:t>
-            </w:r>
-          </w:p>
-        </w:tc>
-      </w:tr>
-      <w:tr>
-        <w:trPr>
-          <w:trHeight w:val="454"/>
-        </w:trPr>
-        <w:tc>
-          <w:tcPr>
-            <w:tcW w:w="2127" w:type="dxa"/>
-            <w:vAlign w:val="center"/>
-            <w:hideMark/>
-            <w:shd w:val="clear" w:color="auto" w:fill="FFFFFF"/>
-            <w:tcBorders>
-              <w:top w:val="single" w:sz="4" w:space="0" w:color="000000"/>
-              <w:left w:val="single" w:sz="4" w:space="0" w:color="000000"/>
-              <w:bottom w:val="single" w:sz="4" w:space="0" w:color="000000"/>
-              <w:right w:val="single" w:sz="4" w:space="0" w:color="000000"/>
-            </w:tcBorders>
-          </w:tcPr>
-          <w:p>
-            <w:pPr>
-              <w:spacing w:before="40" w:after="40" w:line="240" w:lineRule="auto"/>
-              <w:jc w:val="center"/>
-              <w:rPr>
-                <w:b/>
-                <w:bCs/>
-                <w:color w:val="000000"/>
-              </w:rPr>
-            </w:pPr>
-            <w:r>
-              <w:rPr>
-                <w:rFonts w:ascii="Calibri" w:hAnsi="Calibri" w:cs="Calibri"/>
-                <w:b/>
-                <w:bCs/>
-                <w:color w:val="1F2937"/>
-                <w:sz w:val="24"/>
-              </w:rPr>
-              <w:t>1500</w:t>
-            </w:r>
-          </w:p>
-        </w:tc>
-        <w:tc>
-          <w:tcPr>
-            <w:tcW w:w="2835" w:type="dxa"/>
-            <w:vAlign w:val="center"/>
-            <w:hideMark/>
-            <w:shd w:val="clear" w:color="auto" w:fill="FFFFFF"/>
-            <w:tcBorders>
-              <w:top w:val="single" w:sz="4" w:space="0" w:color="000000"/>
-              <w:left w:val="single" w:sz="4" w:space="0" w:color="000000"/>
-              <w:bottom w:val="single" w:sz="4" w:space="0" w:color="000000"/>
-              <w:right w:val="single" w:sz="4" w:space="0" w:color="000000"/>
-            </w:tcBorders>
-          </w:tcPr>
-          <w:p>
-            <w:pPr>
-              <w:spacing w:before="40" w:after="40" w:line="240" w:lineRule="auto"/>
-              <w:jc w:val="center"/>
-              <w:rPr>
-                <w:color w:val="000000"/>
-              </w:rPr>
-            </w:pPr>
-            <w:r>
-              <w:rPr>
-                <w:rFonts w:ascii="Calibri" w:hAnsi="Calibri" w:cs="Calibri"/>
-                <w:b w:val="0"/>
-                <w:color w:val="1F2937"/>
-                <w:sz w:val="24"/>
-              </w:rPr>
-              <w:t>30.0%</w:t>
-            </w:r>
-          </w:p>
-        </w:tc>
-        <w:tc>
-          <w:tcPr>
-            <w:tcW w:w="2409" w:type="dxa"/>
-            <w:vAlign w:val="center"/>
-            <w:hideMark/>
-            <w:shd w:val="clear" w:color="auto" w:fill="FFFFFF"/>
-            <w:tcBorders>
-              <w:top w:val="single" w:sz="4" w:space="0" w:color="000000"/>
-              <w:left w:val="single" w:sz="4" w:space="0" w:color="000000"/>
-              <w:bottom w:val="single" w:sz="4" w:space="0" w:color="000000"/>
-              <w:right w:val="single" w:sz="4" w:space="0" w:color="000000"/>
-            </w:tcBorders>
-          </w:tcPr>
-          <w:p>
-            <w:pPr>
-              <w:spacing w:before="40" w:after="40" w:line="240" w:lineRule="auto"/>
-              <w:jc w:val="center"/>
-              <w:rPr>
-                <w:b/>
-                <w:bCs/>
-                <w:color w:val="000000"/>
-              </w:rPr>
-            </w:pPr>
-            <w:r>
-              <w:rPr>
-                <w:rFonts w:ascii="Calibri" w:hAnsi="Calibri" w:cs="Calibri"/>
-                <w:b w:val="0"/>
-                <w:bCs/>
-                <w:color w:val="1F2937"/>
-                <w:sz w:val="24"/>
-              </w:rPr>
-              <w:t>46.2%</w:t>
-            </w:r>
-          </w:p>
-        </w:tc>
-        <w:tc>
-          <w:tcPr>
-            <w:tcW w:w="1985" w:type="dxa"/>
-            <w:vAlign w:val="center"/>
-            <w:hideMark/>
-            <w:shd w:val="clear" w:color="auto" w:fill="FFFFFF"/>
-            <w:tcBorders>
-              <w:top w:val="single" w:sz="4" w:space="0" w:color="000000"/>
-              <w:left w:val="single" w:sz="4" w:space="0" w:color="000000"/>
-              <w:bottom w:val="single" w:sz="4" w:space="0" w:color="000000"/>
-              <w:right w:val="single" w:sz="4" w:space="0" w:color="000000"/>
-            </w:tcBorders>
-          </w:tcPr>
-          <w:p>
-            <w:pPr>
-              <w:spacing w:before="40" w:after="40" w:line="240" w:lineRule="auto"/>
-              <w:jc w:val="center"/>
-              <w:rPr>
-                <w:b/>
-                <w:bCs/>
-                <w:color w:val="000000"/>
-              </w:rPr>
-            </w:pPr>
-            <w:r>
-              <w:rPr>
-                <w:rFonts w:ascii="Calibri" w:hAnsi="Calibri" w:cs="Calibri"/>
-                <w:b w:val="0"/>
-                <w:bCs/>
-                <w:color w:val="1F2937"/>
-                <w:sz w:val="24"/>
-              </w:rPr>
-              <w:t>23.1%</w:t>
-            </w:r>
-          </w:p>
-        </w:tc>
-      </w:tr>
-    </w:tbl>
-    <w:p>
-      <w:pPr>
-        <w:pStyle w:val="Heading3"/>
-        <w:spacing w:after="80" w:before="200"/>
-      </w:pPr>
-      <w:r>
-        <w:rPr>
-          <w:rFonts w:ascii="Calibri" w:cs="Calibri" w:eastAsia="Calibri" w:hAnsi="Calibri"/>
-          <w:b/>
-          <w:bCs/>
-          <w:color w:val="1F2937"/>
-          <w:sz w:val="22"/>
-          <w:szCs w:val="22"/>
-        </w:rPr>
-        <w:t>CLIENT DETAILS</w:t>
-      </w:r>
-    </w:p>
-    <w:tbl>
-      <w:tblPr>
-        <w:tblW w:type="dxa" w:w="9360"/>
-        <w:tblBorders>
-          <w:top w:val="single" w:color="auto" w:sz="4"/>
-          <w:left w:val="single" w:color="auto" w:sz="4"/>
-          <w:bottom w:val="single" w:color="auto" w:sz="4"/>
-          <w:right w:val="single" w:color="auto" w:sz="4"/>
-          <w:insideH w:val="single" w:color="auto" w:sz="4"/>
-          <w:insideV w:val="single" w:color="auto" w:sz="4"/>
-        </w:tblBorders>
-      </w:tblPr>
-      <w:tblGrid>
-        <w:gridCol w:w="3120"/>
-        <w:gridCol w:w="6240"/>
-      </w:tblGrid>
-      <w:tr>
-        <w:tc>
-          <w:tcPr>
-            <w:tcW w:type="dxa" w:w="3120"/>
-            <w:tcBorders>
-              <w:top w:val="single" w:color="BFBFBF" w:sz="4"/>
-              <w:left w:val="single" w:color="BFBFBF" w:sz="4"/>
-              <w:bottom w:val="single" w:color="BFBFBF" w:sz="4"/>
-              <w:right w:val="single" w:color="BFBFBF" w:sz="4"/>
-            </w:tcBorders>
-            <w:shd w:fill="F3F4F6" w:val="clear"/>
-            <w:tcMar>
-              <w:top w:type="dxa" w:w="100"/>
-              <w:left w:type="dxa" w:w="140"/>
-              <w:bottom w:type="dxa" w:w="100"/>
-              <w:right w:type="dxa" w:w="140"/>
-            </w:tcMar>
-            <w:vAlign w:val="center"/>
-          </w:tcPr>
-          <w:p>
-            <w:pPr>
-              <w:spacing w:after="40" w:before="40"/>
-              <w:jc w:val="left"/>
-            </w:pPr>
-            <w:r>
-              <w:rPr>
-                <w:rFonts w:ascii="Calibri" w:cs="Calibri" w:eastAsia="Calibri" w:hAnsi="Calibri"/>
-                <w:b/>
-                <w:bCs/>
-                <w:sz w:val="22"/>
-                <w:szCs w:val="22"/>
-              </w:rPr>
-              <w:t xml:space="preserve">Company</w:t>
-            </w:r>
-          </w:p>
-        </w:tc>
-        <w:tc>
-          <w:tcPr>
-            <w:tcW w:type="dxa" w:w="6240"/>
-            <w:tcBorders>
-              <w:top w:val="single" w:color="BFBFBF" w:sz="4"/>
-              <w:left w:val="single" w:color="BFBFBF" w:sz="4"/>
-              <w:bottom w:val="single" w:color="BFBFBF" w:sz="4"/>
-              <w:right w:val="single" w:color="BFBFBF" w:sz="4"/>
-            </w:tcBorders>
-            <w:tcMar>
-              <w:top w:type="dxa" w:w="100"/>
-              <w:left w:type="dxa" w:w="140"/>
-              <w:bottom w:type="dxa" w:w="100"/>
-              <w:right w:type="dxa" w:w="140"/>
-            </w:tcMar>
-            <w:vAlign w:val="center"/>
-          </w:tcPr>
-          <w:p>
-            <w:pPr>
-              <w:spacing w:after="40" w:before="40"/>
-              <w:jc w:val="left"/>
-            </w:pPr>
-            <w:r>
-              <w:t>{{company_name}}</w:t>
-            </w:r>
-          </w:p>
-        </w:tc>
-      </w:tr>
-      <w:tr>
-        <w:tc>
-          <w:tcPr>
-            <w:tcW w:type="dxa" w:w="3120"/>
-            <w:tcBorders>
-              <w:top w:val="single" w:color="BFBFBF" w:sz="4"/>
-              <w:left w:val="single" w:color="BFBFBF" w:sz="4"/>
-              <w:bottom w:val="single" w:color="BFBFBF" w:sz="4"/>
-              <w:right w:val="single" w:color="BFBFBF" w:sz="4"/>
-            </w:tcBorders>
-            <w:shd w:fill="F3F4F6" w:val="clear"/>
-            <w:tcMar>
-              <w:top w:type="dxa" w:w="100"/>
-              <w:left w:type="dxa" w:w="140"/>
-              <w:bottom w:type="dxa" w:w="100"/>
-              <w:right w:type="dxa" w:w="140"/>
-            </w:tcMar>
-            <w:vAlign w:val="center"/>
-          </w:tcPr>
-          <w:p>
-            <w:pPr>
-              <w:spacing w:after="40" w:before="40"/>
-              <w:jc w:val="left"/>
-            </w:pPr>
-            <w:r>
-              <w:rPr>
-                <w:rFonts w:ascii="Calibri" w:cs="Calibri" w:eastAsia="Calibri" w:hAnsi="Calibri"/>
-                <w:b/>
-                <w:bCs/>
-                <w:sz w:val="22"/>
-                <w:szCs w:val="22"/>
-              </w:rPr>
-              <w:t xml:space="preserve">Contact Person</w:t>
-            </w:r>
-          </w:p>
-        </w:tc>
-        <w:tc>
-          <w:tcPr>
-            <w:tcW w:type="dxa" w:w="6240"/>
-            <w:tcBorders>
-              <w:top w:val="single" w:color="BFBFBF" w:sz="4"/>
-              <w:left w:val="single" w:color="BFBFBF" w:sz="4"/>
-              <w:bottom w:val="single" w:color="BFBFBF" w:sz="4"/>
-              <w:right w:val="single" w:color="BFBFBF" w:sz="4"/>
-            </w:tcBorders>
-            <w:tcMar>
-              <w:top w:type="dxa" w:w="100"/>
-              <w:left w:type="dxa" w:w="140"/>
-              <w:bottom w:type="dxa" w:w="100"/>
-              <w:right w:type="dxa" w:w="140"/>
-            </w:tcMar>
-            <w:vAlign w:val="center"/>
-          </w:tcPr>
-          <w:p>
-            <w:pPr>
-              <w:spacing w:after="40" w:before="40"/>
-              <w:jc w:val="left"/>
-            </w:pPr>
-            <w:r>
-              <w:t>{{poc_name}}</w:t>
-            </w:r>
-          </w:p>
-        </w:tc>
-      </w:tr>
-      <w:tr>
-        <w:tc>
-          <w:tcPr>
-            <w:tcW w:type="dxa" w:w="3120"/>
-            <w:tcBorders>
-              <w:top w:val="single" w:color="BFBFBF" w:sz="4"/>
-              <w:left w:val="single" w:color="BFBFBF" w:sz="4"/>
-              <w:bottom w:val="single" w:color="BFBFBF" w:sz="4"/>
-              <w:right w:val="single" w:color="BFBFBF" w:sz="4"/>
-            </w:tcBorders>
-            <w:shd w:fill="F3F4F6" w:val="clear"/>
-            <w:tcMar>
-              <w:top w:type="dxa" w:w="100"/>
-              <w:left w:type="dxa" w:w="140"/>
-              <w:bottom w:type="dxa" w:w="100"/>
-              <w:right w:type="dxa" w:w="140"/>
-            </w:tcMar>
-            <w:vAlign w:val="center"/>
-          </w:tcPr>
-          <w:p>
-            <w:pPr>
-              <w:spacing w:after="40" w:before="40"/>
-              <w:jc w:val="left"/>
-            </w:pPr>
-            <w:r>
-              <w:rPr>
-                <w:rFonts w:ascii="Calibri" w:cs="Calibri" w:eastAsia="Calibri" w:hAnsi="Calibri"/>
-                <w:b/>
-                <w:bCs/>
-                <w:sz w:val="22"/>
-                <w:szCs w:val="22"/>
-              </w:rPr>
-              <w:t xml:space="preserve">Designation</w:t>
-            </w:r>
-          </w:p>
-        </w:tc>
-        <w:tc>
-          <w:tcPr>
-            <w:tcW w:type="dxa" w:w="6240"/>
-            <w:tcBorders>
-              <w:top w:val="single" w:color="BFBFBF" w:sz="4"/>
-              <w:left w:val="single" w:color="BFBFBF" w:sz="4"/>
-              <w:bottom w:val="single" w:color="BFBFBF" w:sz="4"/>
-              <w:right w:val="single" w:color="BFBFBF" w:sz="4"/>
-            </w:tcBorders>
-            <w:tcMar>
-              <w:top w:type="dxa" w:w="100"/>
-              <w:left w:type="dxa" w:w="140"/>
-              <w:bottom w:type="dxa" w:w="100"/>
-              <w:right w:type="dxa" w:w="140"/>
-            </w:tcMar>
-            <w:vAlign w:val="center"/>
-          </w:tcPr>
-          <w:p>
-            <w:pPr>
-              <w:spacing w:after="40" w:before="40"/>
-              <w:jc w:val="left"/>
-            </w:pPr>
-            <w:r>
-              <w:t>{{poc_designation}}</w:t>
-            </w:r>
-          </w:p>
-        </w:tc>
-      </w:tr>
-      <w:tr>
-        <w:tc>
-          <w:tcPr>
-            <w:tcW w:type="dxa" w:w="3120"/>
-            <w:tcBorders>
-              <w:top w:val="single" w:color="BFBFBF" w:sz="4"/>
-              <w:left w:val="single" w:color="BFBFBF" w:sz="4"/>
-              <w:bottom w:val="single" w:color="BFBFBF" w:sz="4"/>
-              <w:right w:val="single" w:color="BFBFBF" w:sz="4"/>
-            </w:tcBorders>
-            <w:shd w:fill="F3F4F6" w:val="clear"/>
-            <w:tcMar>
-              <w:top w:type="dxa" w:w="100"/>
-              <w:left w:type="dxa" w:w="140"/>
-              <w:bottom w:type="dxa" w:w="100"/>
-              <w:right w:type="dxa" w:w="140"/>
-            </w:tcMar>
-            <w:vAlign w:val="center"/>
-          </w:tcPr>
-          <w:p>
-            <w:pPr>
-              <w:spacing w:after="40" w:before="40"/>
-              <w:jc w:val="left"/>
-            </w:pPr>
-            <w:r>
-              <w:rPr>
-                <w:rFonts w:ascii="Calibri" w:cs="Calibri" w:eastAsia="Calibri" w:hAnsi="Calibri"/>
-                <w:b/>
-                <w:bCs/>
-                <w:sz w:val="22"/>
-                <w:szCs w:val="22"/>
-              </w:rPr>
-              <w:t xml:space="preserve">Contact No.</w:t>
-            </w:r>
-          </w:p>
-        </w:tc>
-        <w:tc>
-          <w:tcPr>
-            <w:tcW w:type="dxa" w:w="6240"/>
-            <w:tcBorders>
-              <w:top w:val="single" w:color="BFBFBF" w:sz="4"/>
-              <w:left w:val="single" w:color="BFBFBF" w:sz="4"/>
-              <w:bottom w:val="single" w:color="BFBFBF" w:sz="4"/>
-              <w:right w:val="single" w:color="BFBFBF" w:sz="4"/>
-            </w:tcBorders>
-            <w:tcMar>
-              <w:top w:type="dxa" w:w="100"/>
-              <w:left w:type="dxa" w:w="140"/>
-              <w:bottom w:type="dxa" w:w="100"/>
-              <w:right w:type="dxa" w:w="140"/>
-            </w:tcMar>
-            <w:vAlign w:val="center"/>
-          </w:tcPr>
-          <w:p>
-            <w:pPr>
-              <w:spacing w:after="40" w:before="40"/>
-              <w:jc w:val="left"/>
-            </w:pPr>
-            <w:r>
-              <w:t>{{mobile_no}}</w:t>
-            </w:r>
-          </w:p>
-        </w:tc>
-      </w:tr>
-      <w:tr>
-        <w:tc>
-          <w:tcPr>
-            <w:tcW w:type="dxa" w:w="3120"/>
-            <w:tcBorders>
-              <w:top w:val="single" w:color="BFBFBF" w:sz="4"/>
-              <w:left w:val="single" w:color="BFBFBF" w:sz="4"/>
-              <w:bottom w:val="single" w:color="BFBFBF" w:sz="4"/>
-              <w:right w:val="single" w:color="BFBFBF" w:sz="4"/>
-            </w:tcBorders>
-            <w:shd w:fill="F3F4F6" w:val="clear"/>
-            <w:tcMar>
-              <w:top w:type="dxa" w:w="100"/>
-              <w:left w:type="dxa" w:w="140"/>
-              <w:bottom w:type="dxa" w:w="100"/>
-              <w:right w:type="dxa" w:w="140"/>
-            </w:tcMar>
-            <w:vAlign w:val="center"/>
-          </w:tcPr>
-          <w:p>
-            <w:pPr>
-              <w:spacing w:after="40" w:before="40"/>
-              <w:jc w:val="left"/>
-            </w:pPr>
-            <w:r>
-              <w:rPr>
-                <w:rFonts w:ascii="Calibri" w:cs="Calibri" w:eastAsia="Calibri" w:hAnsi="Calibri"/>
-                <w:b/>
-                <w:bCs/>
-                <w:sz w:val="22"/>
-                <w:szCs w:val="22"/>
-              </w:rPr>
-              <w:t xml:space="preserve">Email</w:t>
-            </w:r>
-          </w:p>
-        </w:tc>
-        <w:tc>
-          <w:tcPr>
-            <w:tcW w:type="dxa" w:w="6240"/>
-            <w:tcBorders>
-              <w:top w:val="single" w:color="BFBFBF" w:sz="4"/>
-              <w:left w:val="single" w:color="BFBFBF" w:sz="4"/>
-              <w:bottom w:val="single" w:color="BFBFBF" w:sz="4"/>
-              <w:right w:val="single" w:color="BFBFBF" w:sz="4"/>
-            </w:tcBorders>
-            <w:tcMar>
-              <w:top w:type="dxa" w:w="100"/>
-              <w:left w:type="dxa" w:w="140"/>
-              <w:bottom w:type="dxa" w:w="100"/>
-              <w:right w:type="dxa" w:w="140"/>
-            </w:tcMar>
-            <w:vAlign w:val="center"/>
-          </w:tcPr>
-          <w:p>
-            <w:pPr>
-              <w:spacing w:after="40" w:before="40"/>
-              <w:jc w:val="left"/>
-            </w:pPr>
-            <w:r>
-              <w:t>{{email}}</w:t>
-            </w:r>
-          </w:p>
-        </w:tc>
-      </w:tr>
-    </w:tbl>
-    <w:p>
-      <w:pPr>
-        <w:pStyle w:val="Heading3"/>
-        <w:spacing w:after="80" w:before="200"/>
-      </w:pPr>
-      <w:r>
-        <w:rPr>
-          <w:rFonts w:ascii="Calibri" w:cs="Calibri" w:eastAsia="Calibri" w:hAnsi="Calibri"/>
-          <w:b/>
-          <w:bCs/>
-          <w:color w:val="1F2937"/>
-          <w:sz w:val="22"/>
-          <w:szCs w:val="22"/>
-        </w:rPr>
-        <w:t>MARKETING PERSON DETAILS</w:t>
-      </w:r>
-    </w:p>
-    <w:tbl>
-      <w:tblPr>
-        <w:tblW w:type="dxa" w:w="9360"/>
-        <w:tblBorders>
-          <w:top w:val="single" w:color="auto" w:sz="4"/>
-          <w:left w:val="single" w:color="auto" w:sz="4"/>
-          <w:bottom w:val="single" w:color="auto" w:sz="4"/>
-          <w:right w:val="single" w:color="auto" w:sz="4"/>
-          <w:insideH w:val="single" w:color="auto" w:sz="4"/>
-          <w:insideV w:val="single" w:color="auto" w:sz="4"/>
-        </w:tblBorders>
-      </w:tblPr>
-      <w:tblGrid>
-        <w:gridCol w:w="3120"/>
-        <w:gridCol w:w="6240"/>
-      </w:tblGrid>
-      <w:tr>
-        <w:tc>
-          <w:tcPr>
-            <w:tcW w:type="dxa" w:w="3120"/>
-            <w:tcBorders>
-              <w:top w:val="single" w:color="BFBFBF" w:sz="4"/>
-              <w:left w:val="single" w:color="BFBFBF" w:sz="4"/>
-              <w:bottom w:val="single" w:color="BFBFBF" w:sz="4"/>
-              <w:right w:val="single" w:color="BFBFBF" w:sz="4"/>
-            </w:tcBorders>
-            <w:shd w:fill="F3F4F6" w:val="clear"/>
-            <w:tcMar>
-              <w:top w:type="dxa" w:w="100"/>
-              <w:left w:type="dxa" w:w="140"/>
-              <w:bottom w:type="dxa" w:w="100"/>
-              <w:right w:type="dxa" w:w="140"/>
-            </w:tcMar>
-            <w:vAlign w:val="center"/>
-          </w:tcPr>
-          <w:p>
-            <w:pPr>
-              <w:spacing w:after="40" w:before="40"/>
-              <w:jc w:val="left"/>
-            </w:pPr>
-            <w:r>
-              <w:rPr>
-                <w:rFonts w:ascii="Calibri" w:cs="Calibri" w:eastAsia="Calibri" w:hAnsi="Calibri"/>
-                <w:b/>
-                <w:bCs/>
-                <w:sz w:val="22"/>
-                <w:szCs w:val="22"/>
-              </w:rPr>
-              <w:t xml:space="preserve">Name</w:t>
-            </w:r>
-          </w:p>
-        </w:tc>
-        <w:tc>
-          <w:tcPr>
-            <w:tcW w:type="dxa" w:w="6240"/>
-            <w:tcBorders>
-              <w:top w:val="single" w:color="BFBFBF" w:sz="4"/>
-              <w:left w:val="single" w:color="BFBFBF" w:sz="4"/>
-              <w:bottom w:val="single" w:color="BFBFBF" w:sz="4"/>
-              <w:right w:val="single" w:color="BFBFBF" w:sz="4"/>
-            </w:tcBorders>
-            <w:tcMar>
-              <w:top w:type="dxa" w:w="100"/>
-              <w:left w:type="dxa" w:w="140"/>
-              <w:bottom w:type="dxa" w:w="100"/>
-              <w:right w:type="dxa" w:w="140"/>
-            </w:tcMar>
-            <w:vAlign w:val="center"/>
-          </w:tcPr>
-          <w:p>
-            <w:pPr>
-              <w:spacing w:after="40" w:before="40"/>
-              <w:jc w:val="left"/>
-            </w:pPr>
-            <w:r>
-              <w:t>{{marketing_person}}</w:t>
-            </w:r>
-          </w:p>
-        </w:tc>
-      </w:tr>
-      <w:tr>
-        <w:tc>
-          <w:tcPr>
-            <w:tcW w:type="dxa" w:w="3120"/>
-            <w:tcBorders>
-              <w:top w:val="single" w:color="BFBFBF" w:sz="4"/>
-              <w:left w:val="single" w:color="BFBFBF" w:sz="4"/>
-              <w:bottom w:val="single" w:color="BFBFBF" w:sz="4"/>
-              <w:right w:val="single" w:color="BFBFBF" w:sz="4"/>
-            </w:tcBorders>
-            <w:shd w:fill="F3F4F6" w:val="clear"/>
-            <w:tcMar>
-              <w:top w:type="dxa" w:w="100"/>
-              <w:left w:type="dxa" w:w="140"/>
-              <w:bottom w:type="dxa" w:w="100"/>
-              <w:right w:type="dxa" w:w="140"/>
-            </w:tcMar>
-            <w:vAlign w:val="center"/>
-          </w:tcPr>
-          <w:p>
-            <w:pPr>
-              <w:spacing w:after="40" w:before="40"/>
-              <w:jc w:val="left"/>
-            </w:pPr>
-            <w:r>
-              <w:rPr>
-                <w:rFonts w:ascii="Calibri" w:cs="Calibri" w:eastAsia="Calibri" w:hAnsi="Calibri"/>
-                <w:b/>
-                <w:bCs/>
-                <w:sz w:val="22"/>
-                <w:szCs w:val="22"/>
-              </w:rPr>
-              <w:t xml:space="preserve">Email</w:t>
-            </w:r>
-          </w:p>
-        </w:tc>
-        <w:tc>
-          <w:tcPr>
-            <w:tcW w:type="dxa" w:w="6240"/>
-            <w:tcBorders>
-              <w:top w:val="single" w:color="BFBFBF" w:sz="4"/>
-              <w:left w:val="single" w:color="BFBFBF" w:sz="4"/>
-              <w:bottom w:val="single" w:color="BFBFBF" w:sz="4"/>
-              <w:right w:val="single" w:color="BFBFBF" w:sz="4"/>
-            </w:tcBorders>
-            <w:tcMar>
-              <w:top w:type="dxa" w:w="100"/>
-              <w:left w:type="dxa" w:w="140"/>
-              <w:bottom w:type="dxa" w:w="100"/>
-              <w:right w:type="dxa" w:w="140"/>
-            </w:tcMar>
-            <w:vAlign w:val="center"/>
-          </w:tcPr>
-          <w:p>
-            <w:pPr>
-              <w:spacing w:after="40" w:before="40"/>
-              <w:jc w:val="left"/>
-            </w:pPr>
-            <w:r>
-              <w:t>{{marketing_email}}</w:t>
-            </w:r>
-          </w:p>
-        </w:tc>
-      </w:tr>
-      <w:tr>
-        <w:tc>
-          <w:tcPr>
-            <w:tcW w:type="dxa" w:w="3120"/>
-            <w:tcBorders>
-              <w:top w:val="single" w:color="BFBFBF" w:sz="4"/>
-              <w:left w:val="single" w:color="BFBFBF" w:sz="4"/>
-              <w:bottom w:val="single" w:color="BFBFBF" w:sz="4"/>
-              <w:right w:val="single" w:color="BFBFBF" w:sz="4"/>
-            </w:tcBorders>
-            <w:shd w:fill="F3F4F6" w:val="clear"/>
-            <w:tcMar>
-              <w:top w:type="dxa" w:w="100"/>
-              <w:left w:type="dxa" w:w="140"/>
-              <w:bottom w:type="dxa" w:w="100"/>
-              <w:right w:type="dxa" w:w="140"/>
-            </w:tcMar>
-            <w:vAlign w:val="center"/>
-          </w:tcPr>
-          <w:p>
-            <w:pPr>
-              <w:spacing w:after="40" w:before="40"/>
-              <w:jc w:val="left"/>
-            </w:pPr>
-            <w:r>
-              <w:rPr>
-                <w:rFonts w:ascii="Calibri" w:cs="Calibri" w:eastAsia="Calibri" w:hAnsi="Calibri"/>
-                <w:b/>
-                <w:bCs/>
-                <w:sz w:val="22"/>
-                <w:szCs w:val="22"/>
-              </w:rPr>
-              <w:t xml:space="preserve">Contact No.</w:t>
-            </w:r>
-          </w:p>
-        </w:tc>
-        <w:tc>
-          <w:tcPr>
-            <w:tcW w:type="dxa" w:w="6240"/>
-            <w:tcBorders>
-              <w:top w:val="single" w:color="BFBFBF" w:sz="4"/>
-              <w:left w:val="single" w:color="BFBFBF" w:sz="4"/>
-              <w:bottom w:val="single" w:color="BFBFBF" w:sz="4"/>
-              <w:right w:val="single" w:color="BFBFBF" w:sz="4"/>
-            </w:tcBorders>
-            <w:tcMar>
-              <w:top w:type="dxa" w:w="100"/>
-              <w:left w:type="dxa" w:w="140"/>
-              <w:bottom w:type="dxa" w:w="100"/>
-              <w:right w:type="dxa" w:w="140"/>
-            </w:tcMar>
-            <w:vAlign w:val="center"/>
-          </w:tcPr>
-          <w:p>
-            <w:pPr>
-              <w:spacing w:after="40" w:before="40"/>
-              <w:jc w:val="left"/>
-            </w:pPr>
-            <w:r>
-              <w:t>{{marketing_phone}}</w:t>
-            </w:r>
-          </w:p>
-        </w:tc>
-      </w:tr>
-    </w:tbl>
     <w:p>
       <w:pPr>
         <w:jc w:val="center"/>
@@ -2678,7 +1245,7 @@
           <w:b/>
           <w:sz w:val="20"/>
         </w:rPr>
-        <w:t>Fig 1: Parts of Regenerative Burner</w:t>
+        <w:t>Fig 2: Parts of Regenerative Burner</w:t>
       </w:r>
     </w:p>
     <w:p>
@@ -2722,55 +1289,1488 @@
     </w:p>
     <w:p>
       <w:pPr>
-        <w:jc w:val="center"/>
-      </w:pPr>
-      <w:r>
+        <w:spacing w:before="280" w:after="80"/>
+        <w:jc w:val="both"/>
         <w:rPr>
           <w:b/>
-          <w:sz w:val="20"/>
-        </w:rPr>
-        <w:t>Fig 2: Operation of Regenerative Burner</w:t>
+          <w:u w:val="single"/>
+        </w:rPr>
+      </w:pPr>
+      <w:r>
+        <w:rPr>
+          <w:rFonts w:ascii="Calibri" w:hAnsi="Calibri" w:cs="Calibri"/>
+          <w:b/>
+          <w:color w:val="1F2937"/>
+          <w:sz w:val="30"/>
+        </w:rPr>
+        <w:t>ENERGY SAVING</w:t>
       </w:r>
     </w:p>
     <w:p>
       <w:pPr>
-        <w:jc w:val="center"/>
-      </w:pPr>
-      <w:r>
-        <w:drawing>
-          <wp:inline xmlns:a="http://schemas.openxmlformats.org/drawingml/2006/main" xmlns:pic="http://schemas.openxmlformats.org/drawingml/2006/picture">
-            <wp:extent cx="5669280" cy="3931760"/>
-            <wp:docPr id="4" name="Picture 4"/>
-            <wp:cNvGraphicFramePr>
-              <a:graphicFrameLocks noChangeAspect="1"/>
-            </wp:cNvGraphicFramePr>
-            <a:graphic>
-              <a:graphicData uri="http://schemas.openxmlformats.org/drawingml/2006/picture">
-                <pic:pic>
-                  <pic:nvPicPr>
-                    <pic:cNvPr id="0" name="image.jpg"/>
-                    <pic:cNvPicPr/>
-                  </pic:nvPicPr>
-                  <pic:blipFill>
-                    <a:blip r:embed="rId18"/>
-                    <a:stretch>
-                      <a:fillRect/>
-                    </a:stretch>
-                  </pic:blipFill>
-                  <pic:spPr>
-                    <a:xfrm>
-                      <a:off x="0" y="0"/>
-                      <a:ext cx="5669280" cy="3931760"/>
-                    </a:xfrm>
-                    <a:prstGeom prst="rect"/>
-                  </pic:spPr>
-                </pic:pic>
-              </a:graphicData>
-            </a:graphic>
-          </wp:inline>
-        </w:drawing>
+        <w:pStyle w:val="NoSpacing"/>
+        <w:widowControl w:val="0"/>
+        <w:spacing w:after="120" w:line="276" w:lineRule="auto"/>
+        <w:jc w:val="both"/>
+        <w:rPr>
+          <w:rFonts w:ascii="Times New Roman" w:hAnsi="Times New Roman" w:cs="Times New Roman"/>
+          <w:sz w:val="24"/>
+          <w:szCs w:val="24"/>
+        </w:rPr>
+      </w:pPr>
+      <w:r>
+        <w:rPr>
+          <w:rFonts w:ascii="Calibri" w:hAnsi="Calibri" w:cs="Calibri"/>
+          <w:sz w:val="24"/>
+          <w:szCs w:val="24"/>
+        </w:rPr>
+        <w:t>The chart shows the Saving in fuel oil in a furnace compared to a system with no recuperator, a system with a recuperator giving a preheat temperature of 400 °C</w:t>
+      </w:r>
+      <w:r>
+        <w:rPr>
+          <w:rFonts w:ascii="Times New Roman" w:hAnsi="Times New Roman" w:cs="Times New Roman"/>
+          <w:sz w:val="24"/>
+          <w:szCs w:val="24"/>
+          <w:vertAlign w:val="superscript"/>
+        </w:rPr>
+      </w:r>
+      <w:r>
+        <w:rPr>
+          <w:rFonts w:ascii="Calibri" w:hAnsi="Calibri" w:cs="Calibri"/>
+          <w:sz w:val="24"/>
+          <w:szCs w:val="24"/>
+        </w:rPr>
+        <w:t xml:space="preserve"> and with Regenerative burners operating with a preheat temperature of 1000 °C</w:t>
+      </w:r>
+      <w:r>
+        <w:rPr>
+          <w:rFonts w:ascii="Times New Roman" w:hAnsi="Times New Roman" w:cs="Times New Roman"/>
+          <w:sz w:val="24"/>
+          <w:szCs w:val="24"/>
+        </w:rPr>
+      </w:r>
+      <w:r>
+        <w:rPr>
+          <w:rFonts w:ascii="Times New Roman" w:hAnsi="Times New Roman" w:cs="Times New Roman"/>
+          <w:sz w:val="24"/>
+          <w:szCs w:val="24"/>
+        </w:rPr>
+      </w:r>
+      <w:r>
+        <w:rPr>
+          <w:rFonts w:ascii="Times New Roman" w:hAnsi="Times New Roman" w:cs="Times New Roman"/>
+          <w:sz w:val="24"/>
+          <w:szCs w:val="24"/>
+          <w:vertAlign w:val="superscript"/>
+        </w:rPr>
+      </w:r>
+      <w:r>
+        <w:rPr>
+          <w:rFonts w:ascii="Calibri" w:hAnsi="Calibri" w:cs="Calibri"/>
+          <w:sz w:val="24"/>
+          <w:szCs w:val="24"/>
+        </w:rPr>
+        <w:t xml:space="preserve">.  </w:t>
       </w:r>
     </w:p>
+    <w:tbl>
+      <w:tblPr>
+        <w:tblW w:w="9356" w:type="dxa"/>
+        <w:tblInd w:w="-5" w:type="dxa"/>
+        <w:tblLayout w:type="fixed"/>
+        <w:tblLook w:val="04A0" w:firstRow="1" w:lastRow="0" w:firstColumn="1" w:lastColumn="0" w:noHBand="0" w:noVBand="1"/>
+        <w:tblBorders>
+          <w:top w:val="single" w:sz="4" w:space="0" w:color="auto"/>
+          <w:left w:val="single" w:sz="4" w:space="0" w:color="auto"/>
+          <w:bottom w:val="single" w:sz="4" w:space="0" w:color="auto"/>
+          <w:right w:val="single" w:sz="4" w:space="0" w:color="auto"/>
+          <w:insideH w:val="single" w:sz="4" w:space="0" w:color="auto"/>
+          <w:insideV w:val="single" w:sz="4" w:space="0" w:color="auto"/>
+        </w:tblBorders>
+      </w:tblPr>
+      <w:tblGrid>
+        <w:gridCol w:w="2127"/>
+        <w:gridCol w:w="2835"/>
+        <w:gridCol w:w="2409"/>
+        <w:gridCol w:w="1985"/>
+      </w:tblGrid>
+      <w:tr>
+        <w:trPr>
+          <w:trHeight w:val="397"/>
+        </w:trPr>
+        <w:tc>
+          <w:tcPr>
+            <w:tcW w:w="9356" w:type="dxa"/>
+            <w:gridSpan w:val="4"/>
+            <w:vAlign w:val="center"/>
+            <w:hideMark/>
+            <w:shd w:val="clear" w:color="auto" w:fill="F1F5F9"/>
+            <w:tcBorders>
+              <w:top w:val="single" w:sz="4" w:space="0" w:color="000000"/>
+              <w:left w:val="single" w:sz="4" w:space="0" w:color="000000"/>
+              <w:bottom w:val="single" w:sz="4" w:space="0" w:color="000000"/>
+              <w:right w:val="single" w:sz="4" w:space="0" w:color="000000"/>
+            </w:tcBorders>
+          </w:tcPr>
+          <w:p>
+            <w:pPr>
+              <w:spacing w:before="40" w:after="40" w:line="240" w:lineRule="auto"/>
+              <w:jc w:val="center"/>
+              <w:rPr>
+                <w:color w:val="000000"/>
+              </w:rPr>
+            </w:pPr>
+            <w:r>
+              <w:rPr>
+                <w:rFonts w:ascii="Calibri" w:hAnsi="Calibri" w:cs="Calibri"/>
+                <w:b/>
+                <w:color w:val="1F2937"/>
+                <w:sz w:val="30"/>
+              </w:rPr>
+              <w:t>Savings In {{ savings_fuel }}</w:t>
+            </w:r>
+          </w:p>
+        </w:tc>
+      </w:tr>
+      <w:tr>
+        <w:trPr>
+          <w:trHeight w:val="680"/>
+        </w:trPr>
+        <w:tc>
+          <w:tcPr>
+            <w:tcW w:w="2127" w:type="dxa"/>
+            <w:vAlign w:val="center"/>
+            <w:hideMark/>
+            <w:shd w:val="clear" w:color="auto" w:fill="F1F5F9"/>
+            <w:tcBorders>
+              <w:top w:val="single" w:sz="4" w:space="0" w:color="000000"/>
+              <w:left w:val="single" w:sz="4" w:space="0" w:color="000000"/>
+              <w:bottom w:val="single" w:sz="4" w:space="0" w:color="000000"/>
+              <w:right w:val="single" w:sz="4" w:space="0" w:color="000000"/>
+            </w:tcBorders>
+          </w:tcPr>
+          <w:p>
+            <w:pPr>
+              <w:spacing w:before="40" w:after="40" w:line="240" w:lineRule="auto"/>
+              <w:jc w:val="center"/>
+              <w:rPr>
+                <w:b/>
+                <w:bCs/>
+                <w:color w:val="000000"/>
+              </w:rPr>
+            </w:pPr>
+            <w:r>
+              <w:rPr>
+                <w:rFonts w:ascii="Calibri" w:hAnsi="Calibri" w:cs="Calibri"/>
+                <w:b/>
+                <w:bCs/>
+                <w:color w:val="1F2937"/>
+                <w:sz w:val="25"/>
+              </w:rPr>
+              <w:t>Furnace Temp °C</w:t>
+            </w:r>
+          </w:p>
+        </w:tc>
+        <w:tc>
+          <w:tcPr>
+            <w:tcW w:w="2835" w:type="dxa"/>
+            <w:vAlign w:val="center"/>
+            <w:hideMark/>
+            <w:shd w:val="clear" w:color="auto" w:fill="F1F5F9"/>
+            <w:tcBorders>
+              <w:top w:val="single" w:sz="4" w:space="0" w:color="000000"/>
+              <w:left w:val="single" w:sz="4" w:space="0" w:color="000000"/>
+              <w:bottom w:val="single" w:sz="4" w:space="0" w:color="000000"/>
+              <w:right w:val="single" w:sz="4" w:space="0" w:color="000000"/>
+            </w:tcBorders>
+          </w:tcPr>
+          <w:p>
+            <w:pPr>
+              <w:spacing w:before="40" w:after="40" w:line="240" w:lineRule="auto"/>
+              <w:jc w:val="center"/>
+              <w:rPr>
+                <w:color w:val="000000"/>
+              </w:rPr>
+            </w:pPr>
+            <w:r>
+              <w:rPr>
+                <w:rFonts w:ascii="Calibri" w:hAnsi="Calibri" w:cs="Calibri"/>
+                <w:b/>
+                <w:color w:val="1F2937"/>
+                <w:sz w:val="25"/>
+              </w:rPr>
+              <w:t xml:space="preserve">Recuperator </w:t>
+            </w:r>
+            <w:r>
+              <w:rPr>
+                <w:rFonts w:ascii="Calibri" w:hAnsi="Calibri" w:cs="Calibri"/>
+                <w:b/>
+                <w:color w:val="1F2937"/>
+                <w:sz w:val="25"/>
+              </w:rPr>
+              <w:t>v</w:t>
+            </w:r>
+            <w:r>
+              <w:rPr>
+                <w:rFonts w:ascii="Calibri" w:hAnsi="Calibri" w:cs="Calibri"/>
+                <w:b/>
+                <w:color w:val="1F2937"/>
+                <w:sz w:val="25"/>
+              </w:rPr>
+              <w:t>s Cold Air</w:t>
+            </w:r>
+          </w:p>
+        </w:tc>
+        <w:tc>
+          <w:tcPr>
+            <w:tcW w:w="2409" w:type="dxa"/>
+            <w:vAlign w:val="center"/>
+            <w:hideMark/>
+            <w:shd w:val="clear" w:color="auto" w:fill="F1F5F9"/>
+            <w:tcBorders>
+              <w:top w:val="single" w:sz="4" w:space="0" w:color="000000"/>
+              <w:left w:val="single" w:sz="4" w:space="0" w:color="000000"/>
+              <w:bottom w:val="single" w:sz="4" w:space="0" w:color="000000"/>
+              <w:right w:val="single" w:sz="4" w:space="0" w:color="000000"/>
+            </w:tcBorders>
+          </w:tcPr>
+          <w:p>
+            <w:pPr>
+              <w:spacing w:before="40" w:after="40" w:line="240" w:lineRule="auto"/>
+              <w:jc w:val="center"/>
+              <w:rPr>
+                <w:color w:val="000000"/>
+              </w:rPr>
+            </w:pPr>
+            <w:r>
+              <w:rPr>
+                <w:rFonts w:ascii="Calibri" w:hAnsi="Calibri" w:cs="Calibri"/>
+                <w:b/>
+                <w:color w:val="1F2937"/>
+                <w:sz w:val="25"/>
+              </w:rPr>
+              <w:t xml:space="preserve">REGEN </w:t>
+            </w:r>
+            <w:r>
+              <w:rPr>
+                <w:rFonts w:ascii="Calibri" w:hAnsi="Calibri" w:cs="Calibri"/>
+                <w:b/>
+                <w:color w:val="1F2937"/>
+                <w:sz w:val="25"/>
+              </w:rPr>
+              <w:t>v</w:t>
+            </w:r>
+            <w:r>
+              <w:rPr>
+                <w:rFonts w:ascii="Calibri" w:hAnsi="Calibri" w:cs="Calibri"/>
+                <w:b/>
+                <w:color w:val="1F2937"/>
+                <w:sz w:val="25"/>
+              </w:rPr>
+              <w:t>s Cold Air</w:t>
+            </w:r>
+          </w:p>
+        </w:tc>
+        <w:tc>
+          <w:tcPr>
+            <w:tcW w:w="1985" w:type="dxa"/>
+            <w:vAlign w:val="center"/>
+            <w:hideMark/>
+            <w:shd w:val="clear" w:color="auto" w:fill="F1F5F9"/>
+            <w:tcBorders>
+              <w:top w:val="single" w:sz="4" w:space="0" w:color="000000"/>
+              <w:left w:val="single" w:sz="4" w:space="0" w:color="000000"/>
+              <w:bottom w:val="single" w:sz="4" w:space="0" w:color="000000"/>
+              <w:right w:val="single" w:sz="4" w:space="0" w:color="000000"/>
+            </w:tcBorders>
+          </w:tcPr>
+          <w:p>
+            <w:pPr>
+              <w:spacing w:before="40" w:after="40" w:line="240" w:lineRule="auto"/>
+              <w:jc w:val="center"/>
+              <w:rPr>
+                <w:color w:val="000000"/>
+              </w:rPr>
+            </w:pPr>
+            <w:r>
+              <w:rPr>
+                <w:rFonts w:ascii="Calibri" w:hAnsi="Calibri" w:cs="Calibri"/>
+                <w:b/>
+                <w:color w:val="1F2937"/>
+                <w:sz w:val="25"/>
+              </w:rPr>
+              <w:t xml:space="preserve">REGEN </w:t>
+            </w:r>
+            <w:r>
+              <w:rPr>
+                <w:rFonts w:ascii="Calibri" w:hAnsi="Calibri" w:cs="Calibri"/>
+                <w:b/>
+                <w:color w:val="1F2937"/>
+                <w:sz w:val="25"/>
+              </w:rPr>
+              <w:t>v</w:t>
+            </w:r>
+            <w:r>
+              <w:rPr>
+                <w:rFonts w:ascii="Calibri" w:hAnsi="Calibri" w:cs="Calibri"/>
+                <w:b/>
+                <w:color w:val="1F2937"/>
+                <w:sz w:val="25"/>
+              </w:rPr>
+              <w:t>s Recuperator</w:t>
+            </w:r>
+          </w:p>
+        </w:tc>
+      </w:tr>
+      <w:tr>
+        <w:trPr>
+          <w:trHeight w:val="454"/>
+        </w:trPr>
+        <w:tc>
+          <w:tcPr>
+            <w:tcW w:w="2127" w:type="dxa"/>
+            <w:vAlign w:val="center"/>
+            <w:hideMark/>
+            <w:shd w:val="clear" w:color="auto" w:fill="FFFFFF"/>
+            <w:tcBorders>
+              <w:top w:val="single" w:sz="4" w:space="0" w:color="000000"/>
+              <w:left w:val="single" w:sz="4" w:space="0" w:color="000000"/>
+              <w:bottom w:val="single" w:sz="4" w:space="0" w:color="000000"/>
+              <w:right w:val="single" w:sz="4" w:space="0" w:color="000000"/>
+            </w:tcBorders>
+          </w:tcPr>
+          <w:p>
+            <w:pPr>
+              <w:spacing w:before="40" w:after="40" w:line="240" w:lineRule="auto"/>
+              <w:jc w:val="center"/>
+              <w:rPr>
+                <w:b/>
+                <w:bCs/>
+                <w:color w:val="000000"/>
+              </w:rPr>
+            </w:pPr>
+            <w:r>
+              <w:rPr>
+                <w:rFonts w:ascii="Calibri" w:hAnsi="Calibri" w:cs="Calibri"/>
+                <w:b/>
+                <w:bCs/>
+                <w:color w:val="1F2937"/>
+                <w:sz w:val="24"/>
+              </w:rPr>
+              <w:t>1050</w:t>
+            </w:r>
+          </w:p>
+        </w:tc>
+        <w:tc>
+          <w:tcPr>
+            <w:tcW w:w="2835" w:type="dxa"/>
+            <w:vAlign w:val="center"/>
+            <w:hideMark/>
+            <w:shd w:val="clear" w:color="auto" w:fill="FFFFFF"/>
+            <w:tcBorders>
+              <w:top w:val="single" w:sz="4" w:space="0" w:color="000000"/>
+              <w:left w:val="single" w:sz="4" w:space="0" w:color="000000"/>
+              <w:bottom w:val="single" w:sz="4" w:space="0" w:color="000000"/>
+              <w:right w:val="single" w:sz="4" w:space="0" w:color="000000"/>
+            </w:tcBorders>
+          </w:tcPr>
+          <w:p>
+            <w:pPr>
+              <w:spacing w:before="40" w:after="40" w:line="240" w:lineRule="auto"/>
+              <w:jc w:val="center"/>
+              <w:rPr>
+                <w:color w:val="000000"/>
+              </w:rPr>
+            </w:pPr>
+            <w:r>
+              <w:rPr>
+                <w:rFonts w:ascii="Calibri" w:hAnsi="Calibri" w:cs="Calibri"/>
+                <w:b w:val="0"/>
+                <w:color w:val="1F2937"/>
+                <w:sz w:val="24"/>
+              </w:rPr>
+              <w:t>27.0%</w:t>
+            </w:r>
+          </w:p>
+        </w:tc>
+        <w:tc>
+          <w:tcPr>
+            <w:tcW w:w="2409" w:type="dxa"/>
+            <w:vAlign w:val="center"/>
+            <w:hideMark/>
+            <w:shd w:val="clear" w:color="auto" w:fill="FFFFFF"/>
+            <w:tcBorders>
+              <w:top w:val="single" w:sz="4" w:space="0" w:color="000000"/>
+              <w:left w:val="single" w:sz="4" w:space="0" w:color="000000"/>
+              <w:bottom w:val="single" w:sz="4" w:space="0" w:color="000000"/>
+              <w:right w:val="single" w:sz="4" w:space="0" w:color="000000"/>
+            </w:tcBorders>
+          </w:tcPr>
+          <w:p>
+            <w:pPr>
+              <w:spacing w:before="40" w:after="40" w:line="240" w:lineRule="auto"/>
+              <w:jc w:val="center"/>
+              <w:rPr>
+                <w:b/>
+                <w:bCs/>
+                <w:color w:val="000000"/>
+              </w:rPr>
+            </w:pPr>
+            <w:r>
+              <w:rPr>
+                <w:rFonts w:ascii="Calibri" w:hAnsi="Calibri" w:cs="Calibri"/>
+                <w:b w:val="0"/>
+                <w:bCs/>
+                <w:color w:val="1F2937"/>
+                <w:sz w:val="24"/>
+              </w:rPr>
+              <w:t>42.6%</w:t>
+            </w:r>
+          </w:p>
+        </w:tc>
+        <w:tc>
+          <w:tcPr>
+            <w:tcW w:w="1985" w:type="dxa"/>
+            <w:vAlign w:val="center"/>
+            <w:hideMark/>
+            <w:shd w:val="clear" w:color="auto" w:fill="FFFFFF"/>
+            <w:tcBorders>
+              <w:top w:val="single" w:sz="4" w:space="0" w:color="000000"/>
+              <w:left w:val="single" w:sz="4" w:space="0" w:color="000000"/>
+              <w:bottom w:val="single" w:sz="4" w:space="0" w:color="000000"/>
+              <w:right w:val="single" w:sz="4" w:space="0" w:color="000000"/>
+            </w:tcBorders>
+          </w:tcPr>
+          <w:p>
+            <w:pPr>
+              <w:spacing w:before="40" w:after="40" w:line="240" w:lineRule="auto"/>
+              <w:jc w:val="center"/>
+              <w:rPr>
+                <w:b/>
+                <w:bCs/>
+                <w:color w:val="000000"/>
+              </w:rPr>
+            </w:pPr>
+            <w:r>
+              <w:rPr>
+                <w:rFonts w:ascii="Calibri" w:hAnsi="Calibri" w:cs="Calibri"/>
+                <w:b w:val="0"/>
+                <w:bCs/>
+                <w:color w:val="1F2937"/>
+                <w:sz w:val="24"/>
+              </w:rPr>
+              <w:t>21.3%</w:t>
+            </w:r>
+          </w:p>
+        </w:tc>
+      </w:tr>
+      <w:tr>
+        <w:trPr>
+          <w:trHeight w:val="454"/>
+        </w:trPr>
+        <w:tc>
+          <w:tcPr>
+            <w:tcW w:w="2127" w:type="dxa"/>
+            <w:vAlign w:val="center"/>
+            <w:hideMark/>
+            <w:shd w:val="clear" w:color="auto" w:fill="FFFFFF"/>
+            <w:tcBorders>
+              <w:top w:val="single" w:sz="4" w:space="0" w:color="000000"/>
+              <w:left w:val="single" w:sz="4" w:space="0" w:color="000000"/>
+              <w:bottom w:val="single" w:sz="4" w:space="0" w:color="000000"/>
+              <w:right w:val="single" w:sz="4" w:space="0" w:color="000000"/>
+            </w:tcBorders>
+          </w:tcPr>
+          <w:p>
+            <w:pPr>
+              <w:spacing w:before="40" w:after="40" w:line="240" w:lineRule="auto"/>
+              <w:jc w:val="center"/>
+              <w:rPr>
+                <w:b/>
+                <w:bCs/>
+                <w:color w:val="000000"/>
+              </w:rPr>
+            </w:pPr>
+            <w:r>
+              <w:rPr>
+                <w:rFonts w:ascii="Calibri" w:hAnsi="Calibri" w:cs="Calibri"/>
+                <w:b/>
+                <w:bCs/>
+                <w:color w:val="1F2937"/>
+                <w:sz w:val="24"/>
+              </w:rPr>
+              <w:t>1100</w:t>
+            </w:r>
+          </w:p>
+        </w:tc>
+        <w:tc>
+          <w:tcPr>
+            <w:tcW w:w="2835" w:type="dxa"/>
+            <w:vAlign w:val="center"/>
+            <w:hideMark/>
+            <w:shd w:val="clear" w:color="auto" w:fill="FFFFFF"/>
+            <w:tcBorders>
+              <w:top w:val="single" w:sz="4" w:space="0" w:color="000000"/>
+              <w:left w:val="single" w:sz="4" w:space="0" w:color="000000"/>
+              <w:bottom w:val="single" w:sz="4" w:space="0" w:color="000000"/>
+              <w:right w:val="single" w:sz="4" w:space="0" w:color="000000"/>
+            </w:tcBorders>
+          </w:tcPr>
+          <w:p>
+            <w:pPr>
+              <w:spacing w:before="40" w:after="40" w:line="240" w:lineRule="auto"/>
+              <w:jc w:val="center"/>
+              <w:rPr>
+                <w:color w:val="000000"/>
+              </w:rPr>
+            </w:pPr>
+            <w:r>
+              <w:rPr>
+                <w:rFonts w:ascii="Calibri" w:hAnsi="Calibri" w:cs="Calibri"/>
+                <w:b w:val="0"/>
+                <w:color w:val="1F2937"/>
+                <w:sz w:val="24"/>
+              </w:rPr>
+              <w:t>27.9%</w:t>
+            </w:r>
+          </w:p>
+        </w:tc>
+        <w:tc>
+          <w:tcPr>
+            <w:tcW w:w="2409" w:type="dxa"/>
+            <w:vAlign w:val="center"/>
+            <w:hideMark/>
+            <w:shd w:val="clear" w:color="auto" w:fill="FFFFFF"/>
+            <w:tcBorders>
+              <w:top w:val="single" w:sz="4" w:space="0" w:color="000000"/>
+              <w:left w:val="single" w:sz="4" w:space="0" w:color="000000"/>
+              <w:bottom w:val="single" w:sz="4" w:space="0" w:color="000000"/>
+              <w:right w:val="single" w:sz="4" w:space="0" w:color="000000"/>
+            </w:tcBorders>
+          </w:tcPr>
+          <w:p>
+            <w:pPr>
+              <w:spacing w:before="40" w:after="40" w:line="240" w:lineRule="auto"/>
+              <w:jc w:val="center"/>
+              <w:rPr>
+                <w:b/>
+                <w:bCs/>
+                <w:color w:val="000000"/>
+              </w:rPr>
+            </w:pPr>
+            <w:r>
+              <w:rPr>
+                <w:rFonts w:ascii="Calibri" w:hAnsi="Calibri" w:cs="Calibri"/>
+                <w:b w:val="0"/>
+                <w:bCs/>
+                <w:color w:val="1F2937"/>
+                <w:sz w:val="24"/>
+              </w:rPr>
+              <w:t>43.7%</w:t>
+            </w:r>
+          </w:p>
+        </w:tc>
+        <w:tc>
+          <w:tcPr>
+            <w:tcW w:w="1985" w:type="dxa"/>
+            <w:vAlign w:val="center"/>
+            <w:hideMark/>
+            <w:shd w:val="clear" w:color="auto" w:fill="FFFFFF"/>
+            <w:tcBorders>
+              <w:top w:val="single" w:sz="4" w:space="0" w:color="000000"/>
+              <w:left w:val="single" w:sz="4" w:space="0" w:color="000000"/>
+              <w:bottom w:val="single" w:sz="4" w:space="0" w:color="000000"/>
+              <w:right w:val="single" w:sz="4" w:space="0" w:color="000000"/>
+            </w:tcBorders>
+          </w:tcPr>
+          <w:p>
+            <w:pPr>
+              <w:spacing w:before="40" w:after="40" w:line="240" w:lineRule="auto"/>
+              <w:jc w:val="center"/>
+              <w:rPr>
+                <w:b/>
+                <w:bCs/>
+                <w:color w:val="000000"/>
+              </w:rPr>
+            </w:pPr>
+            <w:r>
+              <w:rPr>
+                <w:rFonts w:ascii="Calibri" w:hAnsi="Calibri" w:cs="Calibri"/>
+                <w:b w:val="0"/>
+                <w:bCs/>
+                <w:color w:val="1F2937"/>
+                <w:sz w:val="24"/>
+              </w:rPr>
+              <w:t>21.9%</w:t>
+            </w:r>
+          </w:p>
+        </w:tc>
+      </w:tr>
+      <w:tr>
+        <w:trPr>
+          <w:trHeight w:val="454"/>
+        </w:trPr>
+        <w:tc>
+          <w:tcPr>
+            <w:tcW w:w="2127" w:type="dxa"/>
+            <w:vAlign w:val="center"/>
+            <w:hideMark/>
+            <w:shd w:val="clear" w:color="auto" w:fill="FFFFFF"/>
+            <w:tcBorders>
+              <w:top w:val="single" w:sz="4" w:space="0" w:color="000000"/>
+              <w:left w:val="single" w:sz="4" w:space="0" w:color="000000"/>
+              <w:bottom w:val="single" w:sz="4" w:space="0" w:color="000000"/>
+              <w:right w:val="single" w:sz="4" w:space="0" w:color="000000"/>
+            </w:tcBorders>
+          </w:tcPr>
+          <w:p>
+            <w:pPr>
+              <w:spacing w:before="40" w:after="40" w:line="240" w:lineRule="auto"/>
+              <w:jc w:val="center"/>
+              <w:rPr>
+                <w:b/>
+                <w:bCs/>
+                <w:color w:val="000000"/>
+              </w:rPr>
+            </w:pPr>
+            <w:r>
+              <w:rPr>
+                <w:rFonts w:ascii="Calibri" w:hAnsi="Calibri" w:cs="Calibri"/>
+                <w:b/>
+                <w:bCs/>
+                <w:color w:val="1F2937"/>
+                <w:sz w:val="24"/>
+              </w:rPr>
+              <w:t>1150</w:t>
+            </w:r>
+          </w:p>
+        </w:tc>
+        <w:tc>
+          <w:tcPr>
+            <w:tcW w:w="2835" w:type="dxa"/>
+            <w:vAlign w:val="center"/>
+            <w:hideMark/>
+            <w:shd w:val="clear" w:color="auto" w:fill="FFFFFF"/>
+            <w:tcBorders>
+              <w:top w:val="single" w:sz="4" w:space="0" w:color="000000"/>
+              <w:left w:val="single" w:sz="4" w:space="0" w:color="000000"/>
+              <w:bottom w:val="single" w:sz="4" w:space="0" w:color="000000"/>
+              <w:right w:val="single" w:sz="4" w:space="0" w:color="000000"/>
+            </w:tcBorders>
+          </w:tcPr>
+          <w:p>
+            <w:pPr>
+              <w:spacing w:before="40" w:after="40" w:line="240" w:lineRule="auto"/>
+              <w:jc w:val="center"/>
+              <w:rPr>
+                <w:color w:val="000000"/>
+              </w:rPr>
+            </w:pPr>
+            <w:r>
+              <w:rPr>
+                <w:rFonts w:ascii="Calibri" w:hAnsi="Calibri" w:cs="Calibri"/>
+                <w:b w:val="0"/>
+                <w:color w:val="1F2937"/>
+                <w:sz w:val="24"/>
+              </w:rPr>
+              <w:t>28.9%</w:t>
+            </w:r>
+          </w:p>
+        </w:tc>
+        <w:tc>
+          <w:tcPr>
+            <w:tcW w:w="2409" w:type="dxa"/>
+            <w:vAlign w:val="center"/>
+            <w:hideMark/>
+            <w:shd w:val="clear" w:color="auto" w:fill="FFFFFF"/>
+            <w:tcBorders>
+              <w:top w:val="single" w:sz="4" w:space="0" w:color="000000"/>
+              <w:left w:val="single" w:sz="4" w:space="0" w:color="000000"/>
+              <w:bottom w:val="single" w:sz="4" w:space="0" w:color="000000"/>
+              <w:right w:val="single" w:sz="4" w:space="0" w:color="000000"/>
+            </w:tcBorders>
+          </w:tcPr>
+          <w:p>
+            <w:pPr>
+              <w:spacing w:before="40" w:after="40" w:line="240" w:lineRule="auto"/>
+              <w:jc w:val="center"/>
+              <w:rPr>
+                <w:b/>
+                <w:bCs/>
+                <w:color w:val="000000"/>
+              </w:rPr>
+            </w:pPr>
+            <w:r>
+              <w:rPr>
+                <w:rFonts w:ascii="Calibri" w:hAnsi="Calibri" w:cs="Calibri"/>
+                <w:b w:val="0"/>
+                <w:bCs/>
+                <w:color w:val="1F2937"/>
+                <w:sz w:val="24"/>
+              </w:rPr>
+              <w:t>44.9%</w:t>
+            </w:r>
+          </w:p>
+        </w:tc>
+        <w:tc>
+          <w:tcPr>
+            <w:tcW w:w="1985" w:type="dxa"/>
+            <w:vAlign w:val="center"/>
+            <w:hideMark/>
+            <w:shd w:val="clear" w:color="auto" w:fill="FFFFFF"/>
+            <w:tcBorders>
+              <w:top w:val="single" w:sz="4" w:space="0" w:color="000000"/>
+              <w:left w:val="single" w:sz="4" w:space="0" w:color="000000"/>
+              <w:bottom w:val="single" w:sz="4" w:space="0" w:color="000000"/>
+              <w:right w:val="single" w:sz="4" w:space="0" w:color="000000"/>
+            </w:tcBorders>
+          </w:tcPr>
+          <w:p>
+            <w:pPr>
+              <w:spacing w:before="40" w:after="40" w:line="240" w:lineRule="auto"/>
+              <w:jc w:val="center"/>
+              <w:rPr>
+                <w:b/>
+                <w:bCs/>
+                <w:color w:val="000000"/>
+              </w:rPr>
+            </w:pPr>
+            <w:r>
+              <w:rPr>
+                <w:rFonts w:ascii="Calibri" w:hAnsi="Calibri" w:cs="Calibri"/>
+                <w:b w:val="0"/>
+                <w:bCs/>
+                <w:color w:val="1F2937"/>
+                <w:sz w:val="24"/>
+              </w:rPr>
+              <w:t>22.5%</w:t>
+            </w:r>
+          </w:p>
+        </w:tc>
+      </w:tr>
+      <w:tr>
+        <w:trPr>
+          <w:trHeight w:val="454"/>
+        </w:trPr>
+        <w:tc>
+          <w:tcPr>
+            <w:tcW w:w="2127" w:type="dxa"/>
+            <w:vAlign w:val="center"/>
+            <w:hideMark/>
+            <w:shd w:val="clear" w:color="auto" w:fill="FFFFFF"/>
+            <w:tcBorders>
+              <w:top w:val="single" w:sz="4" w:space="0" w:color="000000"/>
+              <w:left w:val="single" w:sz="4" w:space="0" w:color="000000"/>
+              <w:bottom w:val="single" w:sz="4" w:space="0" w:color="000000"/>
+              <w:right w:val="single" w:sz="4" w:space="0" w:color="000000"/>
+            </w:tcBorders>
+          </w:tcPr>
+          <w:p>
+            <w:pPr>
+              <w:spacing w:before="40" w:after="40" w:line="240" w:lineRule="auto"/>
+              <w:jc w:val="center"/>
+              <w:rPr>
+                <w:b/>
+                <w:bCs/>
+                <w:color w:val="000000"/>
+              </w:rPr>
+            </w:pPr>
+            <w:r>
+              <w:rPr>
+                <w:rFonts w:ascii="Calibri" w:hAnsi="Calibri" w:cs="Calibri"/>
+                <w:b/>
+                <w:bCs/>
+                <w:color w:val="1F2937"/>
+                <w:sz w:val="24"/>
+              </w:rPr>
+              <w:t>1500</w:t>
+            </w:r>
+          </w:p>
+        </w:tc>
+        <w:tc>
+          <w:tcPr>
+            <w:tcW w:w="2835" w:type="dxa"/>
+            <w:vAlign w:val="center"/>
+            <w:hideMark/>
+            <w:shd w:val="clear" w:color="auto" w:fill="FFFFFF"/>
+            <w:tcBorders>
+              <w:top w:val="single" w:sz="4" w:space="0" w:color="000000"/>
+              <w:left w:val="single" w:sz="4" w:space="0" w:color="000000"/>
+              <w:bottom w:val="single" w:sz="4" w:space="0" w:color="000000"/>
+              <w:right w:val="single" w:sz="4" w:space="0" w:color="000000"/>
+            </w:tcBorders>
+          </w:tcPr>
+          <w:p>
+            <w:pPr>
+              <w:spacing w:before="40" w:after="40" w:line="240" w:lineRule="auto"/>
+              <w:jc w:val="center"/>
+              <w:rPr>
+                <w:color w:val="000000"/>
+              </w:rPr>
+            </w:pPr>
+            <w:r>
+              <w:rPr>
+                <w:rFonts w:ascii="Calibri" w:hAnsi="Calibri" w:cs="Calibri"/>
+                <w:b w:val="0"/>
+                <w:color w:val="1F2937"/>
+                <w:sz w:val="24"/>
+              </w:rPr>
+              <w:t>30.0%</w:t>
+            </w:r>
+          </w:p>
+        </w:tc>
+        <w:tc>
+          <w:tcPr>
+            <w:tcW w:w="2409" w:type="dxa"/>
+            <w:vAlign w:val="center"/>
+            <w:hideMark/>
+            <w:shd w:val="clear" w:color="auto" w:fill="FFFFFF"/>
+            <w:tcBorders>
+              <w:top w:val="single" w:sz="4" w:space="0" w:color="000000"/>
+              <w:left w:val="single" w:sz="4" w:space="0" w:color="000000"/>
+              <w:bottom w:val="single" w:sz="4" w:space="0" w:color="000000"/>
+              <w:right w:val="single" w:sz="4" w:space="0" w:color="000000"/>
+            </w:tcBorders>
+          </w:tcPr>
+          <w:p>
+            <w:pPr>
+              <w:spacing w:before="40" w:after="40" w:line="240" w:lineRule="auto"/>
+              <w:jc w:val="center"/>
+              <w:rPr>
+                <w:b/>
+                <w:bCs/>
+                <w:color w:val="000000"/>
+              </w:rPr>
+            </w:pPr>
+            <w:r>
+              <w:rPr>
+                <w:rFonts w:ascii="Calibri" w:hAnsi="Calibri" w:cs="Calibri"/>
+                <w:b w:val="0"/>
+                <w:bCs/>
+                <w:color w:val="1F2937"/>
+                <w:sz w:val="24"/>
+              </w:rPr>
+              <w:t>46.2%</w:t>
+            </w:r>
+          </w:p>
+        </w:tc>
+        <w:tc>
+          <w:tcPr>
+            <w:tcW w:w="1985" w:type="dxa"/>
+            <w:vAlign w:val="center"/>
+            <w:hideMark/>
+            <w:shd w:val="clear" w:color="auto" w:fill="FFFFFF"/>
+            <w:tcBorders>
+              <w:top w:val="single" w:sz="4" w:space="0" w:color="000000"/>
+              <w:left w:val="single" w:sz="4" w:space="0" w:color="000000"/>
+              <w:bottom w:val="single" w:sz="4" w:space="0" w:color="000000"/>
+              <w:right w:val="single" w:sz="4" w:space="0" w:color="000000"/>
+            </w:tcBorders>
+          </w:tcPr>
+          <w:p>
+            <w:pPr>
+              <w:spacing w:before="40" w:after="40" w:line="240" w:lineRule="auto"/>
+              <w:jc w:val="center"/>
+              <w:rPr>
+                <w:b/>
+                <w:bCs/>
+                <w:color w:val="000000"/>
+              </w:rPr>
+            </w:pPr>
+            <w:r>
+              <w:rPr>
+                <w:rFonts w:ascii="Calibri" w:hAnsi="Calibri" w:cs="Calibri"/>
+                <w:b w:val="0"/>
+                <w:bCs/>
+                <w:color w:val="1F2937"/>
+                <w:sz w:val="24"/>
+              </w:rPr>
+              <w:t>23.1%</w:t>
+            </w:r>
+          </w:p>
+        </w:tc>
+      </w:tr>
+    </w:tbl>
+    <w:p>
+      <w:pPr>
+        <w:pStyle w:val="Heading3"/>
+        <w:spacing w:after="80" w:before="200"/>
+      </w:pPr>
+      <w:r>
+        <w:rPr>
+          <w:rFonts w:ascii="Calibri" w:cs="Calibri" w:eastAsia="Calibri" w:hAnsi="Calibri"/>
+          <w:b/>
+          <w:bCs/>
+          <w:color w:val="1F2937"/>
+          <w:sz w:val="22"/>
+          <w:szCs w:val="22"/>
+        </w:rPr>
+        <w:t>CLIENT DETAILS</w:t>
+      </w:r>
+    </w:p>
+    <w:tbl>
+      <w:tblPr>
+        <w:tblW w:type="dxa" w:w="9360"/>
+        <w:tblBorders>
+          <w:top w:val="single" w:color="auto" w:sz="4"/>
+          <w:left w:val="single" w:color="auto" w:sz="4"/>
+          <w:bottom w:val="single" w:color="auto" w:sz="4"/>
+          <w:right w:val="single" w:color="auto" w:sz="4"/>
+          <w:insideH w:val="single" w:color="auto" w:sz="4"/>
+          <w:insideV w:val="single" w:color="auto" w:sz="4"/>
+        </w:tblBorders>
+      </w:tblPr>
+      <w:tblGrid>
+        <w:gridCol w:w="3120"/>
+        <w:gridCol w:w="6240"/>
+      </w:tblGrid>
+      <w:tr>
+        <w:tc>
+          <w:tcPr>
+            <w:tcW w:type="dxa" w:w="3120"/>
+            <w:tcBorders>
+              <w:top w:val="single" w:color="BFBFBF" w:sz="4"/>
+              <w:left w:val="single" w:color="BFBFBF" w:sz="4"/>
+              <w:bottom w:val="single" w:color="BFBFBF" w:sz="4"/>
+              <w:right w:val="single" w:color="BFBFBF" w:sz="4"/>
+            </w:tcBorders>
+            <w:shd w:fill="F3F4F6" w:val="clear"/>
+            <w:tcMar>
+              <w:top w:type="dxa" w:w="100"/>
+              <w:left w:type="dxa" w:w="140"/>
+              <w:bottom w:type="dxa" w:w="100"/>
+              <w:right w:type="dxa" w:w="140"/>
+            </w:tcMar>
+            <w:vAlign w:val="center"/>
+          </w:tcPr>
+          <w:p>
+            <w:pPr>
+              <w:spacing w:after="40" w:before="40"/>
+              <w:jc w:val="left"/>
+            </w:pPr>
+            <w:r>
+              <w:rPr>
+                <w:rFonts w:ascii="Calibri" w:cs="Calibri" w:eastAsia="Calibri" w:hAnsi="Calibri"/>
+                <w:b/>
+                <w:bCs/>
+                <w:sz w:val="22"/>
+                <w:szCs w:val="22"/>
+              </w:rPr>
+              <w:t xml:space="preserve">Company</w:t>
+            </w:r>
+          </w:p>
+        </w:tc>
+        <w:tc>
+          <w:tcPr>
+            <w:tcW w:type="dxa" w:w="6240"/>
+            <w:tcBorders>
+              <w:top w:val="single" w:color="BFBFBF" w:sz="4"/>
+              <w:left w:val="single" w:color="BFBFBF" w:sz="4"/>
+              <w:bottom w:val="single" w:color="BFBFBF" w:sz="4"/>
+              <w:right w:val="single" w:color="BFBFBF" w:sz="4"/>
+            </w:tcBorders>
+            <w:tcMar>
+              <w:top w:type="dxa" w:w="100"/>
+              <w:left w:type="dxa" w:w="140"/>
+              <w:bottom w:type="dxa" w:w="100"/>
+              <w:right w:type="dxa" w:w="140"/>
+            </w:tcMar>
+            <w:vAlign w:val="center"/>
+          </w:tcPr>
+          <w:p>
+            <w:pPr>
+              <w:spacing w:after="40" w:before="40"/>
+              <w:jc w:val="left"/>
+            </w:pPr>
+            <w:r>
+              <w:t>{{company_name}}</w:t>
+            </w:r>
+          </w:p>
+        </w:tc>
+      </w:tr>
+      <w:tr>
+        <w:tc>
+          <w:tcPr>
+            <w:tcW w:type="dxa" w:w="3120"/>
+            <w:tcBorders>
+              <w:top w:val="single" w:color="BFBFBF" w:sz="4"/>
+              <w:left w:val="single" w:color="BFBFBF" w:sz="4"/>
+              <w:bottom w:val="single" w:color="BFBFBF" w:sz="4"/>
+              <w:right w:val="single" w:color="BFBFBF" w:sz="4"/>
+            </w:tcBorders>
+            <w:shd w:fill="F3F4F6" w:val="clear"/>
+            <w:tcMar>
+              <w:top w:type="dxa" w:w="100"/>
+              <w:left w:type="dxa" w:w="140"/>
+              <w:bottom w:type="dxa" w:w="100"/>
+              <w:right w:type="dxa" w:w="140"/>
+            </w:tcMar>
+            <w:vAlign w:val="center"/>
+          </w:tcPr>
+          <w:p>
+            <w:pPr>
+              <w:spacing w:after="40" w:before="40"/>
+              <w:jc w:val="left"/>
+            </w:pPr>
+            <w:r>
+              <w:rPr>
+                <w:rFonts w:ascii="Calibri" w:cs="Calibri" w:eastAsia="Calibri" w:hAnsi="Calibri"/>
+                <w:b/>
+                <w:bCs/>
+                <w:sz w:val="22"/>
+                <w:szCs w:val="22"/>
+              </w:rPr>
+              <w:t xml:space="preserve">Contact Person</w:t>
+            </w:r>
+          </w:p>
+        </w:tc>
+        <w:tc>
+          <w:tcPr>
+            <w:tcW w:type="dxa" w:w="6240"/>
+            <w:tcBorders>
+              <w:top w:val="single" w:color="BFBFBF" w:sz="4"/>
+              <w:left w:val="single" w:color="BFBFBF" w:sz="4"/>
+              <w:bottom w:val="single" w:color="BFBFBF" w:sz="4"/>
+              <w:right w:val="single" w:color="BFBFBF" w:sz="4"/>
+            </w:tcBorders>
+            <w:tcMar>
+              <w:top w:type="dxa" w:w="100"/>
+              <w:left w:type="dxa" w:w="140"/>
+              <w:bottom w:type="dxa" w:w="100"/>
+              <w:right w:type="dxa" w:w="140"/>
+            </w:tcMar>
+            <w:vAlign w:val="center"/>
+          </w:tcPr>
+          <w:p>
+            <w:pPr>
+              <w:spacing w:after="40" w:before="40"/>
+              <w:jc w:val="left"/>
+            </w:pPr>
+            <w:r>
+              <w:t>{{poc_name}}</w:t>
+            </w:r>
+          </w:p>
+        </w:tc>
+      </w:tr>
+      <w:tr>
+        <w:tc>
+          <w:tcPr>
+            <w:tcW w:type="dxa" w:w="3120"/>
+            <w:tcBorders>
+              <w:top w:val="single" w:color="BFBFBF" w:sz="4"/>
+              <w:left w:val="single" w:color="BFBFBF" w:sz="4"/>
+              <w:bottom w:val="single" w:color="BFBFBF" w:sz="4"/>
+              <w:right w:val="single" w:color="BFBFBF" w:sz="4"/>
+            </w:tcBorders>
+            <w:shd w:fill="F3F4F6" w:val="clear"/>
+            <w:tcMar>
+              <w:top w:type="dxa" w:w="100"/>
+              <w:left w:type="dxa" w:w="140"/>
+              <w:bottom w:type="dxa" w:w="100"/>
+              <w:right w:type="dxa" w:w="140"/>
+            </w:tcMar>
+            <w:vAlign w:val="center"/>
+          </w:tcPr>
+          <w:p>
+            <w:pPr>
+              <w:spacing w:after="40" w:before="40"/>
+              <w:jc w:val="left"/>
+            </w:pPr>
+            <w:r>
+              <w:rPr>
+                <w:rFonts w:ascii="Calibri" w:cs="Calibri" w:eastAsia="Calibri" w:hAnsi="Calibri"/>
+                <w:b/>
+                <w:bCs/>
+                <w:sz w:val="22"/>
+                <w:szCs w:val="22"/>
+              </w:rPr>
+              <w:t xml:space="preserve">Designation</w:t>
+            </w:r>
+          </w:p>
+        </w:tc>
+        <w:tc>
+          <w:tcPr>
+            <w:tcW w:type="dxa" w:w="6240"/>
+            <w:tcBorders>
+              <w:top w:val="single" w:color="BFBFBF" w:sz="4"/>
+              <w:left w:val="single" w:color="BFBFBF" w:sz="4"/>
+              <w:bottom w:val="single" w:color="BFBFBF" w:sz="4"/>
+              <w:right w:val="single" w:color="BFBFBF" w:sz="4"/>
+            </w:tcBorders>
+            <w:tcMar>
+              <w:top w:type="dxa" w:w="100"/>
+              <w:left w:type="dxa" w:w="140"/>
+              <w:bottom w:type="dxa" w:w="100"/>
+              <w:right w:type="dxa" w:w="140"/>
+            </w:tcMar>
+            <w:vAlign w:val="center"/>
+          </w:tcPr>
+          <w:p>
+            <w:pPr>
+              <w:spacing w:after="40" w:before="40"/>
+              <w:jc w:val="left"/>
+            </w:pPr>
+            <w:r>
+              <w:t>{{poc_designation}}</w:t>
+            </w:r>
+          </w:p>
+        </w:tc>
+      </w:tr>
+      <w:tr>
+        <w:tc>
+          <w:tcPr>
+            <w:tcW w:type="dxa" w:w="3120"/>
+            <w:tcBorders>
+              <w:top w:val="single" w:color="BFBFBF" w:sz="4"/>
+              <w:left w:val="single" w:color="BFBFBF" w:sz="4"/>
+              <w:bottom w:val="single" w:color="BFBFBF" w:sz="4"/>
+              <w:right w:val="single" w:color="BFBFBF" w:sz="4"/>
+            </w:tcBorders>
+            <w:shd w:fill="F3F4F6" w:val="clear"/>
+            <w:tcMar>
+              <w:top w:type="dxa" w:w="100"/>
+              <w:left w:type="dxa" w:w="140"/>
+              <w:bottom w:type="dxa" w:w="100"/>
+              <w:right w:type="dxa" w:w="140"/>
+            </w:tcMar>
+            <w:vAlign w:val="center"/>
+          </w:tcPr>
+          <w:p>
+            <w:pPr>
+              <w:spacing w:after="40" w:before="40"/>
+              <w:jc w:val="left"/>
+            </w:pPr>
+            <w:r>
+              <w:rPr>
+                <w:rFonts w:ascii="Calibri" w:cs="Calibri" w:eastAsia="Calibri" w:hAnsi="Calibri"/>
+                <w:b/>
+                <w:bCs/>
+                <w:sz w:val="22"/>
+                <w:szCs w:val="22"/>
+              </w:rPr>
+              <w:t xml:space="preserve">Contact No.</w:t>
+            </w:r>
+          </w:p>
+        </w:tc>
+        <w:tc>
+          <w:tcPr>
+            <w:tcW w:type="dxa" w:w="6240"/>
+            <w:tcBorders>
+              <w:top w:val="single" w:color="BFBFBF" w:sz="4"/>
+              <w:left w:val="single" w:color="BFBFBF" w:sz="4"/>
+              <w:bottom w:val="single" w:color="BFBFBF" w:sz="4"/>
+              <w:right w:val="single" w:color="BFBFBF" w:sz="4"/>
+            </w:tcBorders>
+            <w:tcMar>
+              <w:top w:type="dxa" w:w="100"/>
+              <w:left w:type="dxa" w:w="140"/>
+              <w:bottom w:type="dxa" w:w="100"/>
+              <w:right w:type="dxa" w:w="140"/>
+            </w:tcMar>
+            <w:vAlign w:val="center"/>
+          </w:tcPr>
+          <w:p>
+            <w:pPr>
+              <w:spacing w:after="40" w:before="40"/>
+              <w:jc w:val="left"/>
+            </w:pPr>
+            <w:r>
+              <w:t>{{mobile_no}}</w:t>
+            </w:r>
+          </w:p>
+        </w:tc>
+      </w:tr>
+      <w:tr>
+        <w:tc>
+          <w:tcPr>
+            <w:tcW w:type="dxa" w:w="3120"/>
+            <w:tcBorders>
+              <w:top w:val="single" w:color="BFBFBF" w:sz="4"/>
+              <w:left w:val="single" w:color="BFBFBF" w:sz="4"/>
+              <w:bottom w:val="single" w:color="BFBFBF" w:sz="4"/>
+              <w:right w:val="single" w:color="BFBFBF" w:sz="4"/>
+            </w:tcBorders>
+            <w:shd w:fill="F3F4F6" w:val="clear"/>
+            <w:tcMar>
+              <w:top w:type="dxa" w:w="100"/>
+              <w:left w:type="dxa" w:w="140"/>
+              <w:bottom w:type="dxa" w:w="100"/>
+              <w:right w:type="dxa" w:w="140"/>
+            </w:tcMar>
+            <w:vAlign w:val="center"/>
+          </w:tcPr>
+          <w:p>
+            <w:pPr>
+              <w:spacing w:after="40" w:before="40"/>
+              <w:jc w:val="left"/>
+            </w:pPr>
+            <w:r>
+              <w:rPr>
+                <w:rFonts w:ascii="Calibri" w:cs="Calibri" w:eastAsia="Calibri" w:hAnsi="Calibri"/>
+                <w:b/>
+                <w:bCs/>
+                <w:sz w:val="22"/>
+                <w:szCs w:val="22"/>
+              </w:rPr>
+              <w:t xml:space="preserve">Email</w:t>
+            </w:r>
+          </w:p>
+        </w:tc>
+        <w:tc>
+          <w:tcPr>
+            <w:tcW w:type="dxa" w:w="6240"/>
+            <w:tcBorders>
+              <w:top w:val="single" w:color="BFBFBF" w:sz="4"/>
+              <w:left w:val="single" w:color="BFBFBF" w:sz="4"/>
+              <w:bottom w:val="single" w:color="BFBFBF" w:sz="4"/>
+              <w:right w:val="single" w:color="BFBFBF" w:sz="4"/>
+            </w:tcBorders>
+            <w:tcMar>
+              <w:top w:type="dxa" w:w="100"/>
+              <w:left w:type="dxa" w:w="140"/>
+              <w:bottom w:type="dxa" w:w="100"/>
+              <w:right w:type="dxa" w:w="140"/>
+            </w:tcMar>
+            <w:vAlign w:val="center"/>
+          </w:tcPr>
+          <w:p>
+            <w:pPr>
+              <w:spacing w:after="40" w:before="40"/>
+              <w:jc w:val="left"/>
+            </w:pPr>
+            <w:r>
+              <w:t>{{email}}</w:t>
+            </w:r>
+          </w:p>
+        </w:tc>
+      </w:tr>
+    </w:tbl>
+    <w:p>
+      <w:pPr>
+        <w:pStyle w:val="Heading3"/>
+        <w:spacing w:after="80" w:before="200"/>
+      </w:pPr>
+      <w:r>
+        <w:rPr>
+          <w:rFonts w:ascii="Calibri" w:cs="Calibri" w:eastAsia="Calibri" w:hAnsi="Calibri"/>
+          <w:b/>
+          <w:bCs/>
+          <w:color w:val="1F2937"/>
+          <w:sz w:val="22"/>
+          <w:szCs w:val="22"/>
+        </w:rPr>
+        <w:t>MARKETING PERSON DETAILS</w:t>
+      </w:r>
+    </w:p>
+    <w:tbl>
+      <w:tblPr>
+        <w:tblW w:type="dxa" w:w="9360"/>
+        <w:tblBorders>
+          <w:top w:val="single" w:color="auto" w:sz="4"/>
+          <w:left w:val="single" w:color="auto" w:sz="4"/>
+          <w:bottom w:val="single" w:color="auto" w:sz="4"/>
+          <w:right w:val="single" w:color="auto" w:sz="4"/>
+          <w:insideH w:val="single" w:color="auto" w:sz="4"/>
+          <w:insideV w:val="single" w:color="auto" w:sz="4"/>
+        </w:tblBorders>
+      </w:tblPr>
+      <w:tblGrid>
+        <w:gridCol w:w="3120"/>
+        <w:gridCol w:w="6240"/>
+      </w:tblGrid>
+      <w:tr>
+        <w:tc>
+          <w:tcPr>
+            <w:tcW w:type="dxa" w:w="3120"/>
+            <w:tcBorders>
+              <w:top w:val="single" w:color="BFBFBF" w:sz="4"/>
+              <w:left w:val="single" w:color="BFBFBF" w:sz="4"/>
+              <w:bottom w:val="single" w:color="BFBFBF" w:sz="4"/>
+              <w:right w:val="single" w:color="BFBFBF" w:sz="4"/>
+            </w:tcBorders>
+            <w:shd w:fill="F3F4F6" w:val="clear"/>
+            <w:tcMar>
+              <w:top w:type="dxa" w:w="100"/>
+              <w:left w:type="dxa" w:w="140"/>
+              <w:bottom w:type="dxa" w:w="100"/>
+              <w:right w:type="dxa" w:w="140"/>
+            </w:tcMar>
+            <w:vAlign w:val="center"/>
+          </w:tcPr>
+          <w:p>
+            <w:pPr>
+              <w:spacing w:after="40" w:before="40"/>
+              <w:jc w:val="left"/>
+            </w:pPr>
+            <w:r>
+              <w:rPr>
+                <w:rFonts w:ascii="Calibri" w:cs="Calibri" w:eastAsia="Calibri" w:hAnsi="Calibri"/>
+                <w:b/>
+                <w:bCs/>
+                <w:sz w:val="22"/>
+                <w:szCs w:val="22"/>
+              </w:rPr>
+              <w:t xml:space="preserve">Name</w:t>
+            </w:r>
+          </w:p>
+        </w:tc>
+        <w:tc>
+          <w:tcPr>
+            <w:tcW w:type="dxa" w:w="6240"/>
+            <w:tcBorders>
+              <w:top w:val="single" w:color="BFBFBF" w:sz="4"/>
+              <w:left w:val="single" w:color="BFBFBF" w:sz="4"/>
+              <w:bottom w:val="single" w:color="BFBFBF" w:sz="4"/>
+              <w:right w:val="single" w:color="BFBFBF" w:sz="4"/>
+            </w:tcBorders>
+            <w:tcMar>
+              <w:top w:type="dxa" w:w="100"/>
+              <w:left w:type="dxa" w:w="140"/>
+              <w:bottom w:type="dxa" w:w="100"/>
+              <w:right w:type="dxa" w:w="140"/>
+            </w:tcMar>
+            <w:vAlign w:val="center"/>
+          </w:tcPr>
+          <w:p>
+            <w:pPr>
+              <w:spacing w:after="40" w:before="40"/>
+              <w:jc w:val="left"/>
+            </w:pPr>
+            <w:r>
+              <w:t>{{marketing_person}}</w:t>
+            </w:r>
+          </w:p>
+        </w:tc>
+      </w:tr>
+      <w:tr>
+        <w:tc>
+          <w:tcPr>
+            <w:tcW w:type="dxa" w:w="3120"/>
+            <w:tcBorders>
+              <w:top w:val="single" w:color="BFBFBF" w:sz="4"/>
+              <w:left w:val="single" w:color="BFBFBF" w:sz="4"/>
+              <w:bottom w:val="single" w:color="BFBFBF" w:sz="4"/>
+              <w:right w:val="single" w:color="BFBFBF" w:sz="4"/>
+            </w:tcBorders>
+            <w:shd w:fill="F3F4F6" w:val="clear"/>
+            <w:tcMar>
+              <w:top w:type="dxa" w:w="100"/>
+              <w:left w:type="dxa" w:w="140"/>
+              <w:bottom w:type="dxa" w:w="100"/>
+              <w:right w:type="dxa" w:w="140"/>
+            </w:tcMar>
+            <w:vAlign w:val="center"/>
+          </w:tcPr>
+          <w:p>
+            <w:pPr>
+              <w:spacing w:after="40" w:before="40"/>
+              <w:jc w:val="left"/>
+            </w:pPr>
+            <w:r>
+              <w:rPr>
+                <w:rFonts w:ascii="Calibri" w:cs="Calibri" w:eastAsia="Calibri" w:hAnsi="Calibri"/>
+                <w:b/>
+                <w:bCs/>
+                <w:sz w:val="22"/>
+                <w:szCs w:val="22"/>
+              </w:rPr>
+              <w:t xml:space="preserve">Email</w:t>
+            </w:r>
+          </w:p>
+        </w:tc>
+        <w:tc>
+          <w:tcPr>
+            <w:tcW w:type="dxa" w:w="6240"/>
+            <w:tcBorders>
+              <w:top w:val="single" w:color="BFBFBF" w:sz="4"/>
+              <w:left w:val="single" w:color="BFBFBF" w:sz="4"/>
+              <w:bottom w:val="single" w:color="BFBFBF" w:sz="4"/>
+              <w:right w:val="single" w:color="BFBFBF" w:sz="4"/>
+            </w:tcBorders>
+            <w:tcMar>
+              <w:top w:type="dxa" w:w="100"/>
+              <w:left w:type="dxa" w:w="140"/>
+              <w:bottom w:type="dxa" w:w="100"/>
+              <w:right w:type="dxa" w:w="140"/>
+            </w:tcMar>
+            <w:vAlign w:val="center"/>
+          </w:tcPr>
+          <w:p>
+            <w:pPr>
+              <w:spacing w:after="40" w:before="40"/>
+              <w:jc w:val="left"/>
+            </w:pPr>
+            <w:r>
+              <w:t>{{marketing_email}}</w:t>
+            </w:r>
+          </w:p>
+        </w:tc>
+      </w:tr>
+      <w:tr>
+        <w:tc>
+          <w:tcPr>
+            <w:tcW w:type="dxa" w:w="3120"/>
+            <w:tcBorders>
+              <w:top w:val="single" w:color="BFBFBF" w:sz="4"/>
+              <w:left w:val="single" w:color="BFBFBF" w:sz="4"/>
+              <w:bottom w:val="single" w:color="BFBFBF" w:sz="4"/>
+              <w:right w:val="single" w:color="BFBFBF" w:sz="4"/>
+            </w:tcBorders>
+            <w:shd w:fill="F3F4F6" w:val="clear"/>
+            <w:tcMar>
+              <w:top w:type="dxa" w:w="100"/>
+              <w:left w:type="dxa" w:w="140"/>
+              <w:bottom w:type="dxa" w:w="100"/>
+              <w:right w:type="dxa" w:w="140"/>
+            </w:tcMar>
+            <w:vAlign w:val="center"/>
+          </w:tcPr>
+          <w:p>
+            <w:pPr>
+              <w:spacing w:after="40" w:before="40"/>
+              <w:jc w:val="left"/>
+            </w:pPr>
+            <w:r>
+              <w:rPr>
+                <w:rFonts w:ascii="Calibri" w:cs="Calibri" w:eastAsia="Calibri" w:hAnsi="Calibri"/>
+                <w:b/>
+                <w:bCs/>
+                <w:sz w:val="22"/>
+                <w:szCs w:val="22"/>
+              </w:rPr>
+              <w:t xml:space="preserve">Contact No.</w:t>
+            </w:r>
+          </w:p>
+        </w:tc>
+        <w:tc>
+          <w:tcPr>
+            <w:tcW w:type="dxa" w:w="6240"/>
+            <w:tcBorders>
+              <w:top w:val="single" w:color="BFBFBF" w:sz="4"/>
+              <w:left w:val="single" w:color="BFBFBF" w:sz="4"/>
+              <w:bottom w:val="single" w:color="BFBFBF" w:sz="4"/>
+              <w:right w:val="single" w:color="BFBFBF" w:sz="4"/>
+            </w:tcBorders>
+            <w:tcMar>
+              <w:top w:type="dxa" w:w="100"/>
+              <w:left w:type="dxa" w:w="140"/>
+              <w:bottom w:type="dxa" w:w="100"/>
+              <w:right w:type="dxa" w:w="140"/>
+            </w:tcMar>
+            <w:vAlign w:val="center"/>
+          </w:tcPr>
+          <w:p>
+            <w:pPr>
+              <w:spacing w:after="40" w:before="40"/>
+              <w:jc w:val="left"/>
+            </w:pPr>
+            <w:r>
+              <w:t>{{marketing_phone}}</w:t>
+            </w:r>
+          </w:p>
+        </w:tc>
+      </w:tr>
+    </w:tbl>
     <w:p>
       <w:pPr>
         <w:rPr>

--- a/Regen_Oil_Offer_Template.docx
+++ b/Regen_Oil_Offer_Template.docx
@@ -2552,6 +2552,409 @@
       </w:pPr>
       <w:r>
         <w:rPr>
+          <w:rFonts w:ascii="Calibri" w:hAnsi="Calibri"/>
+          <w:b/>
+          <w:sz w:val="22"/>
+        </w:rPr>
+        <w:t>TECHNICAL DATA</w:t>
+      </w:r>
+    </w:p>
+    <w:tbl>
+      <w:tblPr>
+        <w:tblW w:type="dxa" w:w="9360"/>
+        <w:tblBorders>
+          <w:top w:val="single" w:color="auto" w:sz="4"/>
+          <w:left w:val="single" w:color="auto" w:sz="4"/>
+          <w:bottom w:val="single" w:color="auto" w:sz="4"/>
+          <w:right w:val="single" w:color="auto" w:sz="4"/>
+          <w:insideH w:val="single" w:color="auto" w:sz="4"/>
+          <w:insideV w:val="single" w:color="auto" w:sz="4"/>
+        </w:tblBorders>
+      </w:tblPr>
+      <w:tblGrid>
+        <w:gridCol w:w="3120"/>
+        <w:gridCol w:w="6240"/>
+      </w:tblGrid>
+      <w:tr>
+        <w:tc>
+          <w:tcPr>
+            <w:tcW w:type="dxa" w:w="3120"/>
+            <w:tcBorders>
+              <w:top w:val="single" w:color="BFBFBF" w:sz="4"/>
+              <w:left w:val="single" w:color="BFBFBF" w:sz="4"/>
+              <w:bottom w:val="single" w:color="BFBFBF" w:sz="4"/>
+              <w:right w:val="single" w:color="BFBFBF" w:sz="4"/>
+            </w:tcBorders>
+            <w:shd w:fill="F3F4F6" w:val="clear"/>
+            <w:tcMar>
+              <w:top w:type="dxa" w:w="100"/>
+              <w:left w:type="dxa" w:w="140"/>
+              <w:bottom w:type="dxa" w:w="100"/>
+              <w:right w:type="dxa" w:w="140"/>
+            </w:tcMar>
+            <w:vAlign w:val="center"/>
+          </w:tcPr>
+          <w:p>
+            <w:pPr>
+              <w:spacing w:after="40" w:before="40"/>
+              <w:jc w:val="left"/>
+            </w:pPr>
+            <w:r>
+              <w:rPr>
+                <w:rFonts w:ascii="Calibri" w:hAnsi="Calibri"/>
+                <w:b/>
+                <w:sz w:val="22"/>
+              </w:rPr>
+              <w:t>Regenerator Capacity</w:t>
+            </w:r>
+          </w:p>
+        </w:tc>
+        <w:tc>
+          <w:tcPr>
+            <w:tcW w:type="dxa" w:w="6240"/>
+            <w:tcBorders>
+              <w:top w:val="single" w:color="BFBFBF" w:sz="4"/>
+              <w:left w:val="single" w:color="BFBFBF" w:sz="4"/>
+              <w:bottom w:val="single" w:color="BFBFBF" w:sz="4"/>
+              <w:right w:val="single" w:color="BFBFBF" w:sz="4"/>
+            </w:tcBorders>
+            <w:tcMar>
+              <w:top w:type="dxa" w:w="100"/>
+              <w:left w:type="dxa" w:w="140"/>
+              <w:bottom w:type="dxa" w:w="100"/>
+              <w:right w:type="dxa" w:w="140"/>
+            </w:tcMar>
+            <w:vAlign w:val="center"/>
+          </w:tcPr>
+          <w:p>
+            <w:pPr>
+              <w:spacing w:after="40" w:before="40"/>
+              <w:jc w:val="left"/>
+            </w:pPr>
+            <w:r>
+              <w:t>{{ tbl_regen_kw }}</w:t>
+            </w:r>
+          </w:p>
+        </w:tc>
+      </w:tr>
+      <w:tr>
+        <w:tc>
+          <w:tcPr>
+            <w:tcW w:type="dxa" w:w="3120"/>
+            <w:tcBorders>
+              <w:top w:val="single" w:color="BFBFBF" w:sz="4"/>
+              <w:left w:val="single" w:color="BFBFBF" w:sz="4"/>
+              <w:bottom w:val="single" w:color="BFBFBF" w:sz="4"/>
+              <w:right w:val="single" w:color="BFBFBF" w:sz="4"/>
+            </w:tcBorders>
+            <w:shd w:fill="F3F4F6" w:val="clear"/>
+            <w:tcMar>
+              <w:top w:type="dxa" w:w="100"/>
+              <w:left w:type="dxa" w:w="140"/>
+              <w:bottom w:type="dxa" w:w="100"/>
+              <w:right w:type="dxa" w:w="140"/>
+            </w:tcMar>
+            <w:vAlign w:val="center"/>
+          </w:tcPr>
+          <w:p>
+            <w:pPr>
+              <w:spacing w:after="40" w:before="40"/>
+              <w:jc w:val="left"/>
+            </w:pPr>
+            <w:r>
+              <w:rPr>
+                <w:rFonts w:ascii="Calibri" w:hAnsi="Calibri"/>
+                <w:b/>
+                <w:sz w:val="22"/>
+              </w:rPr>
+              <w:t>Burner Capacity</w:t>
+            </w:r>
+          </w:p>
+        </w:tc>
+        <w:tc>
+          <w:tcPr>
+            <w:tcW w:type="dxa" w:w="6240"/>
+            <w:tcBorders>
+              <w:top w:val="single" w:color="BFBFBF" w:sz="4"/>
+              <w:left w:val="single" w:color="BFBFBF" w:sz="4"/>
+              <w:bottom w:val="single" w:color="BFBFBF" w:sz="4"/>
+              <w:right w:val="single" w:color="BFBFBF" w:sz="4"/>
+            </w:tcBorders>
+            <w:tcMar>
+              <w:top w:type="dxa" w:w="100"/>
+              <w:left w:type="dxa" w:w="140"/>
+              <w:bottom w:type="dxa" w:w="100"/>
+              <w:right w:type="dxa" w:w="140"/>
+            </w:tcMar>
+            <w:vAlign w:val="center"/>
+          </w:tcPr>
+          <w:p>
+            <w:pPr>
+              <w:spacing w:after="40" w:before="40"/>
+              <w:jc w:val="left"/>
+            </w:pPr>
+            <w:r>
+              <w:t>{{ tbl_burner_kw }}</w:t>
+            </w:r>
+          </w:p>
+        </w:tc>
+      </w:tr>
+      <w:tr>
+        <w:tc>
+          <w:tcPr>
+            <w:tcW w:type="dxa" w:w="3120"/>
+            <w:tcBorders>
+              <w:top w:val="single" w:color="BFBFBF" w:sz="4"/>
+              <w:left w:val="single" w:color="BFBFBF" w:sz="4"/>
+              <w:bottom w:val="single" w:color="BFBFBF" w:sz="4"/>
+              <w:right w:val="single" w:color="BFBFBF" w:sz="4"/>
+            </w:tcBorders>
+            <w:shd w:fill="F3F4F6" w:val="clear"/>
+            <w:tcMar>
+              <w:top w:type="dxa" w:w="100"/>
+              <w:left w:type="dxa" w:w="140"/>
+              <w:bottom w:type="dxa" w:w="100"/>
+              <w:right w:type="dxa" w:w="140"/>
+            </w:tcMar>
+            <w:vAlign w:val="center"/>
+          </w:tcPr>
+          <w:p>
+            <w:pPr>
+              <w:spacing w:after="40" w:before="40"/>
+              <w:jc w:val="left"/>
+            </w:pPr>
+            <w:r>
+              <w:rPr>
+                <w:rFonts w:ascii="Calibri" w:hAnsi="Calibri"/>
+                <w:b/>
+                <w:sz w:val="22"/>
+              </w:rPr>
+              <w:t>Number of Burner Pairs</w:t>
+            </w:r>
+          </w:p>
+        </w:tc>
+        <w:tc>
+          <w:tcPr>
+            <w:tcW w:type="dxa" w:w="6240"/>
+            <w:tcBorders>
+              <w:top w:val="single" w:color="BFBFBF" w:sz="4"/>
+              <w:left w:val="single" w:color="BFBFBF" w:sz="4"/>
+              <w:bottom w:val="single" w:color="BFBFBF" w:sz="4"/>
+              <w:right w:val="single" w:color="BFBFBF" w:sz="4"/>
+            </w:tcBorders>
+            <w:tcMar>
+              <w:top w:type="dxa" w:w="100"/>
+              <w:left w:type="dxa" w:w="140"/>
+              <w:bottom w:type="dxa" w:w="100"/>
+              <w:right w:type="dxa" w:w="140"/>
+            </w:tcMar>
+            <w:vAlign w:val="center"/>
+          </w:tcPr>
+          <w:p>
+            <w:pPr>
+              <w:spacing w:after="40" w:before="40"/>
+              <w:jc w:val="left"/>
+            </w:pPr>
+            <w:r>
+              <w:t>{{ tbl_pairs }}</w:t>
+            </w:r>
+          </w:p>
+        </w:tc>
+      </w:tr>
+      <w:tr>
+        <w:tc>
+          <w:tcPr>
+            <w:tcW w:type="dxa" w:w="3120"/>
+            <w:tcBorders>
+              <w:top w:val="single" w:color="BFBFBF" w:sz="4"/>
+              <w:left w:val="single" w:color="BFBFBF" w:sz="4"/>
+              <w:bottom w:val="single" w:color="BFBFBF" w:sz="4"/>
+              <w:right w:val="single" w:color="BFBFBF" w:sz="4"/>
+            </w:tcBorders>
+            <w:shd w:fill="F3F4F6" w:val="clear"/>
+            <w:tcMar>
+              <w:top w:type="dxa" w:w="100"/>
+              <w:left w:type="dxa" w:w="140"/>
+              <w:bottom w:type="dxa" w:w="100"/>
+              <w:right w:type="dxa" w:w="140"/>
+            </w:tcMar>
+            <w:vAlign w:val="center"/>
+          </w:tcPr>
+          <w:p>
+            <w:pPr>
+              <w:spacing w:after="40" w:before="40"/>
+              <w:jc w:val="left"/>
+            </w:pPr>
+            <w:r>
+              <w:rPr>
+                <w:rFonts w:ascii="Calibri" w:hAnsi="Calibri"/>
+                <w:b/>
+                <w:sz w:val="22"/>
+              </w:rPr>
+              <w:t>Fuel</w:t>
+            </w:r>
+          </w:p>
+        </w:tc>
+        <w:tc>
+          <w:tcPr>
+            <w:tcW w:type="dxa" w:w="6240"/>
+            <w:tcBorders>
+              <w:top w:val="single" w:color="BFBFBF" w:sz="4"/>
+              <w:left w:val="single" w:color="BFBFBF" w:sz="4"/>
+              <w:bottom w:val="single" w:color="BFBFBF" w:sz="4"/>
+              <w:right w:val="single" w:color="BFBFBF" w:sz="4"/>
+            </w:tcBorders>
+            <w:tcMar>
+              <w:top w:type="dxa" w:w="100"/>
+              <w:left w:type="dxa" w:w="140"/>
+              <w:bottom w:type="dxa" w:w="100"/>
+              <w:right w:type="dxa" w:w="140"/>
+            </w:tcMar>
+            <w:vAlign w:val="center"/>
+          </w:tcPr>
+          <w:p>
+            <w:pPr>
+              <w:spacing w:after="40" w:before="40"/>
+              <w:jc w:val="left"/>
+            </w:pPr>
+            <w:r>
+              <w:t>{{ tbl_fuel }}</w:t>
+            </w:r>
+          </w:p>
+        </w:tc>
+      </w:tr>
+      <w:tr>
+        <w:tc>
+          <w:tcPr>
+            <w:tcW w:type="dxa" w:w="3120"/>
+            <w:tcBorders>
+              <w:top w:val="single" w:color="BFBFBF" w:sz="4"/>
+              <w:left w:val="single" w:color="BFBFBF" w:sz="4"/>
+              <w:bottom w:val="single" w:color="BFBFBF" w:sz="4"/>
+              <w:right w:val="single" w:color="BFBFBF" w:sz="4"/>
+            </w:tcBorders>
+            <w:shd w:fill="F3F4F6" w:val="clear"/>
+            <w:tcMar>
+              <w:top w:type="dxa" w:w="100"/>
+              <w:left w:type="dxa" w:w="140"/>
+              <w:bottom w:type="dxa" w:w="100"/>
+              <w:right w:type="dxa" w:w="140"/>
+            </w:tcMar>
+            <w:vAlign w:val="center"/>
+          </w:tcPr>
+          <w:p>
+            <w:pPr>
+              <w:spacing w:after="40" w:before="40"/>
+              <w:jc w:val="left"/>
+            </w:pPr>
+            <w:r>
+              <w:rPr>
+                <w:rFonts w:ascii="Calibri" w:hAnsi="Calibri"/>
+                <w:b/>
+                <w:sz w:val="22"/>
+              </w:rPr>
+              <w:t>Combustion Air Blower</w:t>
+            </w:r>
+          </w:p>
+        </w:tc>
+        <w:tc>
+          <w:tcPr>
+            <w:tcW w:type="dxa" w:w="6240"/>
+            <w:tcBorders>
+              <w:top w:val="single" w:color="BFBFBF" w:sz="4"/>
+              <w:left w:val="single" w:color="BFBFBF" w:sz="4"/>
+              <w:bottom w:val="single" w:color="BFBFBF" w:sz="4"/>
+              <w:right w:val="single" w:color="BFBFBF" w:sz="4"/>
+            </w:tcBorders>
+            <w:tcMar>
+              <w:top w:type="dxa" w:w="100"/>
+              <w:left w:type="dxa" w:w="140"/>
+              <w:bottom w:type="dxa" w:w="100"/>
+              <w:right w:type="dxa" w:w="140"/>
+            </w:tcMar>
+            <w:vAlign w:val="center"/>
+          </w:tcPr>
+          <w:p>
+            <w:pPr>
+              <w:spacing w:after="40" w:before="40"/>
+              <w:jc w:val="left"/>
+            </w:pPr>
+            <w:r>
+              <w:t>{{ tbl_blower_size }}</w:t>
+            </w:r>
+          </w:p>
+        </w:tc>
+      </w:tr>
+      <w:tr>
+        <w:tc>
+          <w:tcPr>
+            <w:tcW w:type="dxa" w:w="3120"/>
+            <w:tcBorders>
+              <w:top w:val="single" w:color="BFBFBF" w:sz="4"/>
+              <w:left w:val="single" w:color="BFBFBF" w:sz="4"/>
+              <w:bottom w:val="single" w:color="BFBFBF" w:sz="4"/>
+              <w:right w:val="single" w:color="BFBFBF" w:sz="4"/>
+            </w:tcBorders>
+            <w:shd w:fill="F3F4F6" w:val="clear"/>
+            <w:tcMar>
+              <w:top w:type="dxa" w:w="100"/>
+              <w:left w:type="dxa" w:w="140"/>
+              <w:bottom w:type="dxa" w:w="100"/>
+              <w:right w:type="dxa" w:w="140"/>
+            </w:tcMar>
+            <w:vAlign w:val="center"/>
+          </w:tcPr>
+          <w:p>
+            <w:pPr>
+              <w:spacing w:after="40" w:before="40"/>
+              <w:jc w:val="left"/>
+            </w:pPr>
+            <w:r>
+              <w:rPr>
+                <w:rFonts w:ascii="Calibri" w:hAnsi="Calibri"/>
+                <w:b/>
+                <w:sz w:val="22"/>
+              </w:rPr>
+              <w:t>ID Fan (Flue Gas Suction)</w:t>
+            </w:r>
+          </w:p>
+        </w:tc>
+        <w:tc>
+          <w:tcPr>
+            <w:tcW w:type="dxa" w:w="6240"/>
+            <w:tcBorders>
+              <w:top w:val="single" w:color="BFBFBF" w:sz="4"/>
+              <w:left w:val="single" w:color="BFBFBF" w:sz="4"/>
+              <w:bottom w:val="single" w:color="BFBFBF" w:sz="4"/>
+              <w:right w:val="single" w:color="BFBFBF" w:sz="4"/>
+            </w:tcBorders>
+            <w:tcMar>
+              <w:top w:type="dxa" w:w="100"/>
+              <w:left w:type="dxa" w:w="140"/>
+              <w:bottom w:type="dxa" w:w="100"/>
+              <w:right w:type="dxa" w:w="140"/>
+            </w:tcMar>
+            <w:vAlign w:val="center"/>
+          </w:tcPr>
+          <w:p>
+            <w:pPr>
+              <w:spacing w:after="40" w:before="40"/>
+              <w:jc w:val="left"/>
+            </w:pPr>
+            <w:r>
+              <w:t>{{ tbl_idfan_size }}</w:t>
+            </w:r>
+          </w:p>
+        </w:tc>
+      </w:tr>
+    </w:tbl>
+    <w:p>
+      <w:pPr>
+        <w:pStyle w:val="Heading3"/>
+        <w:spacing w:after="80" w:before="200"/>
+      </w:pPr>
+      <w:r>
+        <w:rPr>
           <w:rFonts w:ascii="Calibri" w:cs="Calibri" w:eastAsia="Calibri" w:hAnsi="Calibri"/>
           <w:b/>
           <w:bCs/>
@@ -13545,10 +13948,9 @@
             <w:r>
               <w:rPr>
                 <w:b/>
-                <w:color w:val="1F2937"/>
                 <w:sz w:val="22"/>
               </w:rPr>
-              <w:t>Taxes &amp; Duties</w:t>
+              <w:t>GST</w:t>
             </w:r>
           </w:p>
         </w:tc>
@@ -13566,7 +13968,87 @@
               <w:rPr>
                 <w:sz w:val="22"/>
               </w:rPr>
-              <w:t>{{ tnc_regen_taxes }}</w:t>
+              <w:t>{{ tnc_regen_gst }}</w:t>
+            </w:r>
+          </w:p>
+        </w:tc>
+      </w:tr>
+      <w:tr>
+        <w:tc>
+          <w:tcPr>
+            <w:vAlign w:val="top"/>
+            <w:shd w:val="clear" w:color="auto" w:fill="F3F4F6"/>
+            <w:tcW w:w="2600" w:type="dxa"/>
+          </w:tcPr>
+          <w:p>
+            <w:pPr>
+              <w:spacing w:before="40" w:after="40" w:line="240" w:lineRule="auto"/>
+              <w:jc w:val="left"/>
+            </w:pPr>
+            <w:r>
+              <w:rPr>
+                <w:b/>
+                <w:sz w:val="22"/>
+              </w:rPr>
+              <w:t>HSN Code</w:t>
+            </w:r>
+          </w:p>
+        </w:tc>
+        <w:tc>
+          <w:tcPr>
+            <w:vAlign w:val="top"/>
+            <w:tcW w:w="7140" w:type="dxa"/>
+          </w:tcPr>
+          <w:p>
+            <w:pPr>
+              <w:spacing w:before="20" w:after="20" w:line="252" w:lineRule="auto"/>
+              <w:jc w:val="left"/>
+            </w:pPr>
+            <w:r>
+              <w:rPr>
+                <w:sz w:val="22"/>
+              </w:rPr>
+              <w:t>{{ tnc_regen_hsn }}</w:t>
+            </w:r>
+          </w:p>
+        </w:tc>
+      </w:tr>
+      <w:tr>
+        <w:tc>
+          <w:tcPr>
+            <w:vAlign w:val="top"/>
+            <w:shd w:val="clear" w:color="auto" w:fill="F3F4F6"/>
+            <w:tcW w:w="2600" w:type="dxa"/>
+          </w:tcPr>
+          <w:p>
+            <w:pPr>
+              <w:spacing w:before="40" w:after="40" w:line="240" w:lineRule="auto"/>
+              <w:jc w:val="left"/>
+            </w:pPr>
+            <w:r>
+              <w:rPr>
+                <w:b/>
+                <w:sz w:val="22"/>
+              </w:rPr>
+              <w:t>PAN / GST No.</w:t>
+            </w:r>
+          </w:p>
+        </w:tc>
+        <w:tc>
+          <w:tcPr>
+            <w:vAlign w:val="top"/>
+            <w:tcW w:w="7140" w:type="dxa"/>
+          </w:tcPr>
+          <w:p>
+            <w:pPr>
+              <w:spacing w:before="20" w:after="20" w:line="252" w:lineRule="auto"/>
+              <w:jc w:val="left"/>
+            </w:pPr>
+            <w:r>
+              <w:rPr>
+                <w:sz w:val="22"/>
+              </w:rPr>
+              <w:t>{{ tnc_regen_pan_gst }}</w:t>
             </w:r>
           </w:p>
         </w:tc>

--- a/Regen_Oil_Offer_Template.docx
+++ b/Regen_Oil_Offer_Template.docx
@@ -2552,11 +2552,14 @@
       </w:pPr>
       <w:r>
         <w:rPr>
-          <w:rFonts w:ascii="Calibri" w:hAnsi="Calibri"/>
+          <w:rFonts w:ascii="Calibri" w:cs="Calibri" w:eastAsia="Calibri" w:hAnsi="Calibri"/>
           <w:b/>
+          <w:bCs/>
+          <w:color w:val="1F2937"/>
           <w:sz w:val="22"/>
-        </w:rPr>
-        <w:t>TECHNICAL DATA</w:t>
+          <w:szCs w:val="22"/>
+        </w:rPr>
+        <w:t>MARKETING PERSON DETAILS</w:t>
       </w:r>
     </w:p>
     <w:tbl>
@@ -2601,11 +2604,13 @@
             </w:pPr>
             <w:r>
               <w:rPr>
-                <w:rFonts w:ascii="Calibri" w:hAnsi="Calibri"/>
+                <w:rFonts w:ascii="Calibri" w:cs="Calibri" w:eastAsia="Calibri" w:hAnsi="Calibri"/>
                 <w:b/>
+                <w:bCs/>
                 <w:sz w:val="22"/>
-              </w:rPr>
-              <w:t>Regenerator Capacity</w:t>
+                <w:szCs w:val="22"/>
+              </w:rPr>
+              <w:t xml:space="preserve">Name</w:t>
             </w:r>
           </w:p>
         </w:tc>
@@ -2632,7 +2637,7 @@
               <w:jc w:val="left"/>
             </w:pPr>
             <w:r>
-              <w:t>{{ tbl_regen_kw }}</w:t>
+              <w:t>{{marketing_person}}</w:t>
             </w:r>
           </w:p>
         </w:tc>
@@ -2663,11 +2668,13 @@
             </w:pPr>
             <w:r>
               <w:rPr>
-                <w:rFonts w:ascii="Calibri" w:hAnsi="Calibri"/>
+                <w:rFonts w:ascii="Calibri" w:cs="Calibri" w:eastAsia="Calibri" w:hAnsi="Calibri"/>
                 <w:b/>
+                <w:bCs/>
                 <w:sz w:val="22"/>
-              </w:rPr>
-              <w:t>Burner Capacity</w:t>
+                <w:szCs w:val="22"/>
+              </w:rPr>
+              <w:t xml:space="preserve">Email</w:t>
             </w:r>
           </w:p>
         </w:tc>
@@ -2694,7 +2701,7 @@
               <w:jc w:val="left"/>
             </w:pPr>
             <w:r>
-              <w:t>{{ tbl_burner_kw }}</w:t>
+              <w:t>{{marketing_email}}</w:t>
             </w:r>
           </w:p>
         </w:tc>
@@ -2725,11 +2732,13 @@
             </w:pPr>
             <w:r>
               <w:rPr>
-                <w:rFonts w:ascii="Calibri" w:hAnsi="Calibri"/>
+                <w:rFonts w:ascii="Calibri" w:cs="Calibri" w:eastAsia="Calibri" w:hAnsi="Calibri"/>
                 <w:b/>
+                <w:bCs/>
                 <w:sz w:val="22"/>
-              </w:rPr>
-              <w:t>Number of Burner Pairs</w:t>
+                <w:szCs w:val="22"/>
+              </w:rPr>
+              <w:t xml:space="preserve">Contact No.</w:t>
             </w:r>
           </w:p>
         </w:tc>
@@ -2756,11 +2765,42 @@
               <w:jc w:val="left"/>
             </w:pPr>
             <w:r>
-              <w:t>{{ tbl_pairs }}</w:t>
+              <w:t>{{marketing_phone}}</w:t>
             </w:r>
           </w:p>
         </w:tc>
       </w:tr>
+    </w:tbl>
+    <w:p>
+      <w:pPr>
+        <w:pStyle w:val="Heading3"/>
+        <w:spacing w:after="80" w:before="200"/>
+      </w:pPr>
+      <w:r>
+        <w:rPr>
+          <w:rFonts w:ascii="Calibri" w:hAnsi="Calibri"/>
+          <w:b/>
+          <w:sz w:val="22"/>
+        </w:rPr>
+        <w:t>TECHNICAL DATA</w:t>
+      </w:r>
+    </w:p>
+    <w:tbl>
+      <w:tblPr>
+        <w:tblW w:type="dxa" w:w="9360"/>
+        <w:tblBorders>
+          <w:top w:val="double" w:sz="18" w:space="0" w:color="000000"/>
+          <w:left w:val="double" w:sz="18" w:space="0" w:color="000000"/>
+          <w:bottom w:val="double" w:sz="18" w:space="0" w:color="000000"/>
+          <w:right w:val="double" w:sz="18" w:space="0" w:color="000000"/>
+          <w:insideH w:val="single" w:sz="6" w:space="0" w:color="000000"/>
+          <w:insideV w:val="single" w:sz="6" w:space="0" w:color="000000"/>
+        </w:tblBorders>
+      </w:tblPr>
+      <w:tblGrid>
+        <w:gridCol w:w="3120"/>
+        <w:gridCol w:w="6240"/>
+      </w:tblGrid>
       <w:tr>
         <w:tc>
           <w:tcPr>
@@ -2791,7 +2831,7 @@
                 <w:b/>
                 <w:sz w:val="22"/>
               </w:rPr>
-              <w:t>Fuel</w:t>
+              <w:t>Regenerator Capacity</w:t>
             </w:r>
           </w:p>
         </w:tc>
@@ -2818,7 +2858,7 @@
               <w:jc w:val="left"/>
             </w:pPr>
             <w:r>
-              <w:t>{{ tbl_fuel }}</w:t>
+              <w:t>{{ tbl_regen_kw }}</w:t>
             </w:r>
           </w:p>
         </w:tc>
@@ -2853,7 +2893,7 @@
                 <w:b/>
                 <w:sz w:val="22"/>
               </w:rPr>
-              <w:t>Combustion Air Blower</w:t>
+              <w:t>Burner Capacity</w:t>
             </w:r>
           </w:p>
         </w:tc>
@@ -2880,7 +2920,7 @@
               <w:jc w:val="left"/>
             </w:pPr>
             <w:r>
-              <w:t>{{ tbl_blower_size }}</w:t>
+              <w:t>{{ tbl_burner_kw }}</w:t>
             </w:r>
           </w:p>
         </w:tc>
@@ -2915,7 +2955,7 @@
                 <w:b/>
                 <w:sz w:val="22"/>
               </w:rPr>
-              <w:t>ID Fan (Flue Gas Suction)</w:t>
+              <w:t>Number of Burner Pairs</w:t>
             </w:r>
           </w:p>
         </w:tc>
@@ -2942,45 +2982,11 @@
               <w:jc w:val="left"/>
             </w:pPr>
             <w:r>
-              <w:t>{{ tbl_idfan_size }}</w:t>
+              <w:t>{{ tbl_pairs }}</w:t>
             </w:r>
           </w:p>
         </w:tc>
       </w:tr>
-    </w:tbl>
-    <w:p>
-      <w:pPr>
-        <w:pStyle w:val="Heading3"/>
-        <w:spacing w:after="80" w:before="200"/>
-      </w:pPr>
-      <w:r>
-        <w:rPr>
-          <w:rFonts w:ascii="Calibri" w:cs="Calibri" w:eastAsia="Calibri" w:hAnsi="Calibri"/>
-          <w:b/>
-          <w:bCs/>
-          <w:color w:val="1F2937"/>
-          <w:sz w:val="22"/>
-          <w:szCs w:val="22"/>
-        </w:rPr>
-        <w:t>MARKETING PERSON DETAILS</w:t>
-      </w:r>
-    </w:p>
-    <w:tbl>
-      <w:tblPr>
-        <w:tblW w:type="dxa" w:w="9360"/>
-        <w:tblBorders>
-          <w:top w:val="single" w:color="auto" w:sz="4"/>
-          <w:left w:val="single" w:color="auto" w:sz="4"/>
-          <w:bottom w:val="single" w:color="auto" w:sz="4"/>
-          <w:right w:val="single" w:color="auto" w:sz="4"/>
-          <w:insideH w:val="single" w:color="auto" w:sz="4"/>
-          <w:insideV w:val="single" w:color="auto" w:sz="4"/>
-        </w:tblBorders>
-      </w:tblPr>
-      <w:tblGrid>
-        <w:gridCol w:w="3120"/>
-        <w:gridCol w:w="6240"/>
-      </w:tblGrid>
       <w:tr>
         <w:tc>
           <w:tcPr>
@@ -3007,13 +3013,11 @@
             </w:pPr>
             <w:r>
               <w:rPr>
-                <w:rFonts w:ascii="Calibri" w:cs="Calibri" w:eastAsia="Calibri" w:hAnsi="Calibri"/>
+                <w:rFonts w:ascii="Calibri" w:hAnsi="Calibri"/>
                 <w:b/>
-                <w:bCs/>
                 <w:sz w:val="22"/>
-                <w:szCs w:val="22"/>
-              </w:rPr>
-              <w:t xml:space="preserve">Name</w:t>
+              </w:rPr>
+              <w:t>Fuel</w:t>
             </w:r>
           </w:p>
         </w:tc>
@@ -3040,7 +3044,7 @@
               <w:jc w:val="left"/>
             </w:pPr>
             <w:r>
-              <w:t>{{marketing_person}}</w:t>
+              <w:t>{{ tbl_fuel }}</w:t>
             </w:r>
           </w:p>
         </w:tc>
@@ -3071,13 +3075,11 @@
             </w:pPr>
             <w:r>
               <w:rPr>
-                <w:rFonts w:ascii="Calibri" w:cs="Calibri" w:eastAsia="Calibri" w:hAnsi="Calibri"/>
+                <w:rFonts w:ascii="Calibri" w:hAnsi="Calibri"/>
                 <w:b/>
-                <w:bCs/>
                 <w:sz w:val="22"/>
-                <w:szCs w:val="22"/>
-              </w:rPr>
-              <w:t xml:space="preserve">Email</w:t>
+              </w:rPr>
+              <w:t>Combustion Air Blower</w:t>
             </w:r>
           </w:p>
         </w:tc>
@@ -3104,7 +3106,7 @@
               <w:jc w:val="left"/>
             </w:pPr>
             <w:r>
-              <w:t>{{marketing_email}}</w:t>
+              <w:t>{{ tbl_blower_size }}</w:t>
             </w:r>
           </w:p>
         </w:tc>
@@ -3135,13 +3137,11 @@
             </w:pPr>
             <w:r>
               <w:rPr>
-                <w:rFonts w:ascii="Calibri" w:cs="Calibri" w:eastAsia="Calibri" w:hAnsi="Calibri"/>
+                <w:rFonts w:ascii="Calibri" w:hAnsi="Calibri"/>
                 <w:b/>
-                <w:bCs/>
                 <w:sz w:val="22"/>
-                <w:szCs w:val="22"/>
-              </w:rPr>
-              <w:t xml:space="preserve">Contact No.</w:t>
+              </w:rPr>
+              <w:t>ID Fan (Flue Gas Suction)</w:t>
             </w:r>
           </w:p>
         </w:tc>
@@ -3168,7 +3168,7 @@
               <w:jc w:val="left"/>
             </w:pPr>
             <w:r>
-              <w:t>{{marketing_phone}}</w:t>
+              <w:t>{{ tbl_idfan_size }}</w:t>
             </w:r>
           </w:p>
         </w:tc>

--- a/Regen_Oil_Offer_Template.docx
+++ b/Regen_Oil_Offer_Template.docx
@@ -2811,7 +2811,6 @@
               <w:bottom w:val="single" w:color="BFBFBF" w:sz="4"/>
               <w:right w:val="single" w:color="BFBFBF" w:sz="4"/>
             </w:tcBorders>
-            <w:shd w:fill="F3F4F6" w:val="clear"/>
             <w:tcMar>
               <w:top w:type="dxa" w:w="100"/>
               <w:left w:type="dxa" w:w="140"/>
@@ -2819,6 +2818,7 @@
               <w:right w:type="dxa" w:w="140"/>
             </w:tcMar>
             <w:vAlign w:val="center"/>
+            <w:shd w:val="clear" w:color="auto" w:fill="DCE9F7"/>
           </w:tcPr>
           <w:p>
             <w:pPr>
@@ -2858,6 +2858,9 @@
               <w:jc w:val="left"/>
             </w:pPr>
             <w:r>
+              <w:rPr>
+                <w:b/>
+              </w:rPr>
               <w:t>{{ tbl_regen_kw }}</w:t>
             </w:r>
           </w:p>
@@ -2873,7 +2876,6 @@
               <w:bottom w:val="single" w:color="BFBFBF" w:sz="4"/>
               <w:right w:val="single" w:color="BFBFBF" w:sz="4"/>
             </w:tcBorders>
-            <w:shd w:fill="F3F4F6" w:val="clear"/>
             <w:tcMar>
               <w:top w:type="dxa" w:w="100"/>
               <w:left w:type="dxa" w:w="140"/>
@@ -2881,6 +2883,7 @@
               <w:right w:type="dxa" w:w="140"/>
             </w:tcMar>
             <w:vAlign w:val="center"/>
+            <w:shd w:val="clear" w:color="auto" w:fill="DCE9F7"/>
           </w:tcPr>
           <w:p>
             <w:pPr>
@@ -2920,6 +2923,9 @@
               <w:jc w:val="left"/>
             </w:pPr>
             <w:r>
+              <w:rPr>
+                <w:b/>
+              </w:rPr>
               <w:t>{{ tbl_burner_kw }}</w:t>
             </w:r>
           </w:p>
@@ -2935,7 +2941,6 @@
               <w:bottom w:val="single" w:color="BFBFBF" w:sz="4"/>
               <w:right w:val="single" w:color="BFBFBF" w:sz="4"/>
             </w:tcBorders>
-            <w:shd w:fill="F3F4F6" w:val="clear"/>
             <w:tcMar>
               <w:top w:type="dxa" w:w="100"/>
               <w:left w:type="dxa" w:w="140"/>
@@ -2943,6 +2948,7 @@
               <w:right w:type="dxa" w:w="140"/>
             </w:tcMar>
             <w:vAlign w:val="center"/>
+            <w:shd w:val="clear" w:color="auto" w:fill="DCE9F7"/>
           </w:tcPr>
           <w:p>
             <w:pPr>
@@ -2982,6 +2988,9 @@
               <w:jc w:val="left"/>
             </w:pPr>
             <w:r>
+              <w:rPr>
+                <w:b/>
+              </w:rPr>
               <w:t>{{ tbl_pairs }}</w:t>
             </w:r>
           </w:p>
@@ -2997,7 +3006,6 @@
               <w:bottom w:val="single" w:color="BFBFBF" w:sz="4"/>
               <w:right w:val="single" w:color="BFBFBF" w:sz="4"/>
             </w:tcBorders>
-            <w:shd w:fill="F3F4F6" w:val="clear"/>
             <w:tcMar>
               <w:top w:type="dxa" w:w="100"/>
               <w:left w:type="dxa" w:w="140"/>
@@ -3005,6 +3013,7 @@
               <w:right w:type="dxa" w:w="140"/>
             </w:tcMar>
             <w:vAlign w:val="center"/>
+            <w:shd w:val="clear" w:color="auto" w:fill="DCE9F7"/>
           </w:tcPr>
           <w:p>
             <w:pPr>
@@ -3044,6 +3053,9 @@
               <w:jc w:val="left"/>
             </w:pPr>
             <w:r>
+              <w:rPr>
+                <w:b/>
+              </w:rPr>
               <w:t>{{ tbl_fuel }}</w:t>
             </w:r>
           </w:p>
@@ -3059,7 +3071,6 @@
               <w:bottom w:val="single" w:color="BFBFBF" w:sz="4"/>
               <w:right w:val="single" w:color="BFBFBF" w:sz="4"/>
             </w:tcBorders>
-            <w:shd w:fill="F3F4F6" w:val="clear"/>
             <w:tcMar>
               <w:top w:type="dxa" w:w="100"/>
               <w:left w:type="dxa" w:w="140"/>
@@ -3067,6 +3078,7 @@
               <w:right w:type="dxa" w:w="140"/>
             </w:tcMar>
             <w:vAlign w:val="center"/>
+            <w:shd w:val="clear" w:color="auto" w:fill="DCE9F7"/>
           </w:tcPr>
           <w:p>
             <w:pPr>
@@ -3106,6 +3118,9 @@
               <w:jc w:val="left"/>
             </w:pPr>
             <w:r>
+              <w:rPr>
+                <w:b/>
+              </w:rPr>
               <w:t>{{ tbl_blower_size }}</w:t>
             </w:r>
           </w:p>
@@ -3121,7 +3136,6 @@
               <w:bottom w:val="single" w:color="BFBFBF" w:sz="4"/>
               <w:right w:val="single" w:color="BFBFBF" w:sz="4"/>
             </w:tcBorders>
-            <w:shd w:fill="F3F4F6" w:val="clear"/>
             <w:tcMar>
               <w:top w:type="dxa" w:w="100"/>
               <w:left w:type="dxa" w:w="140"/>
@@ -3129,6 +3143,7 @@
               <w:right w:type="dxa" w:w="140"/>
             </w:tcMar>
             <w:vAlign w:val="center"/>
+            <w:shd w:val="clear" w:color="auto" w:fill="DCE9F7"/>
           </w:tcPr>
           <w:p>
             <w:pPr>
@@ -3168,6 +3183,9 @@
               <w:jc w:val="left"/>
             </w:pPr>
             <w:r>
+              <w:rPr>
+                <w:b/>
+              </w:rPr>
               <w:t>{{ tbl_idfan_size }}</w:t>
             </w:r>
           </w:p>

--- a/Regen_Oil_Offer_Template.docx
+++ b/Regen_Oil_Offer_Template.docx
@@ -3862,7 +3862,15 @@
           <w:color w:val="1F2937"/>
           <w:sz w:val="30"/>
         </w:rPr>
-        <w:t xml:space="preserve">COMBUSTION AIR BLOWER </w:t>
+        <w:t>COMBUSTION AIR BLOWER</w:t>
+      </w:r>
+      <w:r>
+        <w:rPr>
+          <w:rFonts w:ascii="Calibri" w:hAnsi="Calibri"/>
+          <w:b/>
+          <w:sz w:val="30"/>
+        </w:rPr>
+        <w:t>{% if standby_blower %} (1W+1S){% endif %}</w:t>
       </w:r>
     </w:p>
     <w:p>
@@ -3987,7 +3995,7 @@
           <w:sz w:val="24"/>
           <w:szCs w:val="24"/>
         </w:rPr>
-        <w:t xml:space="preserve"> {% if standby_blower and vfd %}A standby blower and a Variable Frequency Drive (VFD) shall also be provided.{% elif standby_blower %}A standby blower shall also be provided.{% elif vfd %}A Variable Frequency Drive (VFD) shall also be provided.{% endif %}</w:t>
+        <w:t xml:space="preserve"> {% if vfd %}One VFD for the motor will be provided.{% endif %}</w:t>
       </w:r>
     </w:p>
     <w:p>
@@ -4006,7 +4014,15 @@
           <w:color w:val="1F2937"/>
           <w:sz w:val="30"/>
         </w:rPr>
-        <w:t xml:space="preserve">SUCTION BLOWER FOR FLUE GAS </w:t>
+        <w:t>SUCTION BLOWER FOR FLUE GAS</w:t>
+      </w:r>
+      <w:r>
+        <w:rPr>
+          <w:rFonts w:ascii="Calibri" w:hAnsi="Calibri"/>
+          <w:b/>
+          <w:sz w:val="30"/>
+        </w:rPr>
+        <w:t>{% if standby_blower %} (1W+1S){% endif %}</w:t>
       </w:r>
     </w:p>
     <w:p>
@@ -5838,6 +5854,25 @@
           <w:szCs w:val="24"/>
         </w:rPr>
         <w:t>:</w:t>
+      </w:r>
+    </w:p>
+    <w:p>
+      <w:pPr>
+        <w:pStyle w:val="NoSpacing"/>
+        <w:spacing w:before="60"/>
+        <w:jc w:val="both"/>
+        <w:rPr>
+          <w:rFonts w:ascii="Times New Roman" w:hAnsi="Times New Roman" w:cs="Times New Roman"/>
+          <w:sz w:val="24"/>
+          <w:szCs w:val="24"/>
+        </w:rPr>
+      </w:pPr>
+      <w:r>
+        <w:rPr>
+          <w:rFonts w:ascii="Calibri" w:hAnsi="Calibri"/>
+          <w:sz w:val="24"/>
+        </w:rPr>
+        <w:t>All pipeline and electrical wiring for the regenerative burner system.</w:t>
       </w:r>
     </w:p>
     <w:tbl>
@@ -14190,47 +14225,6 @@
                 <w:sz w:val="22"/>
               </w:rPr>
               <w:t>{{ tnc_regen_warranty }}</w:t>
-            </w:r>
-          </w:p>
-        </w:tc>
-      </w:tr>
-      <w:tr>
-        <w:tc>
-          <w:tcPr>
-            <w:vAlign w:val="top"/>
-            <w:shd w:val="clear" w:color="auto" w:fill="F3F4F6"/>
-            <w:tcW w:w="2600" w:type="dxa"/>
-          </w:tcPr>
-          <w:p>
-            <w:pPr>
-              <w:spacing w:before="40" w:after="40" w:line="240" w:lineRule="auto"/>
-              <w:jc w:val="left"/>
-            </w:pPr>
-            <w:r>
-              <w:rPr>
-                <w:b/>
-                <w:color w:val="1F2937"/>
-                <w:sz w:val="22"/>
-              </w:rPr>
-              <w:t>Note</w:t>
-            </w:r>
-          </w:p>
-        </w:tc>
-        <w:tc>
-          <w:tcPr>
-            <w:vAlign w:val="top"/>
-            <w:tcW w:w="7140" w:type="dxa"/>
-          </w:tcPr>
-          <w:p>
-            <w:pPr>
-              <w:spacing w:before="20" w:after="20" w:line="252" w:lineRule="auto"/>
-              <w:jc w:val="left"/>
-            </w:pPr>
-            <w:r>
-              <w:rPr>
-                <w:sz w:val="22"/>
-              </w:rPr>
-              <w:t>{{ tnc_regen_note }}</w:t>
             </w:r>
           </w:p>
         </w:tc>

--- a/Regen_Oil_Offer_Template.docx
+++ b/Regen_Oil_Offer_Template.docx
@@ -13918,11 +13918,9 @@
             </w:pPr>
             <w:r>
               <w:rPr>
-                <w:b/>
-                <w:color w:val="1F2937"/>
                 <w:sz w:val="22"/>
               </w:rPr>
-              <w:t>Delivery &amp; Erection Schedule</w:t>
+              <w:t>Delivery Schedule</w:t>
             </w:r>
           </w:p>
         </w:tc>

--- a/Regen_Oil_Offer_Template.docx
+++ b/Regen_Oil_Offer_Template.docx
@@ -817,58 +817,6 @@
             </a:graphic>
           </wp:inline>
         </w:drawing>
-      </w:r>
-    </w:p>
-    <w:p>
-      <w:pPr>
-        <w:spacing w:before="280" w:after="80"/>
-        <w:jc w:val="left"/>
-        <w:rPr>
-          <w:b/>
-          <w:bCs/>
-          <w:spacing w:val="-2"/>
-        </w:rPr>
-      </w:pPr>
-      <w:r>
-        <w:rPr>
-          <w:rFonts w:ascii="Calibri" w:hAnsi="Calibri"/>
-          <w:b/>
-          <w:bCs/>
-          <w:color w:val="1F2937"/>
-          <w:sz w:val="30"/>
-        </w:rPr>
-        <w:br w:type="page"/>
-      </w:r>
-      <w:r>
-        <w:rPr>
-          <w:rFonts w:ascii="Calibri" w:hAnsi="Calibri" w:cs="Calibri"/>
-          <w:b/>
-          <w:bCs/>
-          <w:color w:val="1F2937"/>
-          <w:sz w:val="30"/>
-        </w:rPr>
-        <w:t>PART</w:t>
-      </w:r>
-      <w:r>
-        <w:rPr>
-          <w:rFonts w:ascii="Calibri" w:hAnsi="Calibri" w:cs="Calibri"/>
-          <w:b/>
-          <w:bCs/>
-          <w:color w:val="1F2937"/>
-          <w:spacing w:val="-2"/>
-          <w:sz w:val="30"/>
-        </w:rPr>
-        <w:t xml:space="preserve"> </w:t>
-      </w:r>
-      <w:r>
-        <w:rPr>
-          <w:rFonts w:ascii="Calibri" w:hAnsi="Calibri" w:cs="Calibri"/>
-          <w:b/>
-          <w:bCs/>
-          <w:color w:val="1F2937"/>
-          <w:sz w:val="30"/>
-        </w:rPr>
-        <w:t>– A</w:t>
       </w:r>
     </w:p>
     <w:p>

--- a/Regen_Oil_Offer_Template.docx
+++ b/Regen_Oil_Offer_Template.docx
@@ -13310,7 +13310,7 @@
               <w:jc w:val="center"/>
             </w:pPr>
             <w:r>
-              <w:t>{{ qty_words }}</w:t>
+              <w:t>{{ qty_label }}</w:t>
             </w:r>
           </w:p>
         </w:tc>
@@ -13364,7 +13364,7 @@
               <w:jc w:val="right"/>
             </w:pPr>
             <w:r>
-              <w:t>{{ price_inr }}</w:t>
+              <w:t>{{ price_total }}</w:t>
             </w:r>
           </w:p>
         </w:tc>
@@ -13520,7 +13520,7 @@
               <w:rPr>
                 <w:b/>
               </w:rPr>
-              <w:t xml:space="preserve">{{ price_inr }}</w:t>
+              <w:t>{{ price_total }}</w:t>
             </w:r>
           </w:p>
         </w:tc>

--- a/Regen_Oil_Offer_Template.docx
+++ b/Regen_Oil_Offer_Template.docx
@@ -13674,9 +13674,15 @@
         <w:tc>
           <w:tcPr>
             <w:tcW w:type="dxa" w:w="6360"/>
-          </w:tcPr>
-          <w:p>
-            <w:r>
+            <w:vAlign w:val="center"/>
+            <w:shd w:val="clear" w:color="auto" w:fill="F3F4F6"/>
+          </w:tcPr>
+          <w:p>
+            <w:r>
+              <w:rPr>
+                <w:b/>
+                <w:sz w:val="22"/>
+              </w:rPr>
               <w:t>Supervision Charges for Erection and Commissioning (Mechanical)</w:t>
             </w:r>
           </w:p>
@@ -13684,9 +13690,13 @@
         <w:tc>
           <w:tcPr>
             <w:tcW w:type="dxa" w:w="3000"/>
-          </w:tcPr>
-          <w:p>
-            <w:r>
+            <w:vAlign w:val="center"/>
+          </w:tcPr>
+          <w:p>
+            <w:r>
+              <w:rPr>
+                <w:sz w:val="22"/>
+              </w:rPr>
               <w:t xml:space="preserve">INR {{ supervision_mech }}</w:t>
             </w:r>
           </w:p>
@@ -13696,9 +13706,15 @@
         <w:tc>
           <w:tcPr>
             <w:tcW w:type="dxa" w:w="6360"/>
-          </w:tcPr>
-          <w:p>
-            <w:r>
+            <w:vAlign w:val="center"/>
+            <w:shd w:val="clear" w:color="auto" w:fill="F3F4F6"/>
+          </w:tcPr>
+          <w:p>
+            <w:r>
+              <w:rPr>
+                <w:b/>
+                <w:sz w:val="22"/>
+              </w:rPr>
               <w:t>Supervision Charges for Erection and Commissioning (PLC and Instrumentation)</w:t>
             </w:r>
           </w:p>
@@ -13706,9 +13722,13 @@
         <w:tc>
           <w:tcPr>
             <w:tcW w:type="dxa" w:w="3000"/>
-          </w:tcPr>
-          <w:p>
-            <w:r>
+            <w:vAlign w:val="center"/>
+          </w:tcPr>
+          <w:p>
+            <w:r>
+              <w:rPr>
+                <w:sz w:val="22"/>
+              </w:rPr>
               <w:t xml:space="preserve">INR {{ supervision_plc }}</w:t>
             </w:r>
           </w:p>
@@ -13719,11 +13739,13 @@
           <w:tcPr>
             <w:tcW w:type="dxa" w:w="9360"/>
             <w:gridSpan w:val="2"/>
+            <w:vAlign w:val="center"/>
           </w:tcPr>
           <w:p>
             <w:r>
               <w:rPr>
                 <w:i/>
+                <w:sz w:val="22"/>
               </w:rPr>
               <w:t>Note: To-and-fro fare from Delhi to site, plus boarding, lodging, local conveyance, and medical assistance if required.</w:t>
             </w:r>

--- a/Regen_Oil_Offer_Template.docx
+++ b/Regen_Oil_Offer_Template.docx
@@ -473,7 +473,7 @@
       <w:r>
         <w:rPr>
           <w:rFonts w:ascii="Calibri" w:cs="Calibri" w:eastAsia="Calibri" w:hAnsi="Calibri"/>
-          <w:b/>
+          <w:b w:val="0"/>
         </w:rPr>
         <w:t>Kind Attn: {{poc_name}} ({{poc_designation}})</w:t>
       </w:r>
@@ -486,6 +486,7 @@
       <w:r>
         <w:rPr>
           <w:rFonts w:ascii="Calibri" w:cs="Calibri" w:eastAsia="Calibri" w:hAnsi="Calibri"/>
+          <w:b w:val="0"/>
         </w:rPr>
         <w:t xml:space="preserve">{{company_address}}</w:t>
       </w:r>
@@ -498,6 +499,7 @@
       <w:r>
         <w:rPr>
           <w:rFonts w:ascii="Calibri" w:cs="Calibri" w:eastAsia="Calibri" w:hAnsi="Calibri"/>
+          <w:b w:val="0"/>
         </w:rPr>
         <w:t>Contact No.: {{mobile_no}}</w:t>
       </w:r>
@@ -510,6 +512,7 @@
       <w:r>
         <w:rPr>
           <w:rFonts w:ascii="Calibri" w:cs="Calibri" w:eastAsia="Calibri" w:hAnsi="Calibri"/>
+          <w:b w:val="0"/>
           <w:sz w:val="22"/>
           <w:szCs w:val="22"/>
         </w:rPr>
@@ -665,6 +668,7 @@
       <w:r>
         <w:rPr>
           <w:rFonts w:ascii="Calibri" w:cs="Calibri" w:eastAsia="Calibri" w:hAnsi="Calibri"/>
+          <w:b w:val="0"/>
         </w:rPr>
         <w:t xml:space="preserve">Regards,</w:t>
       </w:r>
@@ -693,6 +697,7 @@
       <w:r>
         <w:rPr>
           <w:rFonts w:ascii="Calibri" w:cs="Calibri" w:eastAsia="Calibri" w:hAnsi="Calibri"/>
+          <w:b w:val="0"/>
         </w:rPr>
         <w:t xml:space="preserve">ENCON Thermal Engineers Pvt. Ltd.</w:t>
       </w:r>
@@ -720,6 +725,7 @@
       <w:r>
         <w:rPr>
           <w:rFonts w:ascii="Calibri" w:cs="Calibri" w:eastAsia="Calibri" w:hAnsi="Calibri"/>
+          <w:b w:val="0"/>
           <w:sz w:val="22"/>
           <w:szCs w:val="22"/>
         </w:rPr>
@@ -734,6 +740,7 @@
       <w:r>
         <w:rPr>
           <w:rFonts w:ascii="Calibri" w:cs="Calibri" w:eastAsia="Calibri" w:hAnsi="Calibri"/>
+          <w:b w:val="0"/>
           <w:sz w:val="22"/>
           <w:szCs w:val="22"/>
         </w:rPr>
@@ -742,6 +749,7 @@
       <w:r>
         <w:rPr>
           <w:rFonts w:ascii="Calibri" w:cs="Calibri" w:eastAsia="Calibri" w:hAnsi="Calibri"/>
+          <w:b w:val="0"/>
           <w:color w:val="6B7280"/>
           <w:sz w:val="22"/>
           <w:szCs w:val="22"/>
@@ -828,6 +836,7 @@
         <w:rPr>
           <w:rFonts w:ascii="Times New Roman" w:hAnsi="Times New Roman" w:cs="Times New Roman"/>
         </w:rPr>
+        <w:pageBreakBefore/>
       </w:pPr>
       <w:r>
         <w:rPr>
@@ -1243,6 +1252,7 @@
           <w:b/>
           <w:u w:val="single"/>
         </w:rPr>
+        <w:pageBreakBefore/>
       </w:pPr>
       <w:r>
         <w:rPr>
@@ -3146,6 +3156,7 @@
           <w:b/>
           <w:u w:val="single"/>
         </w:rPr>
+        <w:pageBreakBefore/>
       </w:pPr>
       <w:r>
         <w:rPr>
@@ -3354,6 +3365,7 @@
           <w:bCs/>
           <w:u w:val="single"/>
         </w:rPr>
+        <w:pageBreakBefore/>
       </w:pPr>
       <w:r>
         <w:rPr>
@@ -3593,6 +3605,7 @@
           <w:b/>
           <w:u w:val="single"/>
         </w:rPr>
+        <w:pageBreakBefore/>
       </w:pPr>
       <w:r>
         <w:rPr>
@@ -3802,6 +3815,7 @@
           <w:b/>
           <w:u w:val="single"/>
         </w:rPr>
+        <w:pageBreakBefore/>
       </w:pPr>
       <w:r>
         <w:rPr>
@@ -3954,6 +3968,7 @@
           <w:b/>
           <w:u w:val="single"/>
         </w:rPr>
+        <w:pageBreakBefore/>
       </w:pPr>
       <w:r>
         <w:rPr>
@@ -4097,6 +4112,7 @@
           <w:b/>
           <w:u w:val="single"/>
         </w:rPr>
+        <w:pageBreakBefore/>
       </w:pPr>
       <w:r>
         <w:rPr>
@@ -4477,6 +4493,7 @@
           <w:b/>
           <w:u w:val="single"/>
         </w:rPr>
+        <w:pageBreakBefore/>
       </w:pPr>
       <w:r>
         <w:rPr>
@@ -4775,6 +4792,7 @@
           <w:color w:val="000000"/>
           <w:u w:val="single"/>
         </w:rPr>
+        <w:pageBreakBefore/>
       </w:pPr>
       <w:r>
         <w:rPr>
@@ -4893,6 +4911,7 @@
           <w:color w:val="000000"/>
           <w:u w:val="single"/>
         </w:rPr>
+        <w:pageBreakBefore/>
       </w:pPr>
       <w:r>
         <w:rPr>
@@ -5013,6 +5032,7 @@
         <w:rPr>
           <w:color w:val="000000"/>
         </w:rPr>
+        <w:pageBreakBefore/>
       </w:pPr>
       <w:r>
         <w:rPr>
@@ -5283,6 +5303,7 @@
           <w:szCs w:val="24"/>
           <w:u w:val="single"/>
         </w:rPr>
+        <w:pageBreakBefore/>
       </w:pPr>
       <w:r>
         <w:rPr>
@@ -10596,6 +10617,7 @@
           <w:bCs/>
           <w:u w:val="single"/>
         </w:rPr>
+        <w:pageBreakBefore/>
       </w:pPr>
       <w:r>
         <w:rPr>
@@ -10606,7 +10628,6 @@
           <w:spacing w:val="-3"/>
           <w:sz w:val="30"/>
         </w:rPr>
-        <w:br w:type="page"/>
       </w:r>
       <w:r>
         <w:rPr>
@@ -13007,6 +13028,7 @@
           <w:u w:val="single"/>
           <w:lang w:val="en-GB"/>
         </w:rPr>
+        <w:pageBreakBefore/>
       </w:pPr>
       <w:r>
         <w:rPr>
@@ -13642,6 +13664,7 @@
           <w:bCs/>
           <w:u w:val="single"/>
         </w:rPr>
+        <w:pageBreakBefore/>
       </w:pPr>
       <w:r>
         <w:rPr>
@@ -13760,6 +13783,7 @@
         <w:ind/>
         <w:contextualSpacing w:val="0"/>
         <w:jc w:val="left"/>
+        <w:pageBreakBefore/>
       </w:pPr>
       <w:r>
         <w:rPr>

--- a/Regen_Oil_Offer_Template.docx
+++ b/Regen_Oil_Offer_Template.docx
@@ -473,7 +473,7 @@
       <w:r>
         <w:rPr>
           <w:rFonts w:ascii="Calibri" w:cs="Calibri" w:eastAsia="Calibri" w:hAnsi="Calibri"/>
-          <w:b w:val="0"/>
+          <w:b/>
         </w:rPr>
         <w:t>Kind Attn: {{poc_name}} ({{poc_designation}})</w:t>
       </w:r>
@@ -486,7 +486,6 @@
       <w:r>
         <w:rPr>
           <w:rFonts w:ascii="Calibri" w:cs="Calibri" w:eastAsia="Calibri" w:hAnsi="Calibri"/>
-          <w:b w:val="0"/>
         </w:rPr>
         <w:t xml:space="preserve">{{company_address}}</w:t>
       </w:r>
@@ -499,7 +498,6 @@
       <w:r>
         <w:rPr>
           <w:rFonts w:ascii="Calibri" w:cs="Calibri" w:eastAsia="Calibri" w:hAnsi="Calibri"/>
-          <w:b w:val="0"/>
         </w:rPr>
         <w:t>Contact No.: {{mobile_no}}</w:t>
       </w:r>
@@ -512,7 +510,6 @@
       <w:r>
         <w:rPr>
           <w:rFonts w:ascii="Calibri" w:cs="Calibri" w:eastAsia="Calibri" w:hAnsi="Calibri"/>
-          <w:b w:val="0"/>
           <w:sz w:val="22"/>
           <w:szCs w:val="22"/>
         </w:rPr>
@@ -668,7 +665,6 @@
       <w:r>
         <w:rPr>
           <w:rFonts w:ascii="Calibri" w:cs="Calibri" w:eastAsia="Calibri" w:hAnsi="Calibri"/>
-          <w:b w:val="0"/>
         </w:rPr>
         <w:t xml:space="preserve">Regards,</w:t>
       </w:r>
@@ -697,7 +693,6 @@
       <w:r>
         <w:rPr>
           <w:rFonts w:ascii="Calibri" w:cs="Calibri" w:eastAsia="Calibri" w:hAnsi="Calibri"/>
-          <w:b w:val="0"/>
         </w:rPr>
         <w:t xml:space="preserve">ENCON Thermal Engineers Pvt. Ltd.</w:t>
       </w:r>
@@ -725,7 +720,6 @@
       <w:r>
         <w:rPr>
           <w:rFonts w:ascii="Calibri" w:cs="Calibri" w:eastAsia="Calibri" w:hAnsi="Calibri"/>
-          <w:b w:val="0"/>
           <w:sz w:val="22"/>
           <w:szCs w:val="22"/>
         </w:rPr>
@@ -740,7 +734,6 @@
       <w:r>
         <w:rPr>
           <w:rFonts w:ascii="Calibri" w:cs="Calibri" w:eastAsia="Calibri" w:hAnsi="Calibri"/>
-          <w:b w:val="0"/>
           <w:sz w:val="22"/>
           <w:szCs w:val="22"/>
         </w:rPr>
@@ -749,7 +742,6 @@
       <w:r>
         <w:rPr>
           <w:rFonts w:ascii="Calibri" w:cs="Calibri" w:eastAsia="Calibri" w:hAnsi="Calibri"/>
-          <w:b w:val="0"/>
           <w:color w:val="6B7280"/>
           <w:sz w:val="22"/>
           <w:szCs w:val="22"/>
@@ -836,7 +828,6 @@
         <w:rPr>
           <w:rFonts w:ascii="Times New Roman" w:hAnsi="Times New Roman" w:cs="Times New Roman"/>
         </w:rPr>
-        <w:pageBreakBefore/>
       </w:pPr>
       <w:r>
         <w:rPr>
@@ -1252,7 +1243,6 @@
           <w:b/>
           <w:u w:val="single"/>
         </w:rPr>
-        <w:pageBreakBefore/>
       </w:pPr>
       <w:r>
         <w:rPr>
@@ -3156,7 +3146,6 @@
           <w:b/>
           <w:u w:val="single"/>
         </w:rPr>
-        <w:pageBreakBefore/>
       </w:pPr>
       <w:r>
         <w:rPr>
@@ -3365,7 +3354,6 @@
           <w:bCs/>
           <w:u w:val="single"/>
         </w:rPr>
-        <w:pageBreakBefore/>
       </w:pPr>
       <w:r>
         <w:rPr>
@@ -3605,7 +3593,6 @@
           <w:b/>
           <w:u w:val="single"/>
         </w:rPr>
-        <w:pageBreakBefore/>
       </w:pPr>
       <w:r>
         <w:rPr>
@@ -3815,7 +3802,6 @@
           <w:b/>
           <w:u w:val="single"/>
         </w:rPr>
-        <w:pageBreakBefore/>
       </w:pPr>
       <w:r>
         <w:rPr>
@@ -3968,7 +3954,6 @@
           <w:b/>
           <w:u w:val="single"/>
         </w:rPr>
-        <w:pageBreakBefore/>
       </w:pPr>
       <w:r>
         <w:rPr>
@@ -4112,7 +4097,6 @@
           <w:b/>
           <w:u w:val="single"/>
         </w:rPr>
-        <w:pageBreakBefore/>
       </w:pPr>
       <w:r>
         <w:rPr>
@@ -4493,7 +4477,6 @@
           <w:b/>
           <w:u w:val="single"/>
         </w:rPr>
-        <w:pageBreakBefore/>
       </w:pPr>
       <w:r>
         <w:rPr>
@@ -4792,7 +4775,6 @@
           <w:color w:val="000000"/>
           <w:u w:val="single"/>
         </w:rPr>
-        <w:pageBreakBefore/>
       </w:pPr>
       <w:r>
         <w:rPr>
@@ -4911,7 +4893,6 @@
           <w:color w:val="000000"/>
           <w:u w:val="single"/>
         </w:rPr>
-        <w:pageBreakBefore/>
       </w:pPr>
       <w:r>
         <w:rPr>
@@ -5032,7 +5013,6 @@
         <w:rPr>
           <w:color w:val="000000"/>
         </w:rPr>
-        <w:pageBreakBefore/>
       </w:pPr>
       <w:r>
         <w:rPr>
@@ -5303,7 +5283,6 @@
           <w:szCs w:val="24"/>
           <w:u w:val="single"/>
         </w:rPr>
-        <w:pageBreakBefore/>
       </w:pPr>
       <w:r>
         <w:rPr>
@@ -10617,7 +10596,6 @@
           <w:bCs/>
           <w:u w:val="single"/>
         </w:rPr>
-        <w:pageBreakBefore/>
       </w:pPr>
       <w:r>
         <w:rPr>
@@ -10628,6 +10606,7 @@
           <w:spacing w:val="-3"/>
           <w:sz w:val="30"/>
         </w:rPr>
+        <w:br w:type="page"/>
       </w:r>
       <w:r>
         <w:rPr>
@@ -13028,7 +13007,6 @@
           <w:u w:val="single"/>
           <w:lang w:val="en-GB"/>
         </w:rPr>
-        <w:pageBreakBefore/>
       </w:pPr>
       <w:r>
         <w:rPr>
@@ -13664,7 +13642,6 @@
           <w:bCs/>
           <w:u w:val="single"/>
         </w:rPr>
-        <w:pageBreakBefore/>
       </w:pPr>
       <w:r>
         <w:rPr>
@@ -13697,15 +13674,9 @@
         <w:tc>
           <w:tcPr>
             <w:tcW w:type="dxa" w:w="6360"/>
-            <w:vAlign w:val="center"/>
-            <w:shd w:val="clear" w:color="auto" w:fill="F3F4F6"/>
-          </w:tcPr>
-          <w:p>
-            <w:r>
-              <w:rPr>
-                <w:b/>
-                <w:sz w:val="22"/>
-              </w:rPr>
+          </w:tcPr>
+          <w:p>
+            <w:r>
               <w:t>Supervision Charges for Erection and Commissioning (Mechanical)</w:t>
             </w:r>
           </w:p>
@@ -13713,13 +13684,9 @@
         <w:tc>
           <w:tcPr>
             <w:tcW w:type="dxa" w:w="3000"/>
-            <w:vAlign w:val="center"/>
-          </w:tcPr>
-          <w:p>
-            <w:r>
-              <w:rPr>
-                <w:sz w:val="22"/>
-              </w:rPr>
+          </w:tcPr>
+          <w:p>
+            <w:r>
               <w:t xml:space="preserve">INR {{ supervision_mech }}</w:t>
             </w:r>
           </w:p>
@@ -13729,15 +13696,9 @@
         <w:tc>
           <w:tcPr>
             <w:tcW w:type="dxa" w:w="6360"/>
-            <w:vAlign w:val="center"/>
-            <w:shd w:val="clear" w:color="auto" w:fill="F3F4F6"/>
-          </w:tcPr>
-          <w:p>
-            <w:r>
-              <w:rPr>
-                <w:b/>
-                <w:sz w:val="22"/>
-              </w:rPr>
+          </w:tcPr>
+          <w:p>
+            <w:r>
               <w:t>Supervision Charges for Erection and Commissioning (PLC and Instrumentation)</w:t>
             </w:r>
           </w:p>
@@ -13745,13 +13706,9 @@
         <w:tc>
           <w:tcPr>
             <w:tcW w:type="dxa" w:w="3000"/>
-            <w:vAlign w:val="center"/>
-          </w:tcPr>
-          <w:p>
-            <w:r>
-              <w:rPr>
-                <w:sz w:val="22"/>
-              </w:rPr>
+          </w:tcPr>
+          <w:p>
+            <w:r>
               <w:t xml:space="preserve">INR {{ supervision_plc }}</w:t>
             </w:r>
           </w:p>
@@ -13762,13 +13719,11 @@
           <w:tcPr>
             <w:tcW w:type="dxa" w:w="9360"/>
             <w:gridSpan w:val="2"/>
-            <w:vAlign w:val="center"/>
           </w:tcPr>
           <w:p>
             <w:r>
               <w:rPr>
                 <w:i/>
-                <w:sz w:val="22"/>
               </w:rPr>
               <w:t>Note: To-and-fro fare from Delhi to site, plus boarding, lodging, local conveyance, and medical assistance if required.</w:t>
             </w:r>
@@ -13783,7 +13738,6 @@
         <w:ind/>
         <w:contextualSpacing w:val="0"/>
         <w:jc w:val="left"/>
-        <w:pageBreakBefore/>
       </w:pPr>
       <w:r>
         <w:rPr>

--- a/Regen_Oil_Offer_Template.docx
+++ b/Regen_Oil_Offer_Template.docx
@@ -441,6 +441,7 @@
       <w:pPr>
         <w:spacing w:after="0" w:before="0" w:line="240" w:lineRule="auto"/>
         <w:jc w:val="left"/>
+        <w:pageBreakBefore/>
       </w:pPr>
       <w:r>
         <w:rPr>

--- a/Regen_Oil_Offer_Template.docx
+++ b/Regen_Oil_Offer_Template.docx
@@ -829,6 +829,7 @@
         <w:rPr>
           <w:rFonts w:ascii="Times New Roman" w:hAnsi="Times New Roman" w:cs="Times New Roman"/>
         </w:rPr>
+        <w:pageBreakBefore/>
       </w:pPr>
       <w:r>
         <w:rPr>
@@ -862,7 +863,7 @@
     </w:p>
     <w:p>
       <w:pPr>
-        <w:spacing w:before="280" w:after="80"/>
+        <w:spacing w:before="0" w:after="80"/>
         <w:jc w:val="both"/>
         <w:rPr>
           <w:b/>
@@ -1136,6 +1137,7 @@
     </w:p>
     <w:p>
       <w:pPr>
+        <w:keepNext/>
         <w:jc w:val="center"/>
       </w:pPr>
       <w:r>
@@ -1149,11 +1151,14 @@
     <w:p>
       <w:pPr>
         <w:jc w:val="center"/>
+        <w:pBdr>
+          <w:bottom w:val="single" w:sz="6" w:space="6" w:color="808080"/>
+        </w:pBdr>
       </w:pPr>
       <w:r>
         <w:drawing>
           <wp:inline xmlns:a="http://schemas.openxmlformats.org/drawingml/2006/main" xmlns:pic="http://schemas.openxmlformats.org/drawingml/2006/picture">
-            <wp:extent cx="5669280" cy="3931760"/>
+            <wp:extent cx="4535424" cy="3145408"/>
             <wp:docPr id="4" name="Picture 4"/>
             <wp:cNvGraphicFramePr>
               <a:graphicFrameLocks noChangeAspect="1"/>
@@ -1174,7 +1179,7 @@
                   <pic:spPr>
                     <a:xfrm>
                       <a:off x="0" y="0"/>
-                      <a:ext cx="5669280" cy="3931760"/>
+                      <a:ext cx="4535424" cy="3145408"/>
                     </a:xfrm>
                     <a:prstGeom prst="rect"/>
                   </pic:spPr>
@@ -1187,6 +1192,7 @@
     </w:p>
     <w:p>
       <w:pPr>
+        <w:keepNext/>
         <w:jc w:val="center"/>
       </w:pPr>
       <w:r>
@@ -1204,7 +1210,7 @@
       <w:r>
         <w:drawing>
           <wp:inline xmlns:a="http://schemas.openxmlformats.org/drawingml/2006/main" xmlns:pic="http://schemas.openxmlformats.org/drawingml/2006/picture">
-            <wp:extent cx="5669280" cy="3047855"/>
+            <wp:extent cx="4535424" cy="2438284"/>
             <wp:docPr id="3" name="Picture 3"/>
             <wp:cNvGraphicFramePr>
               <a:graphicFrameLocks noChangeAspect="1"/>
@@ -1225,7 +1231,7 @@
                   <pic:spPr>
                     <a:xfrm>
                       <a:off x="0" y="0"/>
-                      <a:ext cx="5669280" cy="3047855"/>
+                      <a:ext cx="4535424" cy="2438284"/>
                     </a:xfrm>
                     <a:prstGeom prst="rect"/>
                   </pic:spPr>

--- a/Regen_Oil_Offer_Template.docx
+++ b/Regen_Oil_Offer_Template.docx
@@ -1184,6 +1184,9 @@
         <w:keepNext/>
         <w:keepLines/>
         <w:jc w:val="center"/>
+        <w:pBdr>
+          <w:bottom w:val="single" w:sz="6" w:space="6" w:color="808080"/>
+        </w:pBdr>
       </w:pPr>
       <w:r>
         <w:rPr>
@@ -5734,6 +5737,7 @@
           <w:szCs w:val="24"/>
           <w:u w:val="single"/>
         </w:rPr>
+        <w:pageBreakBefore/>
       </w:pPr>
       <w:r>
         <w:rPr>

--- a/Regen_Oil_Offer_Template.docx
+++ b/Regen_Oil_Offer_Template.docx
@@ -1250,6 +1250,7 @@
         <w:keepNext/>
         <w:keepLines/>
         <w:jc w:val="center"/>
+        <w:pageBreakBefore/>
       </w:pPr>
       <w:r>
         <w:rPr>

--- a/Regen_Oil_Offer_Template.docx
+++ b/Regen_Oil_Offer_Template.docx
@@ -1184,9 +1184,6 @@
         <w:keepNext/>
         <w:keepLines/>
         <w:jc w:val="center"/>
-        <w:pBdr>
-          <w:bottom w:val="single" w:sz="6" w:space="6" w:color="808080"/>
-        </w:pBdr>
       </w:pPr>
       <w:r>
         <w:rPr>
@@ -1202,9 +1199,6 @@
         <w:jc w:val="center"/>
         <w:keepNext/>
         <w:keepLines/>
-        <w:pBdr>
-          <w:bottom w:val="single" w:sz="6" w:space="6" w:color="808080"/>
-        </w:pBdr>
       </w:pPr>
       <w:r>
         <w:rPr>

--- a/Regen_Oil_Offer_Template.docx
+++ b/Regen_Oil_Offer_Template.docx
@@ -10,6 +10,7 @@
       <w:r>
         <w:rPr>
           <w:rFonts w:ascii="Calibri" w:hAnsi="Calibri" w:cs="Calibri" w:eastAsia="Calibri"/>
+          <w:sz w:val="20"/>
         </w:rPr>
         <w:drawing>
           <wp:inline distT="0" distB="0" distL="0" distR="0">
@@ -62,7 +63,7 @@
           <w:b/>
           <w:bCs/>
           <w:color w:val="1F2937"/>
-          <w:sz w:val="36"/>
+          <w:sz w:val="30"/>
           <w:szCs w:val="36"/>
           <w:spacing w:val="60"/>
         </w:rPr>
@@ -80,7 +81,7 @@
           <w:b/>
           <w:bCs/>
           <w:color w:val="E87722"/>
-          <w:sz w:val="32"/>
+          <w:sz w:val="30"/>
           <w:szCs w:val="32"/>
         </w:rPr>
         <w:t>{{equipment_name}}</w:t>
@@ -376,7 +377,7 @@
           <w:b/>
           <w:bCs/>
           <w:color w:val="E87722"/>
-          <w:sz w:val="44"/>
+          <w:sz w:val="30"/>
           <w:szCs w:val="44"/>
         </w:rPr>
         <w:t xml:space="preserve">ENCON Thermal Engineers (P) Ltd</w:t>
@@ -393,7 +394,7 @@
           <w:i/>
           <w:iCs/>
           <w:color w:val="6B7280"/>
-          <w:sz w:val="22"/>
+          <w:sz w:val="24"/>
           <w:szCs w:val="22"/>
         </w:rPr>
         <w:t xml:space="preserve">Your Answer to the Continued Need for Energy Conservation</w:t>
@@ -807,7 +808,7 @@
           <w:rFonts w:ascii="Calibri" w:hAnsi="Calibri" w:cs="Calibri" w:eastAsia="Calibri"/>
           <w:b/>
           <w:color w:val="B45F04"/>
-          <w:sz w:val="27"/>
+          <w:sz w:val="24"/>
         </w:rPr>
         <w:t>NATIONAL ENERGY EFFICIENCY INNOVATION AWARD</w:t>
       </w:r>
@@ -14919,6 +14920,9 @@
       <w:headerReference w:type="default" r:id="rId9"/>
       <w:footerReference w:type="default" r:id="rId10"/>
       <w:headerReference w:type="first" r:id="rId20"/>
+      <w:footerReference w:type="first" r:id="rId21"/>
+      <w:headerReference w:type="even" r:id="rId22"/>
+      <w:footerReference w:type="even" r:id="rId23"/>
       <w:pgSz w:w="11906" w:h="16838" w:orient="portrait"/>
       <w:pgMar w:top="2880" w:right="1083" w:bottom="1440" w:left="1083" w:header="708" w:footer="708" w:gutter="0"/>
       <w:pgNumType/>
@@ -15073,7 +15077,7 @@
       <w:rPr>
         <w:rFonts w:ascii="Calibri" w:cs="Calibri" w:eastAsia="Calibri" w:hAnsi="Calibri"/>
         <w:color w:val="6B7280"/>
-        <w:sz w:val="16"/>
+        <w:sz w:val="20"/>
         <w:szCs w:val="16"/>
       </w:rPr>
       <w:t xml:space="preserve">297, Sector‑21B Faridabad – 121 001 (Haryana) India  •  Tel: +91 (129) 4047847, 2439458  •  </w:t>
@@ -15082,7 +15086,7 @@
       <w:rPr>
         <w:rFonts w:ascii="Calibri" w:cs="Calibri" w:eastAsia="Calibri" w:hAnsi="Calibri"/>
         <w:color w:val="6B7280"/>
-        <w:sz w:val="16"/>
+        <w:sz w:val="20"/>
         <w:szCs w:val="16"/>
       </w:rPr>
       <w:t xml:space="preserve">sales@encon.co.in</w:t>
@@ -15091,7 +15095,7 @@
       <w:rPr>
         <w:rFonts w:ascii="Calibri" w:cs="Calibri" w:eastAsia="Calibri" w:hAnsi="Calibri"/>
         <w:color w:val="6B7280"/>
-        <w:sz w:val="16"/>
+        <w:sz w:val="20"/>
         <w:szCs w:val="16"/>
       </w:rPr>
       <w:t xml:space="preserve">  •  www.encon.co.in</w:t>
@@ -15106,7 +15110,7 @@
       <w:rPr>
         <w:rFonts w:ascii="Calibri" w:cs="Calibri" w:eastAsia="Calibri" w:hAnsi="Calibri"/>
         <w:color w:val="6B7280"/>
-        <w:sz w:val="16"/>
+        <w:sz w:val="20"/>
         <w:szCs w:val="16"/>
       </w:rPr>
       <w:t xml:space="preserve">Page </w:t>
@@ -15115,7 +15119,7 @@
       <w:rPr>
         <w:rFonts w:ascii="Calibri" w:cs="Calibri" w:eastAsia="Calibri" w:hAnsi="Calibri"/>
         <w:color w:val="6B7280"/>
-        <w:sz w:val="16"/>
+        <w:sz w:val="20"/>
         <w:szCs w:val="16"/>
       </w:rPr>
       <w:fldChar w:fldCharType="begin"/>
@@ -15127,7 +15131,7 @@
       <w:rPr>
         <w:rFonts w:ascii="Calibri" w:cs="Calibri" w:eastAsia="Calibri" w:hAnsi="Calibri"/>
         <w:color w:val="6B7280"/>
-        <w:sz w:val="16"/>
+        <w:sz w:val="20"/>
         <w:szCs w:val="16"/>
       </w:rPr>
       <w:t xml:space="preserve"> of </w:t>
@@ -15136,7 +15140,7 @@
       <w:rPr>
         <w:rFonts w:ascii="Calibri" w:cs="Calibri" w:eastAsia="Calibri" w:hAnsi="Calibri"/>
         <w:color w:val="6B7280"/>
-        <w:sz w:val="16"/>
+        <w:sz w:val="20"/>
         <w:szCs w:val="16"/>
       </w:rPr>
       <w:fldChar w:fldCharType="begin"/>
@@ -15237,6 +15241,26 @@
 </w:ftr>
 </file>
 
+<file path=word/footer4.xml><?xml version="1.0" encoding="utf-8"?>
+<w:ftr xmlns:m="http://schemas.openxmlformats.org/officeDocument/2006/math" xmlns:mc="http://schemas.openxmlformats.org/markup-compatibility/2006" xmlns:mo="http://schemas.microsoft.com/office/mac/office/2008/main" xmlns:mv="urn:schemas-microsoft-com:mac:vml" xmlns:o="urn:schemas-microsoft-com:office:office" xmlns:r="http://schemas.openxmlformats.org/officeDocument/2006/relationships" xmlns:v="urn:schemas-microsoft-com:vml" xmlns:w10="urn:schemas-microsoft-com:office:word" xmlns:w14="http://schemas.microsoft.com/office/word/2010/wordml" xmlns:w="http://schemas.openxmlformats.org/wordprocessingml/2006/main" xmlns:wne="http://schemas.microsoft.com/office/word/2006/wordml" xmlns:wp14="http://schemas.microsoft.com/office/word/2010/wordprocessingDrawing" xmlns:wp="http://schemas.openxmlformats.org/drawingml/2006/wordprocessingDrawing" xmlns:wpc="http://schemas.microsoft.com/office/word/2010/wordprocessingCanvas" xmlns:wpg="http://schemas.microsoft.com/office/word/2010/wordprocessingGroup" xmlns:wpi="http://schemas.microsoft.com/office/word/2010/wordprocessingInk" xmlns:wps="http://schemas.microsoft.com/office/word/2010/wordprocessingShape" mc:Ignorable="w14 wp14">
+  <w:p>
+    <w:pPr>
+      <w:pStyle w:val="Footer"/>
+    </w:pPr>
+  </w:p>
+</w:ftr>
+</file>
+
+<file path=word/footer5.xml><?xml version="1.0" encoding="utf-8"?>
+<w:ftr xmlns:m="http://schemas.openxmlformats.org/officeDocument/2006/math" xmlns:mc="http://schemas.openxmlformats.org/markup-compatibility/2006" xmlns:mo="http://schemas.microsoft.com/office/mac/office/2008/main" xmlns:mv="urn:schemas-microsoft-com:mac:vml" xmlns:o="urn:schemas-microsoft-com:office:office" xmlns:r="http://schemas.openxmlformats.org/officeDocument/2006/relationships" xmlns:v="urn:schemas-microsoft-com:vml" xmlns:w10="urn:schemas-microsoft-com:office:word" xmlns:w14="http://schemas.microsoft.com/office/word/2010/wordml" xmlns:w="http://schemas.openxmlformats.org/wordprocessingml/2006/main" xmlns:wne="http://schemas.microsoft.com/office/word/2006/wordml" xmlns:wp14="http://schemas.microsoft.com/office/word/2010/wordprocessingDrawing" xmlns:wp="http://schemas.openxmlformats.org/drawingml/2006/wordprocessingDrawing" xmlns:wpc="http://schemas.microsoft.com/office/word/2010/wordprocessingCanvas" xmlns:wpg="http://schemas.microsoft.com/office/word/2010/wordprocessingGroup" xmlns:wpi="http://schemas.microsoft.com/office/word/2010/wordprocessingInk" xmlns:wps="http://schemas.microsoft.com/office/word/2010/wordprocessingShape" mc:Ignorable="w14 wp14">
+  <w:p>
+    <w:pPr>
+      <w:pStyle w:val="Footer"/>
+    </w:pPr>
+  </w:p>
+</w:ftr>
+</file>
+
 <file path=word/footnotes.xml><?xml version="1.0" encoding="utf-8"?>
 <w:footnotes xmlns:wpc="http://schemas.microsoft.com/office/word/2010/wordprocessingCanvas" xmlns:mc="http://schemas.openxmlformats.org/markup-compatibility/2006" xmlns:o="urn:schemas-microsoft-com:office:office" xmlns:r="http://schemas.openxmlformats.org/officeDocument/2006/relationships" xmlns:m="http://schemas.openxmlformats.org/officeDocument/2006/math" xmlns:v="urn:schemas-microsoft-com:vml" xmlns:wp14="http://schemas.microsoft.com/office/word/2010/wordprocessingDrawing" xmlns:wp="http://schemas.openxmlformats.org/drawingml/2006/wordprocessingDrawing" xmlns:w10="urn:schemas-microsoft-com:office:word" xmlns:w="http://schemas.openxmlformats.org/wordprocessingml/2006/main" xmlns:w14="http://schemas.microsoft.com/office/word/2010/wordml" xmlns:w15="http://schemas.microsoft.com/office/word/2012/wordml" xmlns:wpg="http://schemas.microsoft.com/office/word/2010/wordprocessingGroup" xmlns:wpi="http://schemas.microsoft.com/office/word/2010/wordprocessingInk" xmlns:wne="http://schemas.microsoft.com/office/word/2006/wordml" xmlns:wps="http://schemas.microsoft.com/office/word/2010/wordprocessingShape" mc:Ignorable="w14 w15 wp14">
   <w:footnote w:type="separator" w:id="-1">
@@ -15320,6 +15344,10 @@
             <w:jc w:val="left"/>
           </w:pPr>
           <w:r>
+            <w:rPr>
+              <w:rFonts w:ascii="Calibri" w:hAnsi="Calibri" w:cs="Calibri" w:eastAsia="Calibri"/>
+              <w:sz w:val="20"/>
+            </w:rPr>
             <w:drawing>
               <wp:inline distT="0" distB="0" distL="0" distR="0">
                 <wp:extent cx="1029600" cy="1260000"/>
@@ -15381,7 +15409,7 @@
             <w:rPr>
               <w:rFonts w:ascii="Calibri" w:cs="Calibri" w:eastAsia="Calibri" w:hAnsi="Calibri"/>
               <w:color w:val="6B7280"/>
-              <w:sz w:val="16"/>
+              <w:sz w:val="20"/>
               <w:szCs w:val="16"/>
             </w:rPr>
             <w:t>Ref: {{enquiry_ref}}</w:t>
@@ -15416,6 +15444,16 @@
 <file path=word/header5.xml><?xml version="1.0" encoding="utf-8"?>
 <w:hdr xmlns:m="http://schemas.openxmlformats.org/officeDocument/2006/math" xmlns:mc="http://schemas.openxmlformats.org/markup-compatibility/2006" xmlns:mo="http://schemas.microsoft.com/office/mac/office/2008/main" xmlns:mv="urn:schemas-microsoft-com:mac:vml" xmlns:o="urn:schemas-microsoft-com:office:office" xmlns:r="http://schemas.openxmlformats.org/officeDocument/2006/relationships" xmlns:v="urn:schemas-microsoft-com:vml" xmlns:w10="urn:schemas-microsoft-com:office:word" xmlns:w14="http://schemas.microsoft.com/office/word/2010/wordml" xmlns:w="http://schemas.openxmlformats.org/wordprocessingml/2006/main" xmlns:wne="http://schemas.microsoft.com/office/word/2006/wordml" xmlns:wp14="http://schemas.microsoft.com/office/word/2010/wordprocessingDrawing" xmlns:wp="http://schemas.openxmlformats.org/drawingml/2006/wordprocessingDrawing" xmlns:wpc="http://schemas.microsoft.com/office/word/2010/wordprocessingCanvas" xmlns:wpg="http://schemas.microsoft.com/office/word/2010/wordprocessingGroup" xmlns:wpi="http://schemas.microsoft.com/office/word/2010/wordprocessingInk" xmlns:wps="http://schemas.microsoft.com/office/word/2010/wordprocessingShape" mc:Ignorable="w14 wp14">
   <w:p/>
+</w:hdr>
+</file>
+
+<file path=word/header6.xml><?xml version="1.0" encoding="utf-8"?>
+<w:hdr xmlns:m="http://schemas.openxmlformats.org/officeDocument/2006/math" xmlns:mc="http://schemas.openxmlformats.org/markup-compatibility/2006" xmlns:mo="http://schemas.microsoft.com/office/mac/office/2008/main" xmlns:mv="urn:schemas-microsoft-com:mac:vml" xmlns:o="urn:schemas-microsoft-com:office:office" xmlns:r="http://schemas.openxmlformats.org/officeDocument/2006/relationships" xmlns:v="urn:schemas-microsoft-com:vml" xmlns:w10="urn:schemas-microsoft-com:office:word" xmlns:w14="http://schemas.microsoft.com/office/word/2010/wordml" xmlns:w="http://schemas.openxmlformats.org/wordprocessingml/2006/main" xmlns:wne="http://schemas.microsoft.com/office/word/2006/wordml" xmlns:wp14="http://schemas.microsoft.com/office/word/2010/wordprocessingDrawing" xmlns:wp="http://schemas.openxmlformats.org/drawingml/2006/wordprocessingDrawing" xmlns:wpc="http://schemas.microsoft.com/office/word/2010/wordprocessingCanvas" xmlns:wpg="http://schemas.microsoft.com/office/word/2010/wordprocessingGroup" xmlns:wpi="http://schemas.microsoft.com/office/word/2010/wordprocessingInk" xmlns:wps="http://schemas.microsoft.com/office/word/2010/wordprocessingShape" mc:Ignorable="w14 wp14">
+  <w:p>
+    <w:pPr>
+      <w:pStyle w:val="Header"/>
+    </w:pPr>
+  </w:p>
 </w:hdr>
 </file>
 
@@ -16475,8 +16513,8 @@
     <w:rPrDefault>
       <w:rPr>
         <w:rFonts w:ascii="Calibri" w:cs="Calibri" w:eastAsia="Calibri" w:hAnsi="Calibri"/>
-        <w:sz w:val="22"/>
-        <w:szCs w:val="22"/>
+        <w:sz w:val="20"/>
+        <w:szCs w:val="20"/>
       </w:rPr>
     </w:rPrDefault>
     <w:pPrDefault/>
@@ -16487,7 +16525,7 @@
     <w:next w:val="Normal"/>
     <w:qFormat/>
     <w:rPr>
-      <w:sz w:val="56"/>
+      <w:sz w:val="30"/>
       <w:szCs w:val="56"/>
     </w:rPr>
   </w:style>
@@ -16501,7 +16539,7 @@
       <w:b/>
       <w:bCs/>
       <w:color w:val="1F2937"/>
-      <w:sz w:val="32"/>
+      <w:sz w:val="30"/>
       <w:szCs w:val="32"/>
     </w:rPr>
   </w:style>
@@ -16515,7 +16553,7 @@
       <w:b/>
       <w:bCs/>
       <w:color w:val="E87722"/>
-      <w:sz w:val="26"/>
+      <w:sz w:val="24"/>
       <w:szCs w:val="26"/>
     </w:rPr>
   </w:style>
@@ -16529,7 +16567,7 @@
       <w:b/>
       <w:bCs/>
       <w:color w:val="1F2937"/>
-      <w:sz w:val="22"/>
+      <w:sz w:val="24"/>
       <w:szCs w:val="22"/>
     </w:rPr>
   </w:style>
@@ -16667,7 +16705,7 @@
     <w:rPr>
       <w:rFonts w:ascii="Calibri" w:cs="Calibri" w:eastAsia="Calibri" w:hAnsi="Calibri"/>
       <w:color w:val="1565C0"/>
-      <w:sz w:val="22"/>
+      <w:sz w:val="24"/>
       <w:szCs w:val="22"/>
       <w:u w:val="single"/>
     </w:rPr>
@@ -16678,8 +16716,8 @@
     <w:qFormat/>
     <w:rsid w:val="00BB5E58"/>
     <w:rPr>
-      <w:rFonts w:asciiTheme="minorHAnsi" w:eastAsiaTheme="minorHAnsi" w:hAnsiTheme="minorHAnsi" w:cstheme="minorBidi"/>
-      <w:sz w:val="22"/>
+      <w:rFonts w:ascii="Calibri" w:hAnsi="Calibri" w:cs="Calibri" w:eastAsia="Calibri"/>
+      <w:sz w:val="24"/>
       <w:szCs w:val="22"/>
       <w:lang w:val="en-US"/>
     </w:rPr>
@@ -16719,7 +16757,7 @@
       <w:ind w:left="107"/>
     </w:pPr>
     <w:rPr>
-      <w:sz w:val="22"/>
+      <w:sz w:val="24"/>
       <w:szCs w:val="22"/>
       <w:lang w:val="en-US" w:eastAsia="en-US" w:bidi="ar-SA"/>
     </w:rPr>
